--- a/templates/iso14001_stage1.docx
+++ b/templates/iso14001_stage1.docx
@@ -350,7 +350,6 @@
           <w:szCs w:val="22"/>
         </w:rPr>
       </w:pPr>
-      <w:proofErr w:type="gramStart"/>
       <w:r>
         <w:rPr>
           <w:rFonts w:ascii="Arial" w:hAnsi="Arial" w:cs="Arial"/>
@@ -371,7 +370,6 @@
         <w:t>organizationName</w:t>
       </w:r>
       <w:proofErr w:type="spellEnd"/>
-      <w:proofErr w:type="gramEnd"/>
       <w:r>
         <w:rPr>
           <w:rFonts w:ascii="Arial" w:hAnsi="Arial" w:cs="Arial"/>
@@ -392,7 +390,6 @@
           <w:shd w:val="clear" w:color="auto" w:fill="FFFFFF"/>
         </w:rPr>
       </w:pPr>
-      <w:proofErr w:type="gramStart"/>
       <w:r>
         <w:rPr>
           <w:rFonts w:ascii="Arial" w:hAnsi="Arial" w:cs="Arial"/>
@@ -400,17 +397,7 @@
           <w:color w:val="000000"/>
           <w:shd w:val="clear" w:color="auto" w:fill="FFFFFF"/>
         </w:rPr>
-        <w:t>{{ address</w:t>
-      </w:r>
-      <w:proofErr w:type="gramEnd"/>
-      <w:r>
-        <w:rPr>
-          <w:rFonts w:ascii="Arial" w:hAnsi="Arial" w:cs="Arial"/>
-          <w:b/>
-          <w:color w:val="000000"/>
-          <w:shd w:val="clear" w:color="auto" w:fill="FFFFFF"/>
-        </w:rPr>
-        <w:t xml:space="preserve"> }}</w:t>
+        <w:t>{{ address }}</w:t>
       </w:r>
     </w:p>
     <w:p>
@@ -544,7 +531,6 @@
                 <w:rFonts w:ascii="Arial" w:hAnsi="Arial" w:cs="Arial"/>
               </w:rPr>
             </w:pPr>
-            <w:proofErr w:type="gramStart"/>
             <w:r>
               <w:rPr>
                 <w:rFonts w:ascii="Arial" w:hAnsi="Arial" w:cs="Arial"/>
@@ -559,7 +545,6 @@
               <w:t>organizationName</w:t>
             </w:r>
             <w:proofErr w:type="spellEnd"/>
-            <w:proofErr w:type="gramEnd"/>
             <w:r>
               <w:rPr>
                 <w:rFonts w:ascii="Arial" w:hAnsi="Arial" w:cs="Arial"/>
@@ -603,19 +588,11 @@
                 <w:rFonts w:ascii="Arial" w:hAnsi="Arial" w:cs="Arial"/>
               </w:rPr>
             </w:pPr>
-            <w:proofErr w:type="gramStart"/>
-            <w:r>
-              <w:rPr>
-                <w:rFonts w:ascii="Arial" w:hAnsi="Arial" w:cs="Arial"/>
-              </w:rPr>
-              <w:t>{{ address</w:t>
-            </w:r>
-            <w:proofErr w:type="gramEnd"/>
-            <w:r>
-              <w:rPr>
-                <w:rFonts w:ascii="Arial" w:hAnsi="Arial" w:cs="Arial"/>
-              </w:rPr>
-              <w:t xml:space="preserve"> }}</w:t>
+            <w:r>
+              <w:rPr>
+                <w:rFonts w:ascii="Arial" w:hAnsi="Arial" w:cs="Arial"/>
+              </w:rPr>
+              <w:t>{{ address }}</w:t>
             </w:r>
           </w:p>
         </w:tc>
@@ -654,7 +631,6 @@
                 <w:rFonts w:ascii="Arial" w:hAnsi="Arial" w:cs="Arial"/>
               </w:rPr>
             </w:pPr>
-            <w:proofErr w:type="gramStart"/>
             <w:r>
               <w:rPr>
                 <w:rFonts w:ascii="Arial" w:hAnsi="Arial" w:cs="Arial"/>
@@ -669,7 +645,6 @@
               <w:t>siteAddress</w:t>
             </w:r>
             <w:proofErr w:type="spellEnd"/>
-            <w:proofErr w:type="gramEnd"/>
             <w:r>
               <w:rPr>
                 <w:rFonts w:ascii="Arial" w:hAnsi="Arial" w:cs="Arial"/>
@@ -713,7 +688,6 @@
                 <w:rFonts w:ascii="Arial" w:hAnsi="Arial" w:cs="Arial"/>
               </w:rPr>
             </w:pPr>
-            <w:proofErr w:type="gramStart"/>
             <w:r>
               <w:rPr>
                 <w:rFonts w:ascii="Arial" w:hAnsi="Arial" w:cs="Arial"/>
@@ -728,7 +702,6 @@
               <w:t>emailId</w:t>
             </w:r>
             <w:proofErr w:type="spellEnd"/>
-            <w:proofErr w:type="gramEnd"/>
             <w:r>
               <w:rPr>
                 <w:rFonts w:ascii="Arial" w:hAnsi="Arial" w:cs="Arial"/>
@@ -772,7 +745,6 @@
                 <w:rFonts w:ascii="Arial" w:hAnsi="Arial" w:cs="Arial"/>
               </w:rPr>
             </w:pPr>
-            <w:proofErr w:type="gramStart"/>
             <w:r>
               <w:rPr>
                 <w:rFonts w:ascii="Arial" w:hAnsi="Arial" w:cs="Arial"/>
@@ -787,7 +759,6 @@
               <w:t>contactPerson</w:t>
             </w:r>
             <w:proofErr w:type="spellEnd"/>
-            <w:proofErr w:type="gramEnd"/>
             <w:r>
               <w:rPr>
                 <w:rFonts w:ascii="Arial" w:hAnsi="Arial" w:cs="Arial"/>
@@ -831,7 +802,6 @@
                 <w:rFonts w:ascii="Arial" w:hAnsi="Arial" w:cs="Arial"/>
               </w:rPr>
             </w:pPr>
-            <w:proofErr w:type="gramStart"/>
             <w:r>
               <w:rPr>
                 <w:rFonts w:ascii="Arial" w:hAnsi="Arial" w:cs="Arial"/>
@@ -846,7 +816,6 @@
               <w:t>telephoneFax</w:t>
             </w:r>
             <w:proofErr w:type="spellEnd"/>
-            <w:proofErr w:type="gramEnd"/>
             <w:r>
               <w:rPr>
                 <w:rFonts w:ascii="Arial" w:hAnsi="Arial" w:cs="Arial"/>
@@ -897,23 +866,13 @@
                 <w:szCs w:val="22"/>
               </w:rPr>
             </w:pPr>
-            <w:proofErr w:type="gramStart"/>
-            <w:r>
-              <w:rPr>
-                <w:rFonts w:ascii="Arial" w:hAnsi="Arial" w:cs="Arial"/>
-                <w:sz w:val="22"/>
-                <w:szCs w:val="22"/>
-              </w:rPr>
-              <w:t>{{ scope</w:t>
-            </w:r>
-            <w:proofErr w:type="gramEnd"/>
-            <w:r>
-              <w:rPr>
-                <w:rFonts w:ascii="Arial" w:hAnsi="Arial" w:cs="Arial"/>
-                <w:sz w:val="22"/>
-                <w:szCs w:val="22"/>
-              </w:rPr>
-              <w:t xml:space="preserve"> }}</w:t>
+            <w:r>
+              <w:rPr>
+                <w:rFonts w:ascii="Arial" w:hAnsi="Arial" w:cs="Arial"/>
+                <w:sz w:val="22"/>
+                <w:szCs w:val="22"/>
+              </w:rPr>
+              <w:t>{{ scope }}</w:t>
             </w:r>
           </w:p>
         </w:tc>
@@ -956,27 +915,28 @@
                 <w:rFonts w:ascii="Arial" w:hAnsi="Arial" w:cs="Arial"/>
               </w:rPr>
             </w:pPr>
-            <w:proofErr w:type="gramStart"/>
-            <w:r>
-              <w:rPr>
-                <w:rFonts w:ascii="Arial" w:hAnsi="Arial" w:cs="Arial"/>
-              </w:rPr>
-              <w:t xml:space="preserve">{{ </w:t>
+            <w:r>
+              <w:rPr>
+                <w:rFonts w:ascii="Calibri" w:hAnsi="Calibri"/>
+                <w:szCs w:val="22"/>
+              </w:rPr>
+              <w:t>{{</w:t>
             </w:r>
             <w:proofErr w:type="spellStart"/>
             <w:r>
               <w:rPr>
-                <w:rFonts w:ascii="Arial" w:hAnsi="Arial" w:cs="Arial"/>
-              </w:rPr>
-              <w:t>emsComplexityRisk</w:t>
+                <w:rFonts w:ascii="Calibri" w:hAnsi="Calibri"/>
+                <w:szCs w:val="22"/>
+              </w:rPr>
+              <w:t>riskCategory</w:t>
             </w:r>
             <w:proofErr w:type="spellEnd"/>
-            <w:proofErr w:type="gramEnd"/>
-            <w:r>
-              <w:rPr>
-                <w:rFonts w:ascii="Arial" w:hAnsi="Arial" w:cs="Arial"/>
-              </w:rPr>
-              <w:t xml:space="preserve"> }}</w:t>
+            <w:r>
+              <w:rPr>
+                <w:rFonts w:ascii="Calibri" w:hAnsi="Calibri"/>
+                <w:szCs w:val="22"/>
+              </w:rPr>
+              <w:t>}}</w:t>
             </w:r>
           </w:p>
         </w:tc>
@@ -1019,7 +979,6 @@
                 <w:rFonts w:ascii="Arial" w:hAnsi="Arial" w:cs="Arial"/>
               </w:rPr>
             </w:pPr>
-            <w:proofErr w:type="gramStart"/>
             <w:r>
               <w:rPr>
                 <w:rFonts w:ascii="Arial" w:hAnsi="Arial" w:cs="Arial"/>
@@ -1034,7 +993,6 @@
               <w:t>iafCode</w:t>
             </w:r>
             <w:proofErr w:type="spellEnd"/>
-            <w:proofErr w:type="gramEnd"/>
             <w:r>
               <w:rPr>
                 <w:rFonts w:ascii="Arial" w:hAnsi="Arial" w:cs="Arial"/>
@@ -1082,7 +1040,6 @@
                 <w:rFonts w:ascii="Arial" w:hAnsi="Arial" w:cs="Arial"/>
               </w:rPr>
             </w:pPr>
-            <w:proofErr w:type="gramStart"/>
             <w:r>
               <w:rPr>
                 <w:rFonts w:ascii="Arial" w:hAnsi="Arial" w:cs="Arial"/>
@@ -1097,7 +1054,6 @@
               <w:t>numberOfEmployees</w:t>
             </w:r>
             <w:proofErr w:type="spellEnd"/>
-            <w:proofErr w:type="gramEnd"/>
             <w:r>
               <w:rPr>
                 <w:rFonts w:ascii="Arial" w:hAnsi="Arial" w:cs="Arial"/>
@@ -1147,7 +1103,6 @@
                 <w:rFonts w:ascii="Arial" w:hAnsi="Arial" w:cs="Arial"/>
               </w:rPr>
             </w:pPr>
-            <w:proofErr w:type="gramStart"/>
             <w:r>
               <w:rPr>
                 <w:rFonts w:ascii="Arial" w:hAnsi="Arial" w:cs="Arial"/>
@@ -1162,7 +1117,6 @@
               <w:t>auditTeam</w:t>
             </w:r>
             <w:proofErr w:type="spellEnd"/>
-            <w:proofErr w:type="gramEnd"/>
             <w:r>
               <w:rPr>
                 <w:rFonts w:ascii="Arial" w:hAnsi="Arial" w:cs="Arial"/>
@@ -1198,7 +1152,56 @@
               <w:rPr>
                 <w:rFonts w:ascii="Arial" w:hAnsi="Arial" w:cs="Arial"/>
               </w:rPr>
-              <w:t xml:space="preserve">Audit Duration Monday(s):  </w:t>
+              <w:t xml:space="preserve">Audit Duration </w:t>
+            </w:r>
+            <w:proofErr w:type="spellStart"/>
+            <w:r>
+              <w:rPr>
+                <w:rFonts w:ascii="Arial" w:hAnsi="Arial" w:cs="Arial"/>
+              </w:rPr>
+              <w:t>M</w:t>
+            </w:r>
+            <w:r>
+              <w:rPr>
+                <w:rFonts w:ascii="Arial" w:hAnsi="Arial" w:cs="Arial"/>
+              </w:rPr>
+              <w:t>a</w:t>
+            </w:r>
+            <w:r>
+              <w:rPr>
+                <w:rFonts w:ascii="Arial" w:hAnsi="Arial" w:cs="Arial"/>
+              </w:rPr>
+              <w:t>nday</w:t>
+            </w:r>
+            <w:proofErr w:type="spellEnd"/>
+            <w:r>
+              <w:rPr>
+                <w:rFonts w:ascii="Arial" w:hAnsi="Arial" w:cs="Arial"/>
+              </w:rPr>
+              <w:t xml:space="preserve">(s):  </w:t>
+            </w:r>
+            <w:r>
+              <w:rPr>
+                <w:rFonts w:ascii="Calibri" w:hAnsi="Calibri"/>
+                <w:szCs w:val="22"/>
+              </w:rPr>
+              <w:t>{{</w:t>
+            </w:r>
+            <w:proofErr w:type="spellStart"/>
+            <w:r>
+              <w:rPr>
+                <w:rFonts w:ascii="Calibri" w:hAnsi="Calibri"/>
+                <w:szCs w:val="22"/>
+              </w:rPr>
+              <w:t>auditManDays</w:t>
+            </w:r>
+            <w:proofErr w:type="spellEnd"/>
+            <w:r>
+              <w:rPr>
+                <w:rFonts w:ascii="Calibri" w:hAnsi="Calibri"/>
+                <w:szCs w:val="22"/>
+              </w:rPr>
+              <w:t>}}</w:t>
             </w:r>
           </w:p>
         </w:tc>
@@ -1222,7 +1225,7 @@
               <w:rPr>
                 <w:rFonts w:ascii="Arial" w:hAnsi="Arial" w:cs="Arial"/>
               </w:rPr>
-              <w:t xml:space="preserve">Date of Audit </w:t>
+              <w:t>Start Date of Audit</w:t>
             </w:r>
           </w:p>
         </w:tc>
@@ -1241,27 +1244,28 @@
                 <w:rFonts w:ascii="Arial" w:hAnsi="Arial" w:cs="Arial"/>
               </w:rPr>
             </w:pPr>
-            <w:proofErr w:type="gramStart"/>
-            <w:r>
-              <w:rPr>
-                <w:rFonts w:ascii="Arial" w:hAnsi="Arial" w:cs="Arial"/>
-              </w:rPr>
-              <w:t xml:space="preserve">{{ </w:t>
+            <w:r>
+              <w:rPr>
+                <w:rFonts w:ascii="Calibri" w:hAnsi="Calibri"/>
+                <w:szCs w:val="22"/>
+              </w:rPr>
+              <w:t>{{</w:t>
             </w:r>
             <w:proofErr w:type="spellStart"/>
             <w:r>
               <w:rPr>
-                <w:rFonts w:ascii="Arial" w:hAnsi="Arial" w:cs="Arial"/>
-              </w:rPr>
-              <w:t>dateOfAudit</w:t>
+                <w:rFonts w:ascii="Calibri" w:hAnsi="Calibri"/>
+                <w:szCs w:val="22"/>
+              </w:rPr>
+              <w:t>startDateOfAudit</w:t>
             </w:r>
             <w:proofErr w:type="spellEnd"/>
-            <w:proofErr w:type="gramEnd"/>
-            <w:r>
-              <w:rPr>
-                <w:rFonts w:ascii="Arial" w:hAnsi="Arial" w:cs="Arial"/>
-              </w:rPr>
-              <w:t xml:space="preserve"> }}</w:t>
+            <w:r>
+              <w:rPr>
+                <w:rFonts w:ascii="Calibri" w:hAnsi="Calibri"/>
+                <w:szCs w:val="22"/>
+              </w:rPr>
+              <w:t>}}</w:t>
             </w:r>
           </w:p>
         </w:tc>
@@ -1285,7 +1289,7 @@
               <w:rPr>
                 <w:rFonts w:ascii="Arial" w:hAnsi="Arial" w:cs="Arial"/>
               </w:rPr>
-              <w:t xml:space="preserve">Purpose of Audit </w:t>
+              <w:t>End Date of Audit</w:t>
             </w:r>
           </w:p>
         </w:tc>
@@ -1300,16 +1304,33 @@
                 <w:tab w:val="center" w:pos="4320"/>
                 <w:tab w:val="right" w:pos="8640"/>
               </w:tabs>
-              <w:jc w:val="both"/>
-              <w:rPr>
-                <w:rFonts w:ascii="Arial" w:hAnsi="Arial" w:cs="Arial"/>
-              </w:rPr>
-            </w:pPr>
-            <w:r>
-              <w:rPr>
-                <w:rFonts w:ascii="Arial" w:hAnsi="Arial" w:cs="Arial"/>
-              </w:rPr>
-              <w:t>To verify the documentation requirements for implementation of the Environmental Management System as per the Standards Requirement, statement of satisfactory with the document reference number need to be addressed.</w:t>
+              <w:rPr>
+                <w:rFonts w:ascii="Calibri" w:hAnsi="Calibri"/>
+                <w:szCs w:val="22"/>
+              </w:rPr>
+            </w:pPr>
+            <w:r>
+              <w:rPr>
+                <w:rFonts w:ascii="Calibri" w:hAnsi="Calibri"/>
+                <w:szCs w:val="22"/>
+              </w:rPr>
+              <w:t>{{</w:t>
+            </w:r>
+            <w:proofErr w:type="spellStart"/>
+            <w:r>
+              <w:rPr>
+                <w:rFonts w:ascii="Calibri" w:hAnsi="Calibri"/>
+                <w:szCs w:val="22"/>
+              </w:rPr>
+              <w:t>endDateOfAudit</w:t>
+            </w:r>
+            <w:proofErr w:type="spellEnd"/>
+            <w:r>
+              <w:rPr>
+                <w:rFonts w:ascii="Calibri" w:hAnsi="Calibri"/>
+                <w:szCs w:val="22"/>
+              </w:rPr>
+              <w:t>}}</w:t>
             </w:r>
           </w:p>
         </w:tc>
@@ -1333,7 +1354,7 @@
               <w:rPr>
                 <w:rFonts w:ascii="Arial" w:hAnsi="Arial" w:cs="Arial"/>
               </w:rPr>
-              <w:t xml:space="preserve">Brief about the organization </w:t>
+              <w:t>Audit Mode</w:t>
             </w:r>
           </w:p>
         </w:tc>
@@ -1348,39 +1369,124 @@
                 <w:tab w:val="center" w:pos="4320"/>
                 <w:tab w:val="right" w:pos="8640"/>
               </w:tabs>
-              <w:jc w:val="both"/>
-              <w:rPr>
-                <w:rFonts w:ascii="Arial" w:hAnsi="Arial" w:cs="Arial"/>
-              </w:rPr>
-            </w:pPr>
-            <w:r>
-              <w:rPr>
-                <w:rFonts w:ascii="Arial" w:hAnsi="Arial" w:cs="Arial"/>
-              </w:rPr>
-              <w:t xml:space="preserve"> </w:t>
-            </w:r>
-            <w:proofErr w:type="gramStart"/>
-            <w:r>
-              <w:rPr>
-                <w:rFonts w:ascii="Arial" w:hAnsi="Arial" w:cs="Arial"/>
-              </w:rPr>
-              <w:t xml:space="preserve">{{ </w:t>
+              <w:rPr>
+                <w:rFonts w:ascii="Calibri" w:hAnsi="Calibri"/>
+                <w:szCs w:val="22"/>
+              </w:rPr>
+            </w:pPr>
+            <w:r>
+              <w:rPr>
+                <w:rFonts w:ascii="Calibri" w:hAnsi="Calibri"/>
+                <w:szCs w:val="22"/>
+              </w:rPr>
+              <w:t>{{</w:t>
             </w:r>
             <w:proofErr w:type="spellStart"/>
             <w:r>
               <w:rPr>
-                <w:rFonts w:ascii="Arial" w:hAnsi="Arial" w:cs="Arial"/>
-              </w:rPr>
-              <w:t>briefDescription</w:t>
+                <w:rFonts w:ascii="Calibri" w:hAnsi="Calibri"/>
+                <w:szCs w:val="22"/>
+              </w:rPr>
+              <w:t>auditMode</w:t>
             </w:r>
             <w:proofErr w:type="spellEnd"/>
-            <w:proofErr w:type="gramEnd"/>
-            <w:r>
-              <w:rPr>
-                <w:rFonts w:ascii="Arial" w:hAnsi="Arial" w:cs="Arial"/>
-              </w:rPr>
-              <w:t xml:space="preserve"> }}</w:t>
-            </w:r>
+            <w:r>
+              <w:rPr>
+                <w:rFonts w:ascii="Calibri" w:hAnsi="Calibri"/>
+                <w:szCs w:val="22"/>
+              </w:rPr>
+              <w:t>}}</w:t>
+            </w:r>
+          </w:p>
+        </w:tc>
+      </w:tr>
+      <w:tr>
+        <w:tc>
+          <w:tcPr>
+            <w:tcW w:w="2518" w:type="dxa"/>
+          </w:tcPr>
+          <w:p>
+            <w:pPr>
+              <w:tabs>
+                <w:tab w:val="center" w:pos="4320"/>
+                <w:tab w:val="right" w:pos="8640"/>
+              </w:tabs>
+              <w:rPr>
+                <w:rFonts w:ascii="Arial" w:hAnsi="Arial" w:cs="Arial"/>
+              </w:rPr>
+            </w:pPr>
+            <w:r>
+              <w:rPr>
+                <w:rFonts w:ascii="Arial" w:hAnsi="Arial" w:cs="Arial"/>
+              </w:rPr>
+              <w:t xml:space="preserve">Purpose of Audit </w:t>
+            </w:r>
+          </w:p>
+        </w:tc>
+        <w:tc>
+          <w:tcPr>
+            <w:tcW w:w="8363" w:type="dxa"/>
+            <w:gridSpan w:val="2"/>
+          </w:tcPr>
+          <w:p>
+            <w:pPr>
+              <w:tabs>
+                <w:tab w:val="center" w:pos="4320"/>
+                <w:tab w:val="right" w:pos="8640"/>
+              </w:tabs>
+              <w:jc w:val="both"/>
+              <w:rPr>
+                <w:rFonts w:ascii="Arial" w:hAnsi="Arial" w:cs="Arial"/>
+              </w:rPr>
+            </w:pPr>
+            <w:r>
+              <w:rPr>
+                <w:rFonts w:ascii="Arial" w:hAnsi="Arial" w:cs="Arial"/>
+              </w:rPr>
+              <w:t>To verify the documentation requirements for implementation of the Environmental Management System as per the Standards Requirement, statement of satisfactory with the document reference number need to be addressed.</w:t>
+            </w:r>
+          </w:p>
+        </w:tc>
+      </w:tr>
+      <w:tr>
+        <w:tc>
+          <w:tcPr>
+            <w:tcW w:w="2518" w:type="dxa"/>
+          </w:tcPr>
+          <w:p>
+            <w:pPr>
+              <w:tabs>
+                <w:tab w:val="center" w:pos="4320"/>
+                <w:tab w:val="right" w:pos="8640"/>
+              </w:tabs>
+              <w:rPr>
+                <w:rFonts w:ascii="Arial" w:hAnsi="Arial" w:cs="Arial"/>
+              </w:rPr>
+            </w:pPr>
+            <w:r>
+              <w:rPr>
+                <w:rFonts w:ascii="Arial" w:hAnsi="Arial" w:cs="Arial"/>
+              </w:rPr>
+              <w:t xml:space="preserve">Brief about the organization </w:t>
+            </w:r>
+          </w:p>
+        </w:tc>
+        <w:tc>
+          <w:tcPr>
+            <w:tcW w:w="8363" w:type="dxa"/>
+            <w:gridSpan w:val="2"/>
+          </w:tcPr>
+          <w:p>
+            <w:pPr>
+              <w:tabs>
+                <w:tab w:val="center" w:pos="4320"/>
+                <w:tab w:val="right" w:pos="8640"/>
+              </w:tabs>
+              <w:jc w:val="both"/>
+              <w:rPr>
+                <w:rFonts w:ascii="Arial" w:hAnsi="Arial" w:cs="Arial"/>
+              </w:rPr>
+            </w:pPr>
           </w:p>
           <w:p>
             <w:pPr>
@@ -1938,6 +2044,15 @@
                 <w:szCs w:val="22"/>
               </w:rPr>
             </w:pPr>
+            <w:r>
+              <w:rPr>
+                <w:rFonts w:ascii="Arial" w:hAnsi="Arial" w:cs="Arial"/>
+                <w:b/>
+                <w:sz w:val="22"/>
+                <w:szCs w:val="22"/>
+              </w:rPr>
+              <w:t>{{scope}}</w:t>
+            </w:r>
           </w:p>
         </w:tc>
       </w:tr>
@@ -1985,6 +2100,14 @@
                 <w:szCs w:val="22"/>
               </w:rPr>
             </w:pPr>
+            <w:r>
+              <w:rPr>
+                <w:rFonts w:ascii="Arial" w:hAnsi="Arial" w:cs="Arial"/>
+                <w:bCs/>
+                <w:iCs/>
+              </w:rPr>
+              <w:t>The company employees understands needs for the ISO 14001standard and how the standards adoption is important for their organization. Company leader demonstrate leadership and commitment with the respect to the environmental management system.</w:t>
+            </w:r>
           </w:p>
         </w:tc>
       </w:tr>
@@ -2042,7 +2165,6 @@
           </w:tcPr>
           <w:p>
             <w:pPr>
-              <w:ind w:left="360"/>
               <w:jc w:val="both"/>
               <w:rPr>
                 <w:rFonts w:ascii="Arial" w:hAnsi="Arial" w:cs="Arial"/>
@@ -2090,6 +2212,20 @@
                 <w:rFonts w:ascii="Arial" w:hAnsi="Arial" w:cs="Arial"/>
               </w:rPr>
             </w:pPr>
+            <w:r>
+              <w:rPr>
+                <w:rFonts w:ascii="Arial" w:hAnsi="Arial" w:cs="Arial"/>
+              </w:rPr>
+              <w:t>Customer understand requirements</w:t>
+            </w:r>
+          </w:p>
+          <w:p>
+            <w:pPr>
+              <w:jc w:val="both"/>
+              <w:rPr>
+                <w:rFonts w:ascii="Arial" w:hAnsi="Arial" w:cs="Arial"/>
+              </w:rPr>
+            </w:pPr>
           </w:p>
         </w:tc>
       </w:tr>
@@ -2131,6 +2267,35 @@
                 <w:iCs/>
               </w:rPr>
             </w:pPr>
+            <w:r>
+              <w:rPr>
+                <w:rFonts w:ascii="Calibri" w:hAnsi="Calibri" w:cs="Arial"/>
+                <w:iCs/>
+                <w:sz w:val="22"/>
+                <w:szCs w:val="22"/>
+              </w:rPr>
+              <w:t>{{</w:t>
+            </w:r>
+            <w:proofErr w:type="spellStart"/>
+            <w:r>
+              <w:rPr>
+                <w:rFonts w:ascii="Calibri" w:hAnsi="Calibri" w:cs="Arial"/>
+                <w:iCs/>
+                <w:sz w:val="22"/>
+                <w:szCs w:val="22"/>
+              </w:rPr>
+              <w:t>quotedManDaysAdequate</w:t>
+            </w:r>
+            <w:proofErr w:type="spellEnd"/>
+            <w:r>
+              <w:rPr>
+                <w:rFonts w:ascii="Calibri" w:hAnsi="Calibri" w:cs="Arial"/>
+                <w:iCs/>
+                <w:sz w:val="22"/>
+                <w:szCs w:val="22"/>
+              </w:rPr>
+              <w:t>}}</w:t>
+            </w:r>
           </w:p>
         </w:tc>
       </w:tr>
@@ -2171,6 +2336,36 @@
                 <w:lang w:val="it-IT"/>
               </w:rPr>
             </w:pPr>
+            <w:r>
+              <w:rPr>
+                <w:rFonts w:ascii="Calibri" w:hAnsi="Calibri" w:cs="Arial"/>
+                <w:color w:val="000000"/>
+                <w:sz w:val="22"/>
+                <w:szCs w:val="22"/>
+                <w:lang w:val="it-IT"/>
+              </w:rPr>
+              <w:t>{{</w:t>
+            </w:r>
+            <w:r>
+              <w:rPr>
+                <w:rFonts w:ascii="Calibri" w:hAnsi="Calibri" w:cs="Arial"/>
+                <w:color w:val="000000"/>
+                <w:sz w:val="22"/>
+                <w:szCs w:val="22"/>
+                <w:lang w:val="it-IT"/>
+              </w:rPr>
+              <w:t>changeInEmployeeDetail</w:t>
+            </w:r>
+            <w:r>
+              <w:rPr>
+                <w:rFonts w:ascii="Calibri" w:hAnsi="Calibri" w:cs="Arial"/>
+                <w:color w:val="000000"/>
+                <w:sz w:val="22"/>
+                <w:szCs w:val="22"/>
+                <w:lang w:val="it-IT"/>
+              </w:rPr>
+              <w:t>}}</w:t>
+            </w:r>
           </w:p>
         </w:tc>
       </w:tr>
@@ -2206,11 +2401,51 @@
           </w:tcPr>
           <w:p>
             <w:pPr>
+              <w:tabs>
+                <w:tab w:val="left" w:pos="1320"/>
+              </w:tabs>
               <w:rPr>
                 <w:rFonts w:ascii="Arial" w:hAnsi="Arial" w:cs="Arial"/>
                 <w:lang w:val="it-IT"/>
               </w:rPr>
             </w:pPr>
+            <w:r>
+              <w:rPr>
+                <w:rFonts w:ascii="Calibri" w:hAnsi="Calibri" w:cs="Arial"/>
+                <w:color w:val="000000"/>
+                <w:sz w:val="22"/>
+                <w:szCs w:val="22"/>
+                <w:lang w:val="it-IT"/>
+              </w:rPr>
+              <w:t>{{</w:t>
+            </w:r>
+            <w:r>
+              <w:rPr>
+                <w:rFonts w:ascii="Calibri" w:hAnsi="Calibri" w:cs="Arial"/>
+                <w:color w:val="000000"/>
+                <w:sz w:val="22"/>
+                <w:szCs w:val="22"/>
+                <w:lang w:val="it-IT"/>
+              </w:rPr>
+              <w:t>changeInScope</w:t>
+            </w:r>
+            <w:r>
+              <w:rPr>
+                <w:rFonts w:ascii="Calibri" w:hAnsi="Calibri" w:cs="Arial"/>
+                <w:color w:val="000000"/>
+                <w:sz w:val="22"/>
+                <w:szCs w:val="22"/>
+                <w:lang w:val="it-IT"/>
+              </w:rPr>
+              <w:t>}}</w:t>
+            </w:r>
+            <w:r>
+              <w:rPr>
+                <w:rFonts w:ascii="Arial" w:hAnsi="Arial" w:cs="Arial"/>
+                <w:lang w:val="it-IT"/>
+              </w:rPr>
+              <w:tab/>
+            </w:r>
           </w:p>
         </w:tc>
       </w:tr>
@@ -2252,11 +2487,43 @@
           </w:tcPr>
           <w:p>
             <w:pPr>
+              <w:tabs>
+                <w:tab w:val="left" w:pos="936"/>
+              </w:tabs>
               <w:rPr>
                 <w:rFonts w:ascii="Arial" w:hAnsi="Arial" w:cs="Arial"/>
                 <w:iCs/>
               </w:rPr>
             </w:pPr>
+            <w:r>
+              <w:rPr>
+                <w:rFonts w:ascii="Calibri" w:hAnsi="Calibri" w:cs="Arial"/>
+                <w:iCs/>
+                <w:sz w:val="22"/>
+                <w:szCs w:val="22"/>
+              </w:rPr>
+              <w:t>{{</w:t>
+            </w:r>
+            <w:proofErr w:type="spellStart"/>
+            <w:r>
+              <w:rPr>
+                <w:rFonts w:ascii="Calibri" w:hAnsi="Calibri" w:cs="Arial"/>
+                <w:iCs/>
+                <w:sz w:val="22"/>
+                <w:szCs w:val="22"/>
+              </w:rPr>
+              <w:t>additionalInformation</w:t>
+            </w:r>
+            <w:proofErr w:type="spellEnd"/>
+            <w:r>
+              <w:rPr>
+                <w:rFonts w:ascii="Calibri" w:hAnsi="Calibri" w:cs="Arial"/>
+                <w:iCs/>
+                <w:sz w:val="22"/>
+                <w:szCs w:val="22"/>
+              </w:rPr>
+              <w:t>}}</w:t>
+            </w:r>
           </w:p>
         </w:tc>
       </w:tr>
@@ -2290,12 +2557,80 @@
           </w:tcPr>
           <w:p>
             <w:pPr>
-              <w:jc w:val="both"/>
-              <w:rPr>
-                <w:rFonts w:ascii="Arial" w:hAnsi="Arial" w:cs="Arial"/>
-                <w:bCs/>
-              </w:rPr>
-            </w:pPr>
+              <w:rPr>
+                <w:rFonts w:ascii="Calibri" w:hAnsi="Calibri" w:cs="Arial"/>
+                <w:iCs/>
+                <w:sz w:val="22"/>
+                <w:szCs w:val="22"/>
+              </w:rPr>
+            </w:pPr>
+            <w:r>
+              <w:rPr>
+                <w:rFonts w:ascii="Calibri" w:hAnsi="Calibri" w:cs="Arial"/>
+                <w:iCs/>
+                <w:sz w:val="22"/>
+                <w:szCs w:val="22"/>
+              </w:rPr>
+              <w:t>{{</w:t>
+            </w:r>
+            <w:proofErr w:type="spellStart"/>
+            <w:r>
+              <w:rPr>
+                <w:rFonts w:ascii="Calibri" w:hAnsi="Calibri" w:cs="Arial"/>
+                <w:iCs/>
+                <w:sz w:val="22"/>
+                <w:szCs w:val="22"/>
+              </w:rPr>
+              <w:t>internalAuditFrequency</w:t>
+            </w:r>
+            <w:proofErr w:type="spellEnd"/>
+            <w:r>
+              <w:rPr>
+                <w:rFonts w:ascii="Calibri" w:hAnsi="Calibri" w:cs="Arial"/>
+                <w:iCs/>
+                <w:sz w:val="22"/>
+                <w:szCs w:val="22"/>
+              </w:rPr>
+              <w:t>}}</w:t>
+            </w:r>
+          </w:p>
+          <w:p>
+            <w:pPr>
+              <w:jc w:val="both"/>
+              <w:rPr>
+                <w:rFonts w:ascii="Arial" w:hAnsi="Arial" w:cs="Arial"/>
+                <w:bCs/>
+              </w:rPr>
+            </w:pPr>
+            <w:r>
+              <w:rPr>
+                <w:rFonts w:ascii="Calibri" w:hAnsi="Calibri" w:cs="Arial"/>
+                <w:iCs/>
+                <w:sz w:val="22"/>
+                <w:szCs w:val="22"/>
+              </w:rPr>
+              <w:t>Internal Audit Done on {{</w:t>
+            </w:r>
+            <w:proofErr w:type="spellStart"/>
+            <w:r>
+              <w:rPr>
+                <w:rFonts w:ascii="Calibri" w:hAnsi="Calibri" w:cs="Arial"/>
+                <w:iCs/>
+                <w:sz w:val="22"/>
+                <w:szCs w:val="22"/>
+              </w:rPr>
+              <w:t>dateOfLastInternalAudit</w:t>
+            </w:r>
+            <w:proofErr w:type="spellEnd"/>
+            <w:r>
+              <w:rPr>
+                <w:rFonts w:ascii="Calibri" w:hAnsi="Calibri" w:cs="Arial"/>
+                <w:iCs/>
+                <w:sz w:val="22"/>
+                <w:szCs w:val="22"/>
+              </w:rPr>
+              <w:t>}}</w:t>
+            </w:r>
           </w:p>
         </w:tc>
       </w:tr>
@@ -2343,6 +2678,45 @@
           </w:tcPr>
           <w:p>
             <w:pPr>
+              <w:rPr>
+                <w:rFonts w:ascii="Calibri" w:hAnsi="Calibri" w:cs="Arial"/>
+                <w:iCs/>
+                <w:sz w:val="22"/>
+                <w:szCs w:val="22"/>
+              </w:rPr>
+            </w:pPr>
+            <w:r>
+              <w:rPr>
+                <w:rFonts w:ascii="Calibri" w:hAnsi="Calibri" w:cs="Arial"/>
+                <w:iCs/>
+                <w:sz w:val="22"/>
+                <w:szCs w:val="22"/>
+              </w:rPr>
+              <w:t>{{</w:t>
+            </w:r>
+            <w:proofErr w:type="spellStart"/>
+            <w:r>
+              <w:rPr>
+                <w:rFonts w:ascii="Calibri" w:hAnsi="Calibri" w:cs="Arial"/>
+                <w:iCs/>
+                <w:sz w:val="22"/>
+                <w:szCs w:val="22"/>
+              </w:rPr>
+              <w:t>managementReviewFrequency</w:t>
+            </w:r>
+            <w:proofErr w:type="spellEnd"/>
+            <w:r>
+              <w:rPr>
+                <w:rFonts w:ascii="Calibri" w:hAnsi="Calibri" w:cs="Arial"/>
+                <w:iCs/>
+                <w:sz w:val="22"/>
+                <w:szCs w:val="22"/>
+              </w:rPr>
+              <w:t xml:space="preserve">}} </w:t>
+            </w:r>
+          </w:p>
+          <w:p>
+            <w:pPr>
               <w:ind w:left="-108"/>
               <w:jc w:val="both"/>
               <w:rPr>
@@ -2350,6 +2724,35 @@
                 <w:bCs/>
               </w:rPr>
             </w:pPr>
+            <w:r>
+              <w:rPr>
+                <w:rFonts w:ascii="Calibri" w:hAnsi="Calibri" w:cs="Arial"/>
+                <w:iCs/>
+                <w:sz w:val="22"/>
+                <w:szCs w:val="22"/>
+              </w:rPr>
+              <w:t xml:space="preserve">   Management Review Meeting done on {{</w:t>
+            </w:r>
+            <w:proofErr w:type="spellStart"/>
+            <w:r>
+              <w:rPr>
+                <w:rFonts w:ascii="Calibri" w:hAnsi="Calibri" w:cs="Arial"/>
+                <w:iCs/>
+                <w:sz w:val="22"/>
+                <w:szCs w:val="22"/>
+              </w:rPr>
+              <w:t>dateOfLastManagementReview</w:t>
+            </w:r>
+            <w:proofErr w:type="spellEnd"/>
+            <w:r>
+              <w:rPr>
+                <w:rFonts w:ascii="Calibri" w:hAnsi="Calibri" w:cs="Arial"/>
+                <w:iCs/>
+                <w:sz w:val="22"/>
+                <w:szCs w:val="22"/>
+              </w:rPr>
+              <w:t>}}</w:t>
+            </w:r>
           </w:p>
         </w:tc>
       </w:tr>
@@ -2472,104 +2875,6 @@
         </w:rPr>
       </w:pPr>
     </w:p>
-    <w:tbl>
-      <w:tblPr>
-        <w:tblW w:w="0" w:type="auto"/>
-        <w:tblBorders>
-          <w:top w:val="single" w:sz="4" w:space="0" w:color="000000"/>
-          <w:left w:val="single" w:sz="4" w:space="0" w:color="000000"/>
-          <w:bottom w:val="single" w:sz="4" w:space="0" w:color="000000"/>
-          <w:right w:val="single" w:sz="4" w:space="0" w:color="000000"/>
-          <w:insideH w:val="single" w:sz="4" w:space="0" w:color="000000"/>
-          <w:insideV w:val="single" w:sz="4" w:space="0" w:color="000000"/>
-        </w:tblBorders>
-        <w:tblLook w:val="04A0" w:firstRow="1" w:lastRow="0" w:firstColumn="1" w:lastColumn="0" w:noHBand="0" w:noVBand="1"/>
-      </w:tblPr>
-      <w:tblGrid>
-        <w:gridCol w:w="4503"/>
-        <w:gridCol w:w="992"/>
-        <w:gridCol w:w="5386"/>
-      </w:tblGrid>
-      <w:tr>
-        <w:tc>
-          <w:tcPr>
-            <w:tcW w:w="4503" w:type="dxa"/>
-          </w:tcPr>
-          <w:p>
-            <w:pPr>
-              <w:jc w:val="center"/>
-              <w:rPr>
-                <w:rFonts w:ascii="Arial" w:hAnsi="Arial" w:cs="Arial"/>
-                <w:b/>
-                <w:sz w:val="22"/>
-                <w:szCs w:val="22"/>
-              </w:rPr>
-            </w:pPr>
-            <w:r>
-              <w:rPr>
-                <w:rFonts w:ascii="Arial" w:hAnsi="Arial" w:cs="Arial"/>
-                <w:b/>
-                <w:bCs/>
-                <w:sz w:val="22"/>
-                <w:szCs w:val="22"/>
-              </w:rPr>
-              <w:t>Clause &amp; Description</w:t>
-            </w:r>
-          </w:p>
-        </w:tc>
-        <w:tc>
-          <w:tcPr>
-            <w:tcW w:w="992" w:type="dxa"/>
-          </w:tcPr>
-          <w:p>
-            <w:pPr>
-              <w:jc w:val="center"/>
-              <w:rPr>
-                <w:rFonts w:ascii="Arial" w:hAnsi="Arial" w:cs="Arial"/>
-                <w:b/>
-                <w:sz w:val="22"/>
-                <w:szCs w:val="22"/>
-              </w:rPr>
-            </w:pPr>
-            <w:r>
-              <w:rPr>
-                <w:rFonts w:ascii="Arial" w:hAnsi="Arial" w:cs="Arial"/>
-                <w:b/>
-                <w:bCs/>
-                <w:sz w:val="22"/>
-                <w:szCs w:val="22"/>
-              </w:rPr>
-              <w:t>C/NC/O</w:t>
-            </w:r>
-          </w:p>
-        </w:tc>
-        <w:tc>
-          <w:tcPr>
-            <w:tcW w:w="5386" w:type="dxa"/>
-          </w:tcPr>
-          <w:p>
-            <w:pPr>
-              <w:jc w:val="center"/>
-              <w:rPr>
-                <w:rFonts w:ascii="Arial" w:hAnsi="Arial" w:cs="Arial"/>
-                <w:b/>
-                <w:sz w:val="22"/>
-                <w:szCs w:val="22"/>
-              </w:rPr>
-            </w:pPr>
-            <w:r>
-              <w:rPr>
-                <w:rFonts w:ascii="Arial" w:hAnsi="Arial" w:cs="Arial"/>
-                <w:b/>
-                <w:sz w:val="22"/>
-                <w:szCs w:val="22"/>
-              </w:rPr>
-              <w:t>Document Verification detail with statement of Conformity</w:t>
-            </w:r>
-          </w:p>
-        </w:tc>
-      </w:tr>
-    </w:tbl>
     <w:p>
       <w:pPr>
         <w:jc w:val="center"/>
@@ -2600,6 +2905,82 @@
       <w:tr>
         <w:tc>
           <w:tcPr>
+            <w:tcW w:w="4077" w:type="dxa"/>
+          </w:tcPr>
+          <w:p>
+            <w:pPr>
+              <w:jc w:val="center"/>
+              <w:rPr>
+                <w:rFonts w:ascii="Arial" w:hAnsi="Arial" w:cs="Arial"/>
+                <w:b/>
+                <w:bCs/>
+              </w:rPr>
+            </w:pPr>
+            <w:r>
+              <w:rPr>
+                <w:rFonts w:ascii="Arial" w:hAnsi="Arial" w:cs="Arial"/>
+                <w:b/>
+                <w:bCs/>
+                <w:sz w:val="22"/>
+                <w:szCs w:val="22"/>
+              </w:rPr>
+              <w:t>Clause &amp; Description</w:t>
+            </w:r>
+          </w:p>
+        </w:tc>
+        <w:tc>
+          <w:tcPr>
+            <w:tcW w:w="1418" w:type="dxa"/>
+          </w:tcPr>
+          <w:p>
+            <w:pPr>
+              <w:jc w:val="center"/>
+              <w:rPr>
+                <w:rFonts w:ascii="Arial" w:hAnsi="Arial" w:cs="Arial"/>
+                <w:b/>
+                <w:bCs/>
+              </w:rPr>
+            </w:pPr>
+            <w:r>
+              <w:rPr>
+                <w:rFonts w:ascii="Arial" w:hAnsi="Arial" w:cs="Arial"/>
+                <w:b/>
+                <w:bCs/>
+                <w:sz w:val="22"/>
+                <w:szCs w:val="22"/>
+              </w:rPr>
+              <w:t>C/NC/O</w:t>
+            </w:r>
+          </w:p>
+        </w:tc>
+        <w:tc>
+          <w:tcPr>
+            <w:tcW w:w="5386" w:type="dxa"/>
+          </w:tcPr>
+          <w:p>
+            <w:pPr>
+              <w:jc w:val="center"/>
+              <w:rPr>
+                <w:rFonts w:ascii="Arial" w:hAnsi="Arial" w:cs="Arial"/>
+                <w:b/>
+                <w:bCs/>
+              </w:rPr>
+            </w:pPr>
+            <w:r>
+              <w:rPr>
+                <w:rFonts w:ascii="Arial" w:hAnsi="Arial" w:cs="Arial"/>
+                <w:b/>
+                <w:sz w:val="22"/>
+                <w:szCs w:val="22"/>
+              </w:rPr>
+              <w:t>Document Verification detail with statement of Conformity</w:t>
+            </w:r>
+          </w:p>
+        </w:tc>
+      </w:tr>
+      <w:tr>
+        <w:tc>
+          <w:tcPr>
             <w:tcW w:w="10881" w:type="dxa"/>
             <w:gridSpan w:val="3"/>
           </w:tcPr>
@@ -2630,16 +3011,20 @@
           </w:tcPr>
           <w:p>
             <w:pPr>
-              <w:numPr>
-                <w:ilvl w:val="1"/>
-                <w:numId w:val="37"/>
-              </w:numPr>
-              <w:rPr>
-                <w:rFonts w:ascii="Arial" w:hAnsi="Arial" w:cs="Arial"/>
-                <w:b/>
-                <w:bCs/>
-              </w:rPr>
-            </w:pPr>
+              <w:rPr>
+                <w:rFonts w:ascii="Arial" w:hAnsi="Arial" w:cs="Arial"/>
+                <w:b/>
+                <w:bCs/>
+              </w:rPr>
+            </w:pPr>
+            <w:r>
+              <w:rPr>
+                <w:rFonts w:ascii="Arial" w:eastAsia="Cambria-Bold" w:hAnsi="Arial" w:cs="Arial"/>
+                <w:b/>
+                <w:bCs/>
+              </w:rPr>
+              <w:t xml:space="preserve">4.1 </w:t>
+            </w:r>
             <w:r>
               <w:rPr>
                 <w:rFonts w:ascii="Arial" w:eastAsia="Cambria-Bold" w:hAnsi="Arial" w:cs="Arial"/>
@@ -2672,6 +3057,12 @@
                 <w:rFonts w:ascii="Arial" w:hAnsi="Arial" w:cs="Arial"/>
               </w:rPr>
             </w:pPr>
+            <w:r>
+              <w:rPr>
+                <w:rFonts w:ascii="Arial" w:hAnsi="Arial" w:cs="Arial"/>
+              </w:rPr>
+              <w:t>{{clause}}</w:t>
+            </w:r>
           </w:p>
         </w:tc>
         <w:tc>
@@ -2686,6 +3077,13 @@
                 <w:bCs/>
               </w:rPr>
             </w:pPr>
+            <w:r>
+              <w:rPr>
+                <w:rFonts w:ascii="Arial" w:hAnsi="Arial" w:cs="Arial"/>
+                <w:bCs/>
+              </w:rPr>
+              <w:t>Answer according to context</w:t>
+            </w:r>
           </w:p>
         </w:tc>
       </w:tr>
@@ -2704,7 +3102,7 @@
             </w:pPr>
             <w:r>
               <w:rPr>
-                <w:rFonts w:ascii="Arial" w:hAnsi="Arial" w:cs="Arial"/>
+                <w:rFonts w:ascii="Arial" w:eastAsia="Cambria-Bold" w:hAnsi="Arial" w:cs="Arial"/>
                 <w:b/>
                 <w:bCs/>
               </w:rPr>
@@ -2747,6 +3145,12 @@
                 <w:rFonts w:ascii="Arial" w:hAnsi="Arial" w:cs="Arial"/>
               </w:rPr>
             </w:pPr>
+            <w:r>
+              <w:rPr>
+                <w:rFonts w:ascii="Arial" w:hAnsi="Arial" w:cs="Arial"/>
+              </w:rPr>
+              <w:t>{{clause}}</w:t>
+            </w:r>
           </w:p>
         </w:tc>
         <w:tc>
@@ -2761,6 +3165,13 @@
                 <w:bCs/>
               </w:rPr>
             </w:pPr>
+            <w:r>
+              <w:rPr>
+                <w:rFonts w:ascii="Arial" w:hAnsi="Arial" w:cs="Arial"/>
+                <w:bCs/>
+              </w:rPr>
+              <w:t>Answer according to context</w:t>
+            </w:r>
           </w:p>
         </w:tc>
       </w:tr>
@@ -2774,10 +3185,6 @@
           </w:tcPr>
           <w:p>
             <w:pPr>
-              <w:numPr>
-                <w:ilvl w:val="1"/>
-                <w:numId w:val="34"/>
-              </w:numPr>
               <w:rPr>
                 <w:rFonts w:ascii="Arial" w:hAnsi="Arial" w:cs="Arial"/>
                 <w:b/>
@@ -2790,6 +3197,14 @@
                 <w:b/>
                 <w:bCs/>
               </w:rPr>
+              <w:t xml:space="preserve">4.3 </w:t>
+            </w:r>
+            <w:r>
+              <w:rPr>
+                <w:rFonts w:ascii="Arial" w:eastAsia="Cambria-Bold" w:hAnsi="Arial" w:cs="Arial"/>
+                <w:b/>
+                <w:bCs/>
+              </w:rPr>
               <w:t>Determining the scope of the environmental management system</w:t>
             </w:r>
           </w:p>
@@ -2805,6 +3220,12 @@
                 <w:rFonts w:ascii="Arial" w:hAnsi="Arial" w:cs="Arial"/>
               </w:rPr>
             </w:pPr>
+            <w:r>
+              <w:rPr>
+                <w:rFonts w:ascii="Arial" w:hAnsi="Arial" w:cs="Arial"/>
+              </w:rPr>
+              <w:t>{{clause}}</w:t>
+            </w:r>
           </w:p>
         </w:tc>
         <w:tc>
@@ -2819,6 +3240,13 @@
                 <w:bCs/>
               </w:rPr>
             </w:pPr>
+            <w:r>
+              <w:rPr>
+                <w:rFonts w:ascii="Arial" w:hAnsi="Arial" w:cs="Arial"/>
+                <w:bCs/>
+              </w:rPr>
+              <w:t>Answer according to context</w:t>
+            </w:r>
           </w:p>
         </w:tc>
       </w:tr>
@@ -2829,10 +3257,6 @@
           </w:tcPr>
           <w:p>
             <w:pPr>
-              <w:numPr>
-                <w:ilvl w:val="1"/>
-                <w:numId w:val="38"/>
-              </w:numPr>
               <w:rPr>
                 <w:rFonts w:ascii="Arial" w:eastAsia="Cambria-Bold" w:hAnsi="Arial" w:cs="Arial"/>
                 <w:b/>
@@ -2846,6 +3270,14 @@
                 <w:bCs/>
               </w:rPr>
               <w:lastRenderedPageBreak/>
+              <w:t xml:space="preserve">4.4 </w:t>
+            </w:r>
+            <w:r>
+              <w:rPr>
+                <w:rFonts w:ascii="Arial" w:eastAsia="Cambria-Bold" w:hAnsi="Arial" w:cs="Arial"/>
+                <w:b/>
+                <w:bCs/>
+              </w:rPr>
               <w:t>Environmental management system</w:t>
             </w:r>
           </w:p>
@@ -2874,6 +3306,12 @@
                 <w:rFonts w:ascii="Arial" w:hAnsi="Arial" w:cs="Arial"/>
               </w:rPr>
             </w:pPr>
+            <w:r>
+              <w:rPr>
+                <w:rFonts w:ascii="Arial" w:hAnsi="Arial" w:cs="Arial"/>
+              </w:rPr>
+              <w:t>{{clause}}</w:t>
+            </w:r>
           </w:p>
         </w:tc>
         <w:tc>
@@ -2888,6 +3326,13 @@
                 <w:bCs/>
               </w:rPr>
             </w:pPr>
+            <w:r>
+              <w:rPr>
+                <w:rFonts w:ascii="Arial" w:hAnsi="Arial" w:cs="Arial"/>
+                <w:bCs/>
+              </w:rPr>
+              <w:t>Answer according to context</w:t>
+            </w:r>
           </w:p>
         </w:tc>
       </w:tr>
@@ -2981,6 +3426,12 @@
                 <w:rFonts w:ascii="Arial" w:hAnsi="Arial" w:cs="Arial"/>
               </w:rPr>
             </w:pPr>
+            <w:r>
+              <w:rPr>
+                <w:rFonts w:ascii="Arial" w:hAnsi="Arial" w:cs="Arial"/>
+              </w:rPr>
+              <w:t>{{clause}}</w:t>
+            </w:r>
           </w:p>
         </w:tc>
         <w:tc>
@@ -2995,6 +3446,13 @@
                 <w:bCs/>
               </w:rPr>
             </w:pPr>
+            <w:r>
+              <w:rPr>
+                <w:rFonts w:ascii="Arial" w:hAnsi="Arial" w:cs="Arial"/>
+                <w:bCs/>
+              </w:rPr>
+              <w:t>Answer according to context</w:t>
+            </w:r>
           </w:p>
         </w:tc>
       </w:tr>
@@ -3057,6 +3515,12 @@
                 <w:rFonts w:ascii="Arial" w:hAnsi="Arial" w:cs="Arial"/>
               </w:rPr>
             </w:pPr>
+            <w:r>
+              <w:rPr>
+                <w:rFonts w:ascii="Arial" w:hAnsi="Arial" w:cs="Arial"/>
+              </w:rPr>
+              <w:t>{{clause}}</w:t>
+            </w:r>
           </w:p>
         </w:tc>
         <w:tc>
@@ -3070,6 +3534,13 @@
                 <w:bCs/>
               </w:rPr>
             </w:pPr>
+            <w:r>
+              <w:rPr>
+                <w:rFonts w:ascii="Arial" w:hAnsi="Arial" w:cs="Arial"/>
+                <w:bCs/>
+              </w:rPr>
+              <w:t>Answer according to context</w:t>
+            </w:r>
           </w:p>
         </w:tc>
       </w:tr>
@@ -3137,6 +3608,12 @@
                 <w:rFonts w:ascii="Arial" w:hAnsi="Arial" w:cs="Arial"/>
               </w:rPr>
             </w:pPr>
+            <w:r>
+              <w:rPr>
+                <w:rFonts w:ascii="Arial" w:hAnsi="Arial" w:cs="Arial"/>
+              </w:rPr>
+              <w:t>{{clause}}</w:t>
+            </w:r>
           </w:p>
         </w:tc>
         <w:tc>
@@ -3151,6 +3628,13 @@
                 <w:bCs/>
               </w:rPr>
             </w:pPr>
+            <w:r>
+              <w:rPr>
+                <w:rFonts w:ascii="Arial" w:hAnsi="Arial" w:cs="Arial"/>
+                <w:bCs/>
+              </w:rPr>
+              <w:t>Answer according to context</w:t>
+            </w:r>
           </w:p>
         </w:tc>
       </w:tr>
@@ -3231,6 +3715,12 @@
                 <w:rFonts w:ascii="Arial" w:hAnsi="Arial" w:cs="Arial"/>
               </w:rPr>
             </w:pPr>
+            <w:r>
+              <w:rPr>
+                <w:rFonts w:ascii="Arial" w:hAnsi="Arial" w:cs="Arial"/>
+              </w:rPr>
+              <w:t>{{clause}}</w:t>
+            </w:r>
           </w:p>
         </w:tc>
         <w:tc>
@@ -3244,6 +3734,13 @@
                 <w:bCs/>
               </w:rPr>
             </w:pPr>
+            <w:r>
+              <w:rPr>
+                <w:rFonts w:ascii="Arial" w:hAnsi="Arial" w:cs="Arial"/>
+                <w:bCs/>
+              </w:rPr>
+              <w:t>Answer according to context</w:t>
+            </w:r>
           </w:p>
         </w:tc>
       </w:tr>
@@ -3326,6 +3823,12 @@
                 <w:rFonts w:ascii="Arial" w:hAnsi="Arial" w:cs="Arial"/>
               </w:rPr>
             </w:pPr>
+            <w:r>
+              <w:rPr>
+                <w:rFonts w:ascii="Arial" w:hAnsi="Arial" w:cs="Arial"/>
+              </w:rPr>
+              <w:t>{{clause}}</w:t>
+            </w:r>
           </w:p>
         </w:tc>
         <w:tc>
@@ -3340,6 +3843,13 @@
                 <w:bCs/>
               </w:rPr>
             </w:pPr>
+            <w:r>
+              <w:rPr>
+                <w:rFonts w:ascii="Arial" w:hAnsi="Arial" w:cs="Arial"/>
+                <w:bCs/>
+              </w:rPr>
+              <w:t>Answer according to context</w:t>
+            </w:r>
           </w:p>
         </w:tc>
       </w:tr>
@@ -3396,6 +3906,12 @@
                 <w:rFonts w:ascii="Arial" w:hAnsi="Arial" w:cs="Arial"/>
               </w:rPr>
             </w:pPr>
+            <w:r>
+              <w:rPr>
+                <w:rFonts w:ascii="Arial" w:hAnsi="Arial" w:cs="Arial"/>
+              </w:rPr>
+              <w:t>{{clause}}</w:t>
+            </w:r>
           </w:p>
         </w:tc>
         <w:tc>
@@ -3410,6 +3926,13 @@
                 <w:bCs/>
               </w:rPr>
             </w:pPr>
+            <w:r>
+              <w:rPr>
+                <w:rFonts w:ascii="Arial" w:hAnsi="Arial" w:cs="Arial"/>
+                <w:bCs/>
+              </w:rPr>
+              <w:t>Answer according to context</w:t>
+            </w:r>
           </w:p>
         </w:tc>
       </w:tr>
@@ -3472,6 +3995,12 @@
                 <w:rFonts w:ascii="Arial" w:hAnsi="Arial" w:cs="Arial"/>
               </w:rPr>
             </w:pPr>
+            <w:r>
+              <w:rPr>
+                <w:rFonts w:ascii="Arial" w:hAnsi="Arial" w:cs="Arial"/>
+              </w:rPr>
+              <w:t>{{clause}}</w:t>
+            </w:r>
           </w:p>
         </w:tc>
         <w:tc>
@@ -3485,6 +4014,13 @@
                 <w:bCs/>
               </w:rPr>
             </w:pPr>
+            <w:r>
+              <w:rPr>
+                <w:rFonts w:ascii="Arial" w:hAnsi="Arial" w:cs="Arial"/>
+                <w:bCs/>
+              </w:rPr>
+              <w:t>Answer according to context</w:t>
+            </w:r>
           </w:p>
         </w:tc>
       </w:tr>
@@ -3545,6 +4081,12 @@
                 <w:rFonts w:ascii="Arial" w:hAnsi="Arial" w:cs="Arial"/>
               </w:rPr>
             </w:pPr>
+            <w:r>
+              <w:rPr>
+                <w:rFonts w:ascii="Arial" w:hAnsi="Arial" w:cs="Arial"/>
+              </w:rPr>
+              <w:t>{{clause}}</w:t>
+            </w:r>
           </w:p>
         </w:tc>
         <w:tc>
@@ -3559,6 +4101,13 @@
                 <w:bCs/>
               </w:rPr>
             </w:pPr>
+            <w:r>
+              <w:rPr>
+                <w:rFonts w:ascii="Arial" w:hAnsi="Arial" w:cs="Arial"/>
+                <w:bCs/>
+              </w:rPr>
+              <w:t>Answer according to context</w:t>
+            </w:r>
           </w:p>
         </w:tc>
       </w:tr>
@@ -3617,6 +4166,12 @@
                 <w:rFonts w:ascii="Arial" w:hAnsi="Arial" w:cs="Arial"/>
               </w:rPr>
             </w:pPr>
+            <w:r>
+              <w:rPr>
+                <w:rFonts w:ascii="Arial" w:hAnsi="Arial" w:cs="Arial"/>
+              </w:rPr>
+              <w:t>{{clause}}</w:t>
+            </w:r>
           </w:p>
         </w:tc>
         <w:tc>
@@ -3626,14 +4181,20 @@
           <w:p>
             <w:pPr>
               <w:spacing w:line="360" w:lineRule="auto"/>
-              <w:ind w:left="600"/>
-              <w:jc w:val="both"/>
-              <w:rPr>
-                <w:rFonts w:ascii="Arial" w:hAnsi="Arial" w:cs="Arial"/>
-                <w:b/>
-                <w:bCs/>
-              </w:rPr>
-            </w:pPr>
+              <w:jc w:val="both"/>
+              <w:rPr>
+                <w:rFonts w:ascii="Arial" w:hAnsi="Arial" w:cs="Arial"/>
+                <w:b/>
+                <w:bCs/>
+              </w:rPr>
+            </w:pPr>
+            <w:r>
+              <w:rPr>
+                <w:rFonts w:ascii="Arial" w:hAnsi="Arial" w:cs="Arial"/>
+                <w:bCs/>
+              </w:rPr>
+              <w:t>Answer according to context</w:t>
+            </w:r>
           </w:p>
         </w:tc>
       </w:tr>
@@ -3688,6 +4249,12 @@
                 <w:rFonts w:ascii="Arial" w:hAnsi="Arial" w:cs="Arial"/>
               </w:rPr>
             </w:pPr>
+            <w:r>
+              <w:rPr>
+                <w:rFonts w:ascii="Arial" w:hAnsi="Arial" w:cs="Arial"/>
+              </w:rPr>
+              <w:t>{{clause}}</w:t>
+            </w:r>
           </w:p>
         </w:tc>
         <w:tc>
@@ -3708,6 +4275,13 @@
                 <w:szCs w:val="24"/>
               </w:rPr>
             </w:pPr>
+            <w:r>
+              <w:rPr>
+                <w:rFonts w:ascii="Arial" w:hAnsi="Arial" w:cs="Arial"/>
+                <w:bCs/>
+              </w:rPr>
+              <w:t>Answer according to context</w:t>
+            </w:r>
           </w:p>
         </w:tc>
       </w:tr>
@@ -3762,6 +4336,12 @@
                 <w:rFonts w:ascii="Arial" w:hAnsi="Arial" w:cs="Arial"/>
               </w:rPr>
             </w:pPr>
+            <w:r>
+              <w:rPr>
+                <w:rFonts w:ascii="Arial" w:hAnsi="Arial" w:cs="Arial"/>
+              </w:rPr>
+              <w:t>{{clause}}</w:t>
+            </w:r>
           </w:p>
         </w:tc>
         <w:tc>
@@ -3770,12 +4350,18 @@
           </w:tcPr>
           <w:p>
             <w:pPr>
-              <w:ind w:left="360"/>
-              <w:rPr>
-                <w:rFonts w:ascii="Arial" w:hAnsi="Arial" w:cs="Arial"/>
-                <w:bCs/>
-              </w:rPr>
-            </w:pPr>
+              <w:rPr>
+                <w:rFonts w:ascii="Arial" w:hAnsi="Arial" w:cs="Arial"/>
+                <w:bCs/>
+              </w:rPr>
+            </w:pPr>
+            <w:r>
+              <w:rPr>
+                <w:rFonts w:ascii="Arial" w:hAnsi="Arial" w:cs="Arial"/>
+                <w:bCs/>
+              </w:rPr>
+              <w:t>Answer according to context</w:t>
+            </w:r>
           </w:p>
         </w:tc>
       </w:tr>
@@ -3854,6 +4440,12 @@
                 <w:rFonts w:ascii="Arial" w:hAnsi="Arial" w:cs="Arial"/>
               </w:rPr>
             </w:pPr>
+            <w:r>
+              <w:rPr>
+                <w:rFonts w:ascii="Arial" w:hAnsi="Arial" w:cs="Arial"/>
+              </w:rPr>
+              <w:t>{{clause}}</w:t>
+            </w:r>
           </w:p>
         </w:tc>
         <w:tc>
@@ -3868,6 +4460,13 @@
                 <w:bCs/>
               </w:rPr>
             </w:pPr>
+            <w:r>
+              <w:rPr>
+                <w:rFonts w:ascii="Arial" w:hAnsi="Arial" w:cs="Arial"/>
+                <w:bCs/>
+              </w:rPr>
+              <w:t>Answer according to context</w:t>
+            </w:r>
           </w:p>
         </w:tc>
       </w:tr>
@@ -3927,6 +4526,12 @@
                 <w:rFonts w:ascii="Arial" w:hAnsi="Arial" w:cs="Arial"/>
               </w:rPr>
             </w:pPr>
+            <w:r>
+              <w:rPr>
+                <w:rFonts w:ascii="Arial" w:hAnsi="Arial" w:cs="Arial"/>
+              </w:rPr>
+              <w:t>{{clause}}</w:t>
+            </w:r>
           </w:p>
         </w:tc>
         <w:tc>
@@ -3942,6 +4547,13 @@
                 <w:bCs/>
               </w:rPr>
             </w:pPr>
+            <w:r>
+              <w:rPr>
+                <w:rFonts w:ascii="Arial" w:hAnsi="Arial" w:cs="Arial"/>
+                <w:bCs/>
+              </w:rPr>
+              <w:t>Answer according to context</w:t>
+            </w:r>
           </w:p>
         </w:tc>
       </w:tr>
@@ -3992,6 +4604,12 @@
                 <w:rFonts w:ascii="Arial" w:hAnsi="Arial" w:cs="Arial"/>
               </w:rPr>
             </w:pPr>
+            <w:r>
+              <w:rPr>
+                <w:rFonts w:ascii="Arial" w:hAnsi="Arial" w:cs="Arial"/>
+              </w:rPr>
+              <w:t>{{clause}}</w:t>
+            </w:r>
           </w:p>
         </w:tc>
         <w:tc>
@@ -4007,6 +4625,13 @@
                 <w:bCs/>
               </w:rPr>
             </w:pPr>
+            <w:r>
+              <w:rPr>
+                <w:rFonts w:ascii="Arial" w:hAnsi="Arial" w:cs="Arial"/>
+                <w:bCs/>
+              </w:rPr>
+              <w:t xml:space="preserve"> Answer according to context</w:t>
+            </w:r>
           </w:p>
         </w:tc>
       </w:tr>
@@ -4044,6 +4669,12 @@
                 <w:rFonts w:ascii="Arial" w:hAnsi="Arial" w:cs="Arial"/>
               </w:rPr>
             </w:pPr>
+            <w:r>
+              <w:rPr>
+                <w:rFonts w:ascii="Arial" w:hAnsi="Arial" w:cs="Arial"/>
+              </w:rPr>
+              <w:t>{{clause}}</w:t>
+            </w:r>
           </w:p>
         </w:tc>
         <w:tc>
@@ -4059,6 +4690,20 @@
                 <w:bCs/>
               </w:rPr>
             </w:pPr>
+            <w:r>
+              <w:rPr>
+                <w:rFonts w:ascii="Arial" w:hAnsi="Arial" w:cs="Arial"/>
+                <w:bCs/>
+              </w:rPr>
+              <w:t xml:space="preserve"> </w:t>
+            </w:r>
+            <w:r>
+              <w:rPr>
+                <w:rFonts w:ascii="Arial" w:hAnsi="Arial" w:cs="Arial"/>
+                <w:bCs/>
+              </w:rPr>
+              <w:t>Answer according to context</w:t>
+            </w:r>
           </w:p>
         </w:tc>
       </w:tr>
@@ -4097,6 +4742,12 @@
                 <w:rFonts w:ascii="Arial" w:hAnsi="Arial" w:cs="Arial"/>
               </w:rPr>
             </w:pPr>
+            <w:r>
+              <w:rPr>
+                <w:rFonts w:ascii="Arial" w:hAnsi="Arial" w:cs="Arial"/>
+              </w:rPr>
+              <w:t>{{clause}}</w:t>
+            </w:r>
           </w:p>
         </w:tc>
         <w:tc>
@@ -4113,6 +4764,20 @@
                 <w:bCs/>
               </w:rPr>
             </w:pPr>
+            <w:r>
+              <w:rPr>
+                <w:rFonts w:ascii="Arial" w:hAnsi="Arial" w:cs="Arial"/>
+                <w:bCs/>
+              </w:rPr>
+              <w:t xml:space="preserve"> </w:t>
+            </w:r>
+            <w:r>
+              <w:rPr>
+                <w:rFonts w:ascii="Arial" w:hAnsi="Arial" w:cs="Arial"/>
+                <w:bCs/>
+              </w:rPr>
+              <w:t>Answer according to context</w:t>
+            </w:r>
           </w:p>
         </w:tc>
       </w:tr>
@@ -4197,6 +4862,12 @@
                 <w:rFonts w:ascii="Arial" w:hAnsi="Arial" w:cs="Arial"/>
               </w:rPr>
             </w:pPr>
+            <w:r>
+              <w:rPr>
+                <w:rFonts w:ascii="Arial" w:hAnsi="Arial" w:cs="Arial"/>
+              </w:rPr>
+              <w:t>{{clause}}</w:t>
+            </w:r>
           </w:p>
         </w:tc>
         <w:tc>
@@ -4212,6 +4883,13 @@
                 <w:bCs/>
               </w:rPr>
             </w:pPr>
+            <w:r>
+              <w:rPr>
+                <w:rFonts w:ascii="Arial" w:hAnsi="Arial" w:cs="Arial"/>
+                <w:bCs/>
+              </w:rPr>
+              <w:t>Answer according to context</w:t>
+            </w:r>
           </w:p>
         </w:tc>
       </w:tr>
@@ -4266,6 +4944,12 @@
                 <w:rFonts w:ascii="Arial" w:hAnsi="Arial" w:cs="Arial"/>
               </w:rPr>
             </w:pPr>
+            <w:r>
+              <w:rPr>
+                <w:rFonts w:ascii="Arial" w:hAnsi="Arial" w:cs="Arial"/>
+              </w:rPr>
+              <w:t>{{clause}}</w:t>
+            </w:r>
           </w:p>
         </w:tc>
         <w:tc>
@@ -4281,16 +4965,25 @@
                 <w:bCs/>
               </w:rPr>
             </w:pPr>
+            <w:r>
+              <w:rPr>
+                <w:rFonts w:ascii="Arial" w:hAnsi="Arial" w:cs="Arial"/>
+                <w:bCs/>
+              </w:rPr>
+              <w:t>Answer according to context</w:t>
+            </w:r>
           </w:p>
         </w:tc>
       </w:tr>
       <w:tr>
         <w:tc>
           <w:tcPr>
-            <w:tcW w:w="4077" w:type="dxa"/>
-          </w:tcPr>
-          <w:p>
-            <w:pPr>
+            <w:tcW w:w="10881" w:type="dxa"/>
+            <w:gridSpan w:val="3"/>
+          </w:tcPr>
+          <w:p>
+            <w:pPr>
+              <w:jc w:val="center"/>
               <w:rPr>
                 <w:rFonts w:ascii="Arial" w:eastAsia="Cambria-Bold" w:hAnsi="Arial" w:cs="Arial"/>
                 <w:b/>
@@ -4312,33 +5005,6 @@
           </w:p>
           <w:p>
             <w:pPr>
-              <w:rPr>
-                <w:rFonts w:ascii="Arial" w:eastAsia="Cambria-Bold" w:hAnsi="Arial" w:cs="Arial"/>
-                <w:b/>
-                <w:bCs/>
-              </w:rPr>
-            </w:pPr>
-          </w:p>
-        </w:tc>
-        <w:tc>
-          <w:tcPr>
-            <w:tcW w:w="1418" w:type="dxa"/>
-          </w:tcPr>
-          <w:p>
-            <w:pPr>
-              <w:jc w:val="center"/>
-              <w:rPr>
-                <w:rFonts w:ascii="Arial" w:hAnsi="Arial" w:cs="Arial"/>
-              </w:rPr>
-            </w:pPr>
-          </w:p>
-        </w:tc>
-        <w:tc>
-          <w:tcPr>
-            <w:tcW w:w="5386" w:type="dxa"/>
-          </w:tcPr>
-          <w:p>
-            <w:pPr>
               <w:ind w:left="-108"/>
               <w:jc w:val="both"/>
               <w:rPr>
@@ -4394,6 +5060,12 @@
                 <w:rFonts w:ascii="Arial" w:hAnsi="Arial" w:cs="Arial"/>
               </w:rPr>
             </w:pPr>
+            <w:r>
+              <w:rPr>
+                <w:rFonts w:ascii="Arial" w:hAnsi="Arial" w:cs="Arial"/>
+              </w:rPr>
+              <w:t>{{clause}}</w:t>
+            </w:r>
           </w:p>
         </w:tc>
         <w:tc>
@@ -4410,6 +5082,13 @@
                 <w:bCs/>
               </w:rPr>
             </w:pPr>
+            <w:r>
+              <w:rPr>
+                <w:rFonts w:ascii="Arial" w:hAnsi="Arial" w:cs="Arial"/>
+                <w:bCs/>
+              </w:rPr>
+              <w:t>Answer according to context</w:t>
+            </w:r>
           </w:p>
         </w:tc>
       </w:tr>
@@ -4465,6 +5144,12 @@
                 <w:rFonts w:ascii="Arial" w:hAnsi="Arial" w:cs="Arial"/>
               </w:rPr>
             </w:pPr>
+            <w:r>
+              <w:rPr>
+                <w:rFonts w:ascii="Arial" w:hAnsi="Arial" w:cs="Arial"/>
+              </w:rPr>
+              <w:t>{{clause}}</w:t>
+            </w:r>
           </w:p>
         </w:tc>
         <w:tc>
@@ -4480,6 +5165,13 @@
                 <w:bCs/>
               </w:rPr>
             </w:pPr>
+            <w:r>
+              <w:rPr>
+                <w:rFonts w:ascii="Arial" w:hAnsi="Arial" w:cs="Arial"/>
+                <w:bCs/>
+              </w:rPr>
+              <w:t>Answer according to context</w:t>
+            </w:r>
           </w:p>
         </w:tc>
       </w:tr>
@@ -4538,6 +5230,12 @@
                 <w:rFonts w:ascii="Arial" w:hAnsi="Arial" w:cs="Arial"/>
               </w:rPr>
             </w:pPr>
+            <w:r>
+              <w:rPr>
+                <w:rFonts w:ascii="Arial" w:hAnsi="Arial" w:cs="Arial"/>
+              </w:rPr>
+              <w:t>{{clause}}</w:t>
+            </w:r>
           </w:p>
         </w:tc>
         <w:tc>
@@ -4553,6 +5251,13 @@
                 <w:bCs/>
               </w:rPr>
             </w:pPr>
+            <w:r>
+              <w:rPr>
+                <w:rFonts w:ascii="Arial" w:hAnsi="Arial" w:cs="Arial"/>
+                <w:bCs/>
+              </w:rPr>
+              <w:t>Answer according to context</w:t>
+            </w:r>
           </w:p>
         </w:tc>
       </w:tr>
@@ -4599,6 +5304,12 @@
                 <w:rFonts w:ascii="Arial" w:hAnsi="Arial" w:cs="Arial"/>
               </w:rPr>
             </w:pPr>
+            <w:r>
+              <w:rPr>
+                <w:rFonts w:ascii="Arial" w:hAnsi="Arial" w:cs="Arial"/>
+              </w:rPr>
+              <w:t>{{clause}}</w:t>
+            </w:r>
           </w:p>
         </w:tc>
         <w:tc>
@@ -4615,6 +5326,13 @@
                 <w:bCs/>
               </w:rPr>
             </w:pPr>
+            <w:r>
+              <w:rPr>
+                <w:rFonts w:ascii="Arial" w:hAnsi="Arial" w:cs="Arial"/>
+                <w:bCs/>
+              </w:rPr>
+              <w:t>Answer according to context</w:t>
+            </w:r>
           </w:p>
         </w:tc>
       </w:tr>
@@ -4673,6 +5391,12 @@
                 <w:rFonts w:ascii="Arial" w:hAnsi="Arial" w:cs="Arial"/>
               </w:rPr>
             </w:pPr>
+            <w:r>
+              <w:rPr>
+                <w:rFonts w:ascii="Arial" w:hAnsi="Arial" w:cs="Arial"/>
+              </w:rPr>
+              <w:t>{{clause}}</w:t>
+            </w:r>
           </w:p>
         </w:tc>
         <w:tc>
@@ -4688,6 +5412,13 @@
                 <w:bCs/>
               </w:rPr>
             </w:pPr>
+            <w:r>
+              <w:rPr>
+                <w:rFonts w:ascii="Arial" w:hAnsi="Arial" w:cs="Arial"/>
+                <w:bCs/>
+              </w:rPr>
+              <w:t>Answer according to context</w:t>
+            </w:r>
           </w:p>
         </w:tc>
       </w:tr>
@@ -4746,6 +5477,12 @@
                 <w:rFonts w:ascii="Arial" w:hAnsi="Arial" w:cs="Arial"/>
               </w:rPr>
             </w:pPr>
+            <w:r>
+              <w:rPr>
+                <w:rFonts w:ascii="Arial" w:hAnsi="Arial" w:cs="Arial"/>
+              </w:rPr>
+              <w:t>{{clause}}</w:t>
+            </w:r>
           </w:p>
         </w:tc>
         <w:tc>
@@ -4761,6 +5498,13 @@
                 <w:bCs/>
               </w:rPr>
             </w:pPr>
+            <w:r>
+              <w:rPr>
+                <w:rFonts w:ascii="Arial" w:hAnsi="Arial" w:cs="Arial"/>
+                <w:bCs/>
+              </w:rPr>
+              <w:t>Answer according to context</w:t>
+            </w:r>
           </w:p>
         </w:tc>
       </w:tr>
@@ -4831,6 +5575,12 @@
                 <w:rFonts w:ascii="Arial" w:hAnsi="Arial" w:cs="Arial"/>
               </w:rPr>
             </w:pPr>
+            <w:r>
+              <w:rPr>
+                <w:rFonts w:ascii="Arial" w:hAnsi="Arial" w:cs="Arial"/>
+              </w:rPr>
+              <w:t>{{clause}}</w:t>
+            </w:r>
           </w:p>
         </w:tc>
         <w:tc>
@@ -4847,18 +5597,28 @@
                 <w:bCs/>
               </w:rPr>
             </w:pPr>
+            <w:r>
+              <w:rPr>
+                <w:rFonts w:ascii="Arial" w:hAnsi="Arial" w:cs="Arial"/>
+                <w:bCs/>
+              </w:rPr>
+              <w:t>Answer according to context</w:t>
+            </w:r>
           </w:p>
         </w:tc>
       </w:tr>
       <w:tr>
         <w:tc>
           <w:tcPr>
-            <w:tcW w:w="4077" w:type="dxa"/>
-          </w:tcPr>
-          <w:p>
-            <w:pPr>
-              <w:rPr>
-                <w:rFonts w:ascii="Arial" w:eastAsia="Cambria-Bold" w:hAnsi="Arial" w:cs="Arial"/>
+            <w:tcW w:w="10881" w:type="dxa"/>
+            <w:gridSpan w:val="3"/>
+          </w:tcPr>
+          <w:p>
+            <w:pPr>
+              <w:ind w:left="-108"/>
+              <w:jc w:val="center"/>
+              <w:rPr>
+                <w:rFonts w:ascii="Arial" w:hAnsi="Arial" w:cs="Arial"/>
                 <w:b/>
                 <w:bCs/>
               </w:rPr>
@@ -4875,35 +5635,6 @@
             </w:r>
           </w:p>
         </w:tc>
-        <w:tc>
-          <w:tcPr>
-            <w:tcW w:w="1418" w:type="dxa"/>
-          </w:tcPr>
-          <w:p>
-            <w:pPr>
-              <w:jc w:val="center"/>
-              <w:rPr>
-                <w:rFonts w:ascii="Arial" w:hAnsi="Arial" w:cs="Arial"/>
-              </w:rPr>
-            </w:pPr>
-          </w:p>
-        </w:tc>
-        <w:tc>
-          <w:tcPr>
-            <w:tcW w:w="5386" w:type="dxa"/>
-          </w:tcPr>
-          <w:p>
-            <w:pPr>
-              <w:ind w:left="-108"/>
-              <w:jc w:val="both"/>
-              <w:rPr>
-                <w:rFonts w:ascii="Arial" w:hAnsi="Arial" w:cs="Arial"/>
-                <w:b/>
-                <w:bCs/>
-              </w:rPr>
-            </w:pPr>
-          </w:p>
-        </w:tc>
       </w:tr>
       <w:tr>
         <w:tc>
@@ -4949,6 +5680,12 @@
                 <w:rFonts w:ascii="Arial" w:hAnsi="Arial" w:cs="Arial"/>
               </w:rPr>
             </w:pPr>
+            <w:r>
+              <w:rPr>
+                <w:rFonts w:ascii="Arial" w:hAnsi="Arial" w:cs="Arial"/>
+              </w:rPr>
+              <w:t>{{clause}}</w:t>
+            </w:r>
           </w:p>
         </w:tc>
         <w:tc>
@@ -4964,6 +5701,13 @@
                 <w:bCs/>
               </w:rPr>
             </w:pPr>
+            <w:r>
+              <w:rPr>
+                <w:rFonts w:ascii="Arial" w:hAnsi="Arial" w:cs="Arial"/>
+                <w:bCs/>
+              </w:rPr>
+              <w:t>Answer according to context</w:t>
+            </w:r>
           </w:p>
         </w:tc>
       </w:tr>
@@ -5017,6 +5761,12 @@
                 <w:rFonts w:ascii="Arial" w:hAnsi="Arial" w:cs="Arial"/>
               </w:rPr>
             </w:pPr>
+            <w:r>
+              <w:rPr>
+                <w:rFonts w:ascii="Arial" w:hAnsi="Arial" w:cs="Arial"/>
+              </w:rPr>
+              <w:t>{{clause}}</w:t>
+            </w:r>
           </w:p>
         </w:tc>
         <w:tc>
@@ -5030,6 +5780,88 @@
               <w:rPr>
                 <w:rFonts w:ascii="Arial" w:hAnsi="Arial" w:cs="Arial"/>
                 <w:bCs/>
+              </w:rPr>
+            </w:pPr>
+            <w:r>
+              <w:rPr>
+                <w:rFonts w:ascii="Arial" w:hAnsi="Arial" w:cs="Arial"/>
+                <w:bCs/>
+              </w:rPr>
+              <w:t>Answer according to context</w:t>
+            </w:r>
+          </w:p>
+        </w:tc>
+      </w:tr>
+    </w:tbl>
+    <w:p>
+      <w:pPr>
+        <w:rPr>
+          <w:rFonts w:ascii="Arial" w:hAnsi="Arial" w:cs="Arial"/>
+          <w:b/>
+        </w:rPr>
+      </w:pPr>
+    </w:p>
+    <w:tbl>
+      <w:tblPr>
+        <w:tblW w:w="0" w:type="auto"/>
+        <w:tblBorders>
+          <w:top w:val="single" w:sz="4" w:space="0" w:color="000000"/>
+          <w:left w:val="single" w:sz="4" w:space="0" w:color="000000"/>
+          <w:bottom w:val="single" w:sz="4" w:space="0" w:color="000000"/>
+          <w:right w:val="single" w:sz="4" w:space="0" w:color="000000"/>
+          <w:insideH w:val="single" w:sz="4" w:space="0" w:color="000000"/>
+          <w:insideV w:val="single" w:sz="4" w:space="0" w:color="000000"/>
+        </w:tblBorders>
+        <w:tblLook w:val="04A0" w:firstRow="1" w:lastRow="0" w:firstColumn="1" w:lastColumn="0" w:noHBand="0" w:noVBand="1"/>
+      </w:tblPr>
+      <w:tblGrid>
+        <w:gridCol w:w="10895"/>
+      </w:tblGrid>
+      <w:tr>
+        <w:trPr>
+          <w:trHeight w:val="417"/>
+        </w:trPr>
+        <w:tc>
+          <w:tcPr>
+            <w:tcW w:w="10895" w:type="dxa"/>
+            <w:shd w:val="clear" w:color="auto" w:fill="auto"/>
+          </w:tcPr>
+          <w:p>
+            <w:pPr>
+              <w:rPr>
+                <w:rFonts w:ascii="Arial" w:hAnsi="Arial" w:cs="Arial"/>
+                <w:b/>
+                <w:sz w:val="22"/>
+                <w:szCs w:val="22"/>
+              </w:rPr>
+            </w:pPr>
+            <w:r>
+              <w:rPr>
+                <w:rFonts w:ascii="Arial" w:hAnsi="Arial" w:cs="Arial"/>
+                <w:b/>
+                <w:sz w:val="22"/>
+                <w:szCs w:val="22"/>
+              </w:rPr>
+              <w:t>Minor NCs Raised:</w:t>
+            </w:r>
+          </w:p>
+          <w:p>
+            <w:pPr>
+              <w:rPr>
+                <w:rFonts w:ascii="Arial" w:hAnsi="Arial" w:cs="Arial"/>
+                <w:b/>
+                <w:sz w:val="22"/>
+                <w:szCs w:val="22"/>
+              </w:rPr>
+            </w:pPr>
+          </w:p>
+          <w:p>
+            <w:pPr>
+              <w:rPr>
+                <w:rFonts w:ascii="Arial" w:hAnsi="Arial" w:cs="Arial"/>
+                <w:b/>
+                <w:sz w:val="22"/>
+                <w:szCs w:val="22"/>
               </w:rPr>
             </w:pPr>
           </w:p>
@@ -5607,6 +6439,32 @@
               </w:rPr>
               <w:t xml:space="preserve">  </w:t>
             </w:r>
+            <w:r>
+              <w:rPr>
+                <w:rFonts w:ascii="Arial" w:hAnsi="Arial" w:cs="Arial"/>
+                <w:sz w:val="22"/>
+                <w:szCs w:val="22"/>
+              </w:rPr>
+              <w:t>{{</w:t>
+            </w:r>
+            <w:proofErr w:type="spellStart"/>
+            <w:r>
+              <w:rPr>
+                <w:rFonts w:ascii="Arial" w:hAnsi="Arial" w:cs="Arial"/>
+                <w:sz w:val="22"/>
+                <w:szCs w:val="22"/>
+              </w:rPr>
+              <w:t>endDateOfAudit</w:t>
+            </w:r>
+            <w:proofErr w:type="spellEnd"/>
+            <w:r>
+              <w:rPr>
+                <w:rFonts w:ascii="Arial" w:hAnsi="Arial" w:cs="Arial"/>
+                <w:sz w:val="22"/>
+                <w:szCs w:val="22"/>
+              </w:rPr>
+              <w:t>}}</w:t>
+            </w:r>
           </w:p>
         </w:tc>
       </w:tr>
@@ -5718,6 +6576,32 @@
               </w:rPr>
               <w:t xml:space="preserve"> </w:t>
             </w:r>
+            <w:r>
+              <w:rPr>
+                <w:rFonts w:ascii="Arial" w:hAnsi="Arial" w:cs="Arial"/>
+                <w:sz w:val="22"/>
+                <w:szCs w:val="22"/>
+              </w:rPr>
+              <w:t>{{</w:t>
+            </w:r>
+            <w:proofErr w:type="spellStart"/>
+            <w:r>
+              <w:rPr>
+                <w:rFonts w:ascii="Arial" w:hAnsi="Arial" w:cs="Arial"/>
+                <w:sz w:val="22"/>
+                <w:szCs w:val="22"/>
+              </w:rPr>
+              <w:t>auditorName</w:t>
+            </w:r>
+            <w:proofErr w:type="spellEnd"/>
+            <w:r>
+              <w:rPr>
+                <w:rFonts w:ascii="Arial" w:hAnsi="Arial" w:cs="Arial"/>
+                <w:sz w:val="22"/>
+                <w:szCs w:val="22"/>
+              </w:rPr>
+              <w:t>}}</w:t>
+            </w:r>
           </w:p>
           <w:p>
             <w:pPr>
@@ -5753,6 +6637,32 @@
               </w:rPr>
               <w:t xml:space="preserve">Name: </w:t>
             </w:r>
+            <w:r>
+              <w:rPr>
+                <w:rFonts w:ascii="Arial" w:hAnsi="Arial" w:cs="Arial"/>
+                <w:sz w:val="22"/>
+                <w:szCs w:val="22"/>
+              </w:rPr>
+              <w:t>{{</w:t>
+            </w:r>
+            <w:proofErr w:type="spellStart"/>
+            <w:r>
+              <w:rPr>
+                <w:rFonts w:ascii="Arial" w:hAnsi="Arial" w:cs="Arial"/>
+                <w:sz w:val="22"/>
+                <w:szCs w:val="22"/>
+              </w:rPr>
+              <w:t>clientName</w:t>
+            </w:r>
+            <w:proofErr w:type="spellEnd"/>
+            <w:r>
+              <w:rPr>
+                <w:rFonts w:ascii="Arial" w:hAnsi="Arial" w:cs="Arial"/>
+                <w:sz w:val="22"/>
+                <w:szCs w:val="22"/>
+              </w:rPr>
+              <w:t>}}</w:t>
+            </w:r>
           </w:p>
           <w:p>
             <w:pPr>
@@ -5803,6 +6713,14 @@
                 <w:szCs w:val="22"/>
               </w:rPr>
               <w:t xml:space="preserve">Designation: </w:t>
+            </w:r>
+            <w:r>
+              <w:rPr>
+                <w:rFonts w:ascii="Arial" w:hAnsi="Arial" w:cs="Arial"/>
+                <w:sz w:val="22"/>
+                <w:szCs w:val="22"/>
+              </w:rPr>
+              <w:t>{{designation}}</w:t>
             </w:r>
           </w:p>
           <w:p>
@@ -5889,6 +6807,35 @@
                 <w:szCs w:val="20"/>
               </w:rPr>
             </w:pPr>
+            <w:r>
+              <w:rPr>
+                <w:rFonts w:ascii="Arial" w:hAnsi="Arial" w:cs="Arial"/>
+                <w:b/>
+                <w:sz w:val="22"/>
+                <w:szCs w:val="20"/>
+              </w:rPr>
+              <w:t>{{</w:t>
+            </w:r>
+            <w:proofErr w:type="spellStart"/>
+            <w:r>
+              <w:rPr>
+                <w:rFonts w:ascii="Arial" w:hAnsi="Arial" w:cs="Arial"/>
+                <w:b/>
+                <w:sz w:val="22"/>
+                <w:szCs w:val="20"/>
+              </w:rPr>
+              <w:t>reviewedBy</w:t>
+            </w:r>
+            <w:proofErr w:type="spellEnd"/>
+            <w:r>
+              <w:rPr>
+                <w:rFonts w:ascii="Arial" w:hAnsi="Arial" w:cs="Arial"/>
+                <w:b/>
+                <w:sz w:val="22"/>
+                <w:szCs w:val="20"/>
+              </w:rPr>
+              <w:t>}}</w:t>
+            </w:r>
           </w:p>
         </w:tc>
       </w:tr>
@@ -5916,6 +6863,7 @@
                 <w:sz w:val="22"/>
                 <w:szCs w:val="20"/>
               </w:rPr>
+              <w:lastRenderedPageBreak/>
               <w:t>DATE OF REVIEW</w:t>
             </w:r>
           </w:p>
@@ -5936,6 +6884,35 @@
                 <w:szCs w:val="20"/>
               </w:rPr>
             </w:pPr>
+            <w:r>
+              <w:rPr>
+                <w:rFonts w:ascii="Arial" w:hAnsi="Arial" w:cs="Arial"/>
+                <w:b/>
+                <w:sz w:val="22"/>
+                <w:szCs w:val="20"/>
+              </w:rPr>
+              <w:t>{{</w:t>
+            </w:r>
+            <w:proofErr w:type="spellStart"/>
+            <w:r>
+              <w:rPr>
+                <w:rFonts w:ascii="Arial" w:hAnsi="Arial" w:cs="Arial"/>
+                <w:b/>
+                <w:sz w:val="22"/>
+                <w:szCs w:val="20"/>
+              </w:rPr>
+              <w:t>dateOfReview</w:t>
+            </w:r>
+            <w:proofErr w:type="spellEnd"/>
+            <w:r>
+              <w:rPr>
+                <w:rFonts w:ascii="Arial" w:hAnsi="Arial" w:cs="Arial"/>
+                <w:b/>
+                <w:sz w:val="22"/>
+                <w:szCs w:val="20"/>
+              </w:rPr>
+              <w:t>}}</w:t>
+            </w:r>
           </w:p>
         </w:tc>
       </w:tr>
@@ -5957,7 +6934,6 @@
           <w:sz w:val="20"/>
           <w:szCs w:val="20"/>
         </w:rPr>
-        <w:lastRenderedPageBreak/>
         <w:t xml:space="preserve">Ownership- This Audit Report is the Property of Accurate Global INC. This should be </w:t>
       </w:r>
       <w:proofErr w:type="spellStart"/>
@@ -6219,119 +7195,6 @@
 <file path=word/numbering.xml><?xml version="1.0" encoding="utf-8"?>
 <w:numbering xmlns:wpc="http://schemas.microsoft.com/office/word/2010/wordprocessingCanvas" xmlns:cx="http://schemas.microsoft.com/office/drawing/2014/chartex" xmlns:cx1="http://schemas.microsoft.com/office/drawing/2015/9/8/chartex" xmlns:cx2="http://schemas.microsoft.com/office/drawing/2015/10/21/chartex" xmlns:cx3="http://schemas.microsoft.com/office/drawing/2016/5/9/chartex" xmlns:cx4="http://schemas.microsoft.com/office/drawing/2016/5/10/chartex" xmlns:cx5="http://schemas.microsoft.com/office/drawing/2016/5/11/chartex" xmlns:cx6="http://schemas.microsoft.com/office/drawing/2016/5/12/chartex" xmlns:cx7="http://schemas.microsoft.com/office/drawing/2016/5/13/chartex" xmlns:cx8="http://schemas.microsoft.com/office/drawing/2016/5/14/chartex" xmlns:mc="http://schemas.openxmlformats.org/markup-compatibility/2006" xmlns:aink="http://schemas.microsoft.com/office/drawing/2016/ink" xmlns:am3d="http://schemas.microsoft.com/office/drawing/2017/model3d" xmlns:o="urn:schemas-microsoft-com:office:office" xmlns:r="http://schemas.openxmlformats.org/officeDocument/2006/relationships" xmlns:m="http://schemas.openxmlformats.org/officeDocument/2006/math" xmlns:v="urn:schemas-microsoft-com:vml" xmlns:wp14="http://schemas.microsoft.com/office/word/2010/wordprocessingDrawing" xmlns:wp="http://schemas.openxmlformats.org/drawingml/2006/wordprocessingDrawing" xmlns:w10="urn:schemas-microsoft-com:office:word" xmlns:w="http://schemas.openxmlformats.org/wordprocessingml/2006/main" xmlns:w14="http://schemas.microsoft.com/office/word/2010/wordml" xmlns:w15="http://schemas.microsoft.com/office/word/2012/wordml" xmlns:w16cex="http://schemas.microsoft.com/office/word/2018/wordml/cex" xmlns:w16cid="http://schemas.microsoft.com/office/word/2016/wordml/cid" xmlns:w16="http://schemas.microsoft.com/office/word/2018/wordml" xmlns:w16sdtdh="http://schemas.microsoft.com/office/word/2020/wordml/sdtdatahash" xmlns:w16se="http://schemas.microsoft.com/office/word/2015/wordml/symex" xmlns:wpg="http://schemas.microsoft.com/office/word/2010/wordprocessingGroup" xmlns:wpi="http://schemas.microsoft.com/office/word/2010/wordprocessingInk" xmlns:wne="http://schemas.microsoft.com/office/word/2006/wordml" xmlns:wps="http://schemas.microsoft.com/office/word/2010/wordprocessingShape" mc:Ignorable="w14 w15 w16se w16cid w16 w16cex w16sdtdh wp14">
   <w:abstractNum w:abstractNumId="0" w15:restartNumberingAfterBreak="0">
-    <w:nsid w:val="00160417"/>
-    <w:multiLevelType w:val="hybridMultilevel"/>
-    <w:tmpl w:val="2812C8BE"/>
-    <w:lvl w:ilvl="0" w:tplc="04090001">
-      <w:start w:val="1"/>
-      <w:numFmt w:val="bullet"/>
-      <w:lvlText w:val=""/>
-      <w:lvlJc w:val="left"/>
-      <w:pPr>
-        <w:ind w:left="360" w:hanging="360"/>
-      </w:pPr>
-      <w:rPr>
-        <w:rFonts w:ascii="Symbol" w:hAnsi="Symbol" w:hint="default"/>
-      </w:rPr>
-    </w:lvl>
-    <w:lvl w:ilvl="1" w:tplc="04090003" w:tentative="1">
-      <w:start w:val="1"/>
-      <w:numFmt w:val="bullet"/>
-      <w:lvlText w:val="o"/>
-      <w:lvlJc w:val="left"/>
-      <w:pPr>
-        <w:ind w:left="1080" w:hanging="360"/>
-      </w:pPr>
-      <w:rPr>
-        <w:rFonts w:ascii="Courier New" w:hAnsi="Courier New" w:cs="Courier New" w:hint="default"/>
-      </w:rPr>
-    </w:lvl>
-    <w:lvl w:ilvl="2" w:tplc="04090005" w:tentative="1">
-      <w:start w:val="1"/>
-      <w:numFmt w:val="bullet"/>
-      <w:lvlText w:val=""/>
-      <w:lvlJc w:val="left"/>
-      <w:pPr>
-        <w:ind w:left="1800" w:hanging="360"/>
-      </w:pPr>
-      <w:rPr>
-        <w:rFonts w:ascii="Wingdings" w:hAnsi="Wingdings" w:hint="default"/>
-      </w:rPr>
-    </w:lvl>
-    <w:lvl w:ilvl="3" w:tplc="04090001" w:tentative="1">
-      <w:start w:val="1"/>
-      <w:numFmt w:val="bullet"/>
-      <w:lvlText w:val=""/>
-      <w:lvlJc w:val="left"/>
-      <w:pPr>
-        <w:ind w:left="2520" w:hanging="360"/>
-      </w:pPr>
-      <w:rPr>
-        <w:rFonts w:ascii="Symbol" w:hAnsi="Symbol" w:hint="default"/>
-      </w:rPr>
-    </w:lvl>
-    <w:lvl w:ilvl="4" w:tplc="04090003" w:tentative="1">
-      <w:start w:val="1"/>
-      <w:numFmt w:val="bullet"/>
-      <w:lvlText w:val="o"/>
-      <w:lvlJc w:val="left"/>
-      <w:pPr>
-        <w:ind w:left="3240" w:hanging="360"/>
-      </w:pPr>
-      <w:rPr>
-        <w:rFonts w:ascii="Courier New" w:hAnsi="Courier New" w:cs="Courier New" w:hint="default"/>
-      </w:rPr>
-    </w:lvl>
-    <w:lvl w:ilvl="5" w:tplc="04090005" w:tentative="1">
-      <w:start w:val="1"/>
-      <w:numFmt w:val="bullet"/>
-      <w:lvlText w:val=""/>
-      <w:lvlJc w:val="left"/>
-      <w:pPr>
-        <w:ind w:left="3960" w:hanging="360"/>
-      </w:pPr>
-      <w:rPr>
-        <w:rFonts w:ascii="Wingdings" w:hAnsi="Wingdings" w:hint="default"/>
-      </w:rPr>
-    </w:lvl>
-    <w:lvl w:ilvl="6" w:tplc="04090001" w:tentative="1">
-      <w:start w:val="1"/>
-      <w:numFmt w:val="bullet"/>
-      <w:lvlText w:val=""/>
-      <w:lvlJc w:val="left"/>
-      <w:pPr>
-        <w:ind w:left="4680" w:hanging="360"/>
-      </w:pPr>
-      <w:rPr>
-        <w:rFonts w:ascii="Symbol" w:hAnsi="Symbol" w:hint="default"/>
-      </w:rPr>
-    </w:lvl>
-    <w:lvl w:ilvl="7" w:tplc="04090003" w:tentative="1">
-      <w:start w:val="1"/>
-      <w:numFmt w:val="bullet"/>
-      <w:lvlText w:val="o"/>
-      <w:lvlJc w:val="left"/>
-      <w:pPr>
-        <w:ind w:left="5400" w:hanging="360"/>
-      </w:pPr>
-      <w:rPr>
-        <w:rFonts w:ascii="Courier New" w:hAnsi="Courier New" w:cs="Courier New" w:hint="default"/>
-      </w:rPr>
-    </w:lvl>
-    <w:lvl w:ilvl="8" w:tplc="04090005" w:tentative="1">
-      <w:start w:val="1"/>
-      <w:numFmt w:val="bullet"/>
-      <w:lvlText w:val=""/>
-      <w:lvlJc w:val="left"/>
-      <w:pPr>
-        <w:ind w:left="6120" w:hanging="360"/>
-      </w:pPr>
-      <w:rPr>
-        <w:rFonts w:ascii="Wingdings" w:hAnsi="Wingdings" w:hint="default"/>
-      </w:rPr>
-    </w:lvl>
-  </w:abstractNum>
-  <w:abstractNum w:abstractNumId="1" w15:restartNumberingAfterBreak="0">
     <w:nsid w:val="01693AB3"/>
     <w:multiLevelType w:val="multilevel"/>
     <w:tmpl w:val="03F299CA"/>
@@ -6444,528 +7307,29 @@
       </w:rPr>
     </w:lvl>
   </w:abstractNum>
-  <w:abstractNum w:abstractNumId="2" w15:restartNumberingAfterBreak="0">
-    <w:nsid w:val="07B44768"/>
-    <w:multiLevelType w:val="hybridMultilevel"/>
-    <w:tmpl w:val="40D0D626"/>
-    <w:lvl w:ilvl="0" w:tplc="04090009">
-      <w:start w:val="1"/>
-      <w:numFmt w:val="bullet"/>
-      <w:lvlText w:val=""/>
-      <w:lvlJc w:val="left"/>
-      <w:pPr>
-        <w:tabs>
-          <w:tab w:val="num" w:pos="720"/>
-        </w:tabs>
-        <w:ind w:left="720" w:hanging="360"/>
-      </w:pPr>
-      <w:rPr>
-        <w:rFonts w:ascii="Wingdings" w:hAnsi="Wingdings" w:hint="default"/>
-      </w:rPr>
-    </w:lvl>
-    <w:lvl w:ilvl="1" w:tplc="04090003" w:tentative="1">
-      <w:start w:val="1"/>
-      <w:numFmt w:val="bullet"/>
-      <w:lvlText w:val="o"/>
-      <w:lvlJc w:val="left"/>
-      <w:pPr>
-        <w:tabs>
-          <w:tab w:val="num" w:pos="1440"/>
-        </w:tabs>
-        <w:ind w:left="1440" w:hanging="360"/>
-      </w:pPr>
-      <w:rPr>
-        <w:rFonts w:ascii="Courier New" w:hAnsi="Courier New" w:hint="default"/>
-      </w:rPr>
-    </w:lvl>
-    <w:lvl w:ilvl="2" w:tplc="04090005" w:tentative="1">
-      <w:start w:val="1"/>
-      <w:numFmt w:val="bullet"/>
-      <w:lvlText w:val=""/>
-      <w:lvlJc w:val="left"/>
-      <w:pPr>
-        <w:tabs>
-          <w:tab w:val="num" w:pos="2160"/>
-        </w:tabs>
-        <w:ind w:left="2160" w:hanging="360"/>
-      </w:pPr>
-      <w:rPr>
-        <w:rFonts w:ascii="Wingdings" w:hAnsi="Wingdings" w:hint="default"/>
-      </w:rPr>
-    </w:lvl>
-    <w:lvl w:ilvl="3" w:tplc="04090001" w:tentative="1">
-      <w:start w:val="1"/>
-      <w:numFmt w:val="bullet"/>
-      <w:lvlText w:val=""/>
-      <w:lvlJc w:val="left"/>
-      <w:pPr>
-        <w:tabs>
-          <w:tab w:val="num" w:pos="2880"/>
-        </w:tabs>
-        <w:ind w:left="2880" w:hanging="360"/>
-      </w:pPr>
-      <w:rPr>
-        <w:rFonts w:ascii="Symbol" w:hAnsi="Symbol" w:hint="default"/>
-      </w:rPr>
-    </w:lvl>
-    <w:lvl w:ilvl="4" w:tplc="04090003" w:tentative="1">
-      <w:start w:val="1"/>
-      <w:numFmt w:val="bullet"/>
-      <w:lvlText w:val="o"/>
-      <w:lvlJc w:val="left"/>
-      <w:pPr>
-        <w:tabs>
-          <w:tab w:val="num" w:pos="3600"/>
-        </w:tabs>
-        <w:ind w:left="3600" w:hanging="360"/>
-      </w:pPr>
-      <w:rPr>
-        <w:rFonts w:ascii="Courier New" w:hAnsi="Courier New" w:hint="default"/>
-      </w:rPr>
-    </w:lvl>
-    <w:lvl w:ilvl="5" w:tplc="04090005" w:tentative="1">
-      <w:start w:val="1"/>
-      <w:numFmt w:val="bullet"/>
-      <w:lvlText w:val=""/>
-      <w:lvlJc w:val="left"/>
-      <w:pPr>
-        <w:tabs>
-          <w:tab w:val="num" w:pos="4320"/>
-        </w:tabs>
-        <w:ind w:left="4320" w:hanging="360"/>
-      </w:pPr>
-      <w:rPr>
-        <w:rFonts w:ascii="Wingdings" w:hAnsi="Wingdings" w:hint="default"/>
-      </w:rPr>
-    </w:lvl>
-    <w:lvl w:ilvl="6" w:tplc="04090001" w:tentative="1">
-      <w:start w:val="1"/>
-      <w:numFmt w:val="bullet"/>
-      <w:lvlText w:val=""/>
-      <w:lvlJc w:val="left"/>
-      <w:pPr>
-        <w:tabs>
-          <w:tab w:val="num" w:pos="5040"/>
-        </w:tabs>
-        <w:ind w:left="5040" w:hanging="360"/>
-      </w:pPr>
-      <w:rPr>
-        <w:rFonts w:ascii="Symbol" w:hAnsi="Symbol" w:hint="default"/>
-      </w:rPr>
-    </w:lvl>
-    <w:lvl w:ilvl="7" w:tplc="04090003" w:tentative="1">
-      <w:start w:val="1"/>
-      <w:numFmt w:val="bullet"/>
-      <w:lvlText w:val="o"/>
-      <w:lvlJc w:val="left"/>
-      <w:pPr>
-        <w:tabs>
-          <w:tab w:val="num" w:pos="5760"/>
-        </w:tabs>
-        <w:ind w:left="5760" w:hanging="360"/>
-      </w:pPr>
-      <w:rPr>
-        <w:rFonts w:ascii="Courier New" w:hAnsi="Courier New" w:hint="default"/>
-      </w:rPr>
-    </w:lvl>
-    <w:lvl w:ilvl="8" w:tplc="04090005" w:tentative="1">
-      <w:start w:val="1"/>
-      <w:numFmt w:val="bullet"/>
-      <w:lvlText w:val=""/>
-      <w:lvlJc w:val="left"/>
-      <w:pPr>
-        <w:tabs>
-          <w:tab w:val="num" w:pos="6480"/>
-        </w:tabs>
-        <w:ind w:left="6480" w:hanging="360"/>
-      </w:pPr>
-      <w:rPr>
-        <w:rFonts w:ascii="Wingdings" w:hAnsi="Wingdings" w:hint="default"/>
-      </w:rPr>
-    </w:lvl>
-  </w:abstractNum>
-  <w:abstractNum w:abstractNumId="3" w15:restartNumberingAfterBreak="0">
-    <w:nsid w:val="08281767"/>
-    <w:multiLevelType w:val="hybridMultilevel"/>
-    <w:tmpl w:val="069000FC"/>
-    <w:lvl w:ilvl="0" w:tplc="04090001">
-      <w:start w:val="1"/>
-      <w:numFmt w:val="bullet"/>
-      <w:lvlText w:val=""/>
-      <w:lvlJc w:val="left"/>
-      <w:pPr>
-        <w:ind w:left="774" w:hanging="360"/>
-      </w:pPr>
-      <w:rPr>
-        <w:rFonts w:ascii="Symbol" w:hAnsi="Symbol" w:hint="default"/>
-      </w:rPr>
-    </w:lvl>
-    <w:lvl w:ilvl="1" w:tplc="04090003" w:tentative="1">
-      <w:start w:val="1"/>
-      <w:numFmt w:val="bullet"/>
-      <w:lvlText w:val="o"/>
-      <w:lvlJc w:val="left"/>
-      <w:pPr>
-        <w:ind w:left="1494" w:hanging="360"/>
-      </w:pPr>
-      <w:rPr>
-        <w:rFonts w:ascii="Courier New" w:hAnsi="Courier New" w:cs="Courier New" w:hint="default"/>
-      </w:rPr>
-    </w:lvl>
-    <w:lvl w:ilvl="2" w:tplc="04090005" w:tentative="1">
-      <w:start w:val="1"/>
-      <w:numFmt w:val="bullet"/>
-      <w:lvlText w:val=""/>
-      <w:lvlJc w:val="left"/>
-      <w:pPr>
-        <w:ind w:left="2214" w:hanging="360"/>
-      </w:pPr>
-      <w:rPr>
-        <w:rFonts w:ascii="Wingdings" w:hAnsi="Wingdings" w:hint="default"/>
-      </w:rPr>
-    </w:lvl>
-    <w:lvl w:ilvl="3" w:tplc="04090001" w:tentative="1">
-      <w:start w:val="1"/>
-      <w:numFmt w:val="bullet"/>
-      <w:lvlText w:val=""/>
-      <w:lvlJc w:val="left"/>
-      <w:pPr>
-        <w:ind w:left="2934" w:hanging="360"/>
-      </w:pPr>
-      <w:rPr>
-        <w:rFonts w:ascii="Symbol" w:hAnsi="Symbol" w:hint="default"/>
-      </w:rPr>
-    </w:lvl>
-    <w:lvl w:ilvl="4" w:tplc="04090003" w:tentative="1">
-      <w:start w:val="1"/>
-      <w:numFmt w:val="bullet"/>
-      <w:lvlText w:val="o"/>
-      <w:lvlJc w:val="left"/>
-      <w:pPr>
-        <w:ind w:left="3654" w:hanging="360"/>
-      </w:pPr>
-      <w:rPr>
-        <w:rFonts w:ascii="Courier New" w:hAnsi="Courier New" w:cs="Courier New" w:hint="default"/>
-      </w:rPr>
-    </w:lvl>
-    <w:lvl w:ilvl="5" w:tplc="04090005" w:tentative="1">
-      <w:start w:val="1"/>
-      <w:numFmt w:val="bullet"/>
-      <w:lvlText w:val=""/>
-      <w:lvlJc w:val="left"/>
-      <w:pPr>
-        <w:ind w:left="4374" w:hanging="360"/>
-      </w:pPr>
-      <w:rPr>
-        <w:rFonts w:ascii="Wingdings" w:hAnsi="Wingdings" w:hint="default"/>
-      </w:rPr>
-    </w:lvl>
-    <w:lvl w:ilvl="6" w:tplc="04090001" w:tentative="1">
-      <w:start w:val="1"/>
-      <w:numFmt w:val="bullet"/>
-      <w:lvlText w:val=""/>
-      <w:lvlJc w:val="left"/>
-      <w:pPr>
-        <w:ind w:left="5094" w:hanging="360"/>
-      </w:pPr>
-      <w:rPr>
-        <w:rFonts w:ascii="Symbol" w:hAnsi="Symbol" w:hint="default"/>
-      </w:rPr>
-    </w:lvl>
-    <w:lvl w:ilvl="7" w:tplc="04090003" w:tentative="1">
-      <w:start w:val="1"/>
-      <w:numFmt w:val="bullet"/>
-      <w:lvlText w:val="o"/>
-      <w:lvlJc w:val="left"/>
-      <w:pPr>
-        <w:ind w:left="5814" w:hanging="360"/>
-      </w:pPr>
-      <w:rPr>
-        <w:rFonts w:ascii="Courier New" w:hAnsi="Courier New" w:cs="Courier New" w:hint="default"/>
-      </w:rPr>
-    </w:lvl>
-    <w:lvl w:ilvl="8" w:tplc="04090005" w:tentative="1">
-      <w:start w:val="1"/>
-      <w:numFmt w:val="bullet"/>
-      <w:lvlText w:val=""/>
-      <w:lvlJc w:val="left"/>
-      <w:pPr>
-        <w:ind w:left="6534" w:hanging="360"/>
-      </w:pPr>
-      <w:rPr>
-        <w:rFonts w:ascii="Wingdings" w:hAnsi="Wingdings" w:hint="default"/>
-      </w:rPr>
-    </w:lvl>
-  </w:abstractNum>
-  <w:abstractNum w:abstractNumId="4" w15:restartNumberingAfterBreak="0">
-    <w:nsid w:val="0885055A"/>
+  <w:abstractNum w:abstractNumId="1" w15:restartNumberingAfterBreak="0">
+    <w:nsid w:val="4CEE0F54"/>
     <w:multiLevelType w:val="multilevel"/>
-    <w:tmpl w:val="D9CC0576"/>
+    <w:tmpl w:val="5B80B6C4"/>
     <w:lvl w:ilvl="0">
-      <w:start w:val="6"/>
+      <w:start w:val="4"/>
       <w:numFmt w:val="decimal"/>
       <w:lvlText w:val="%1"/>
       <w:lvlJc w:val="left"/>
       <w:pPr>
-        <w:tabs>
-          <w:tab w:val="num" w:pos="840"/>
-        </w:tabs>
-        <w:ind w:left="840" w:hanging="840"/>
-      </w:pPr>
-      <w:rPr>
-        <w:rFonts w:ascii="Times New Roman" w:hAnsi="Times New Roman" w:cs="Times New Roman" w:hint="default"/>
-      </w:rPr>
-    </w:lvl>
-    <w:lvl w:ilvl="1">
-      <w:start w:val="2"/>
-      <w:numFmt w:val="decimal"/>
-      <w:lvlText w:val="%1.%2"/>
-      <w:lvlJc w:val="left"/>
-      <w:pPr>
-        <w:tabs>
-          <w:tab w:val="num" w:pos="840"/>
-        </w:tabs>
-        <w:ind w:left="840" w:hanging="840"/>
-      </w:pPr>
-      <w:rPr>
-        <w:rFonts w:ascii="Times New Roman" w:hAnsi="Times New Roman" w:cs="Times New Roman" w:hint="default"/>
-      </w:rPr>
-    </w:lvl>
-    <w:lvl w:ilvl="2">
-      <w:start w:val="2"/>
-      <w:numFmt w:val="decimal"/>
-      <w:lvlText w:val="%1.%2.%3"/>
-      <w:lvlJc w:val="left"/>
-      <w:pPr>
-        <w:tabs>
-          <w:tab w:val="num" w:pos="840"/>
-        </w:tabs>
-        <w:ind w:left="840" w:hanging="840"/>
-      </w:pPr>
-      <w:rPr>
-        <w:rFonts w:ascii="Times New Roman" w:hAnsi="Times New Roman" w:cs="Times New Roman" w:hint="default"/>
-      </w:rPr>
-    </w:lvl>
-    <w:lvl w:ilvl="3">
-      <w:start w:val="1"/>
-      <w:numFmt w:val="decimal"/>
-      <w:lvlText w:val="%1.%2.%3.%4"/>
-      <w:lvlJc w:val="left"/>
-      <w:pPr>
-        <w:tabs>
-          <w:tab w:val="num" w:pos="1080"/>
-        </w:tabs>
-        <w:ind w:left="1080" w:hanging="1080"/>
-      </w:pPr>
-      <w:rPr>
-        <w:rFonts w:ascii="Times New Roman" w:hAnsi="Times New Roman" w:cs="Times New Roman" w:hint="default"/>
-      </w:rPr>
-    </w:lvl>
-    <w:lvl w:ilvl="4">
-      <w:start w:val="1"/>
-      <w:numFmt w:val="decimal"/>
-      <w:lvlText w:val="%1.%2.%3.%4.%5"/>
-      <w:lvlJc w:val="left"/>
-      <w:pPr>
-        <w:tabs>
-          <w:tab w:val="num" w:pos="1080"/>
-        </w:tabs>
-        <w:ind w:left="1080" w:hanging="1080"/>
-      </w:pPr>
-      <w:rPr>
-        <w:rFonts w:ascii="Times New Roman" w:hAnsi="Times New Roman" w:cs="Times New Roman" w:hint="default"/>
-      </w:rPr>
-    </w:lvl>
-    <w:lvl w:ilvl="5">
-      <w:start w:val="1"/>
-      <w:numFmt w:val="decimal"/>
-      <w:lvlText w:val="%1.%2.%3.%4.%5.%6"/>
-      <w:lvlJc w:val="left"/>
-      <w:pPr>
-        <w:tabs>
-          <w:tab w:val="num" w:pos="1440"/>
-        </w:tabs>
-        <w:ind w:left="1440" w:hanging="1440"/>
-      </w:pPr>
-      <w:rPr>
-        <w:rFonts w:ascii="Times New Roman" w:hAnsi="Times New Roman" w:cs="Times New Roman" w:hint="default"/>
-      </w:rPr>
-    </w:lvl>
-    <w:lvl w:ilvl="6">
-      <w:start w:val="1"/>
-      <w:numFmt w:val="decimal"/>
-      <w:lvlText w:val="%1.%2.%3.%4.%5.%6.%7"/>
-      <w:lvlJc w:val="left"/>
-      <w:pPr>
-        <w:tabs>
-          <w:tab w:val="num" w:pos="1440"/>
-        </w:tabs>
-        <w:ind w:left="1440" w:hanging="1440"/>
-      </w:pPr>
-      <w:rPr>
-        <w:rFonts w:ascii="Times New Roman" w:hAnsi="Times New Roman" w:cs="Times New Roman" w:hint="default"/>
-      </w:rPr>
-    </w:lvl>
-    <w:lvl w:ilvl="7">
-      <w:start w:val="1"/>
-      <w:numFmt w:val="decimal"/>
-      <w:lvlText w:val="%1.%2.%3.%4.%5.%6.%7.%8"/>
-      <w:lvlJc w:val="left"/>
-      <w:pPr>
-        <w:tabs>
-          <w:tab w:val="num" w:pos="1800"/>
-        </w:tabs>
-        <w:ind w:left="1800" w:hanging="1800"/>
-      </w:pPr>
-      <w:rPr>
-        <w:rFonts w:ascii="Times New Roman" w:hAnsi="Times New Roman" w:cs="Times New Roman" w:hint="default"/>
-      </w:rPr>
-    </w:lvl>
-    <w:lvl w:ilvl="8">
-      <w:start w:val="1"/>
-      <w:numFmt w:val="decimal"/>
-      <w:lvlText w:val="%1.%2.%3.%4.%5.%6.%7.%8.%9"/>
-      <w:lvlJc w:val="left"/>
-      <w:pPr>
-        <w:tabs>
-          <w:tab w:val="num" w:pos="1800"/>
-        </w:tabs>
-        <w:ind w:left="1800" w:hanging="1800"/>
-      </w:pPr>
-      <w:rPr>
-        <w:rFonts w:ascii="Times New Roman" w:hAnsi="Times New Roman" w:cs="Times New Roman" w:hint="default"/>
-      </w:rPr>
-    </w:lvl>
-  </w:abstractNum>
-  <w:abstractNum w:abstractNumId="5" w15:restartNumberingAfterBreak="0">
-    <w:nsid w:val="0949543D"/>
-    <w:multiLevelType w:val="hybridMultilevel"/>
-    <w:tmpl w:val="EAAAFE60"/>
-    <w:lvl w:ilvl="0" w:tplc="45427134">
-      <w:start w:val="5"/>
-      <w:numFmt w:val="decimal"/>
-      <w:lvlText w:val="%1"/>
-      <w:lvlJc w:val="left"/>
-      <w:pPr>
-        <w:tabs>
-          <w:tab w:val="num" w:pos="720"/>
-        </w:tabs>
-        <w:ind w:left="720" w:hanging="360"/>
-      </w:pPr>
-      <w:rPr>
-        <w:rFonts w:hint="default"/>
-      </w:rPr>
-    </w:lvl>
-    <w:lvl w:ilvl="1" w:tplc="4BBE230A">
-      <w:numFmt w:val="none"/>
-      <w:lvlText w:val=""/>
-      <w:lvlJc w:val="left"/>
-      <w:pPr>
-        <w:tabs>
-          <w:tab w:val="num" w:pos="360"/>
-        </w:tabs>
-      </w:pPr>
-    </w:lvl>
-    <w:lvl w:ilvl="2" w:tplc="A89CDFF2">
-      <w:numFmt w:val="none"/>
-      <w:lvlText w:val=""/>
-      <w:lvlJc w:val="left"/>
-      <w:pPr>
-        <w:tabs>
-          <w:tab w:val="num" w:pos="360"/>
-        </w:tabs>
-      </w:pPr>
-    </w:lvl>
-    <w:lvl w:ilvl="3" w:tplc="EF9832B2">
-      <w:numFmt w:val="none"/>
-      <w:lvlText w:val=""/>
-      <w:lvlJc w:val="left"/>
-      <w:pPr>
-        <w:tabs>
-          <w:tab w:val="num" w:pos="360"/>
-        </w:tabs>
-      </w:pPr>
-    </w:lvl>
-    <w:lvl w:ilvl="4" w:tplc="5F7802EA">
-      <w:numFmt w:val="none"/>
-      <w:lvlText w:val=""/>
-      <w:lvlJc w:val="left"/>
-      <w:pPr>
-        <w:tabs>
-          <w:tab w:val="num" w:pos="360"/>
-        </w:tabs>
-      </w:pPr>
-    </w:lvl>
-    <w:lvl w:ilvl="5" w:tplc="4B485E44">
-      <w:numFmt w:val="none"/>
-      <w:lvlText w:val=""/>
-      <w:lvlJc w:val="left"/>
-      <w:pPr>
-        <w:tabs>
-          <w:tab w:val="num" w:pos="360"/>
-        </w:tabs>
-      </w:pPr>
-    </w:lvl>
-    <w:lvl w:ilvl="6" w:tplc="B8342BEC">
-      <w:numFmt w:val="none"/>
-      <w:lvlText w:val=""/>
-      <w:lvlJc w:val="left"/>
-      <w:pPr>
-        <w:tabs>
-          <w:tab w:val="num" w:pos="360"/>
-        </w:tabs>
-      </w:pPr>
-    </w:lvl>
-    <w:lvl w:ilvl="7" w:tplc="8B8025FC">
-      <w:numFmt w:val="none"/>
-      <w:lvlText w:val=""/>
-      <w:lvlJc w:val="left"/>
-      <w:pPr>
-        <w:tabs>
-          <w:tab w:val="num" w:pos="360"/>
-        </w:tabs>
-      </w:pPr>
-    </w:lvl>
-    <w:lvl w:ilvl="8" w:tplc="B18023A8">
-      <w:numFmt w:val="none"/>
-      <w:lvlText w:val=""/>
-      <w:lvlJc w:val="left"/>
-      <w:pPr>
-        <w:tabs>
-          <w:tab w:val="num" w:pos="360"/>
-        </w:tabs>
-      </w:pPr>
-    </w:lvl>
-  </w:abstractNum>
-  <w:abstractNum w:abstractNumId="6" w15:restartNumberingAfterBreak="0">
-    <w:nsid w:val="09FD52E6"/>
-    <w:multiLevelType w:val="multilevel"/>
-    <w:tmpl w:val="055CFC70"/>
-    <w:lvl w:ilvl="0">
-      <w:start w:val="5"/>
-      <w:numFmt w:val="decimal"/>
-      <w:lvlText w:val="%1"/>
-      <w:lvlJc w:val="left"/>
-      <w:pPr>
-        <w:tabs>
-          <w:tab w:val="num" w:pos="795"/>
-        </w:tabs>
-        <w:ind w:left="795" w:hanging="795"/>
+        <w:ind w:left="360" w:hanging="360"/>
       </w:pPr>
       <w:rPr>
         <w:rFonts w:hint="default"/>
       </w:rPr>
     </w:lvl>
     <w:lvl w:ilvl="1">
-      <w:start w:val="5"/>
+      <w:start w:val="4"/>
       <w:numFmt w:val="decimal"/>
       <w:lvlText w:val="%1.%2"/>
       <w:lvlJc w:val="left"/>
       <w:pPr>
-        <w:tabs>
-          <w:tab w:val="num" w:pos="795"/>
-        </w:tabs>
-        <w:ind w:left="795" w:hanging="795"/>
+        <w:ind w:left="360" w:hanging="360"/>
       </w:pPr>
       <w:rPr>
         <w:rFonts w:hint="default"/>
@@ -6977,10 +7341,7 @@
       <w:lvlText w:val="%1.%2.%3"/>
       <w:lvlJc w:val="left"/>
       <w:pPr>
-        <w:tabs>
-          <w:tab w:val="num" w:pos="795"/>
-        </w:tabs>
-        <w:ind w:left="795" w:hanging="795"/>
+        <w:ind w:left="720" w:hanging="720"/>
       </w:pPr>
       <w:rPr>
         <w:rFonts w:hint="default"/>
@@ -6992,9 +7353,6 @@
       <w:lvlText w:val="%1.%2.%3.%4"/>
       <w:lvlJc w:val="left"/>
       <w:pPr>
-        <w:tabs>
-          <w:tab w:val="num" w:pos="1080"/>
-        </w:tabs>
         <w:ind w:left="1080" w:hanging="1080"/>
       </w:pPr>
       <w:rPr>
@@ -7007,9 +7365,6 @@
       <w:lvlText w:val="%1.%2.%3.%4.%5"/>
       <w:lvlJc w:val="left"/>
       <w:pPr>
-        <w:tabs>
-          <w:tab w:val="num" w:pos="1080"/>
-        </w:tabs>
         <w:ind w:left="1080" w:hanging="1080"/>
       </w:pPr>
       <w:rPr>
@@ -7022,9 +7377,6 @@
       <w:lvlText w:val="%1.%2.%3.%4.%5.%6"/>
       <w:lvlJc w:val="left"/>
       <w:pPr>
-        <w:tabs>
-          <w:tab w:val="num" w:pos="1440"/>
-        </w:tabs>
         <w:ind w:left="1440" w:hanging="1440"/>
       </w:pPr>
       <w:rPr>
@@ -7037,9 +7389,6 @@
       <w:lvlText w:val="%1.%2.%3.%4.%5.%6.%7"/>
       <w:lvlJc w:val="left"/>
       <w:pPr>
-        <w:tabs>
-          <w:tab w:val="num" w:pos="1440"/>
-        </w:tabs>
         <w:ind w:left="1440" w:hanging="1440"/>
       </w:pPr>
       <w:rPr>
@@ -7052,9 +7401,6 @@
       <w:lvlText w:val="%1.%2.%3.%4.%5.%6.%7.%8"/>
       <w:lvlJc w:val="left"/>
       <w:pPr>
-        <w:tabs>
-          <w:tab w:val="num" w:pos="1800"/>
-        </w:tabs>
         <w:ind w:left="1800" w:hanging="1800"/>
       </w:pPr>
       <w:rPr>
@@ -7067,9 +7413,6 @@
       <w:lvlText w:val="%1.%2.%3.%4.%5.%6.%7.%8.%9"/>
       <w:lvlJc w:val="left"/>
       <w:pPr>
-        <w:tabs>
-          <w:tab w:val="num" w:pos="1800"/>
-        </w:tabs>
         <w:ind w:left="1800" w:hanging="1800"/>
       </w:pPr>
       <w:rPr>
@@ -7077,160 +7420,17 @@
       </w:rPr>
     </w:lvl>
   </w:abstractNum>
-  <w:abstractNum w:abstractNumId="7" w15:restartNumberingAfterBreak="0">
-    <w:nsid w:val="0A1C1656"/>
-    <w:multiLevelType w:val="hybridMultilevel"/>
-    <w:tmpl w:val="4918ACDA"/>
-    <w:lvl w:ilvl="0" w:tplc="04090009">
-      <w:start w:val="1"/>
-      <w:numFmt w:val="bullet"/>
-      <w:lvlText w:val=""/>
-      <w:lvlJc w:val="left"/>
-      <w:pPr>
-        <w:tabs>
-          <w:tab w:val="num" w:pos="720"/>
-        </w:tabs>
-        <w:ind w:left="720" w:hanging="360"/>
-      </w:pPr>
-      <w:rPr>
-        <w:rFonts w:ascii="Wingdings" w:hAnsi="Wingdings" w:hint="default"/>
-      </w:rPr>
-    </w:lvl>
-    <w:lvl w:ilvl="1" w:tplc="04090003" w:tentative="1">
-      <w:start w:val="1"/>
-      <w:numFmt w:val="bullet"/>
-      <w:lvlText w:val="o"/>
-      <w:lvlJc w:val="left"/>
-      <w:pPr>
-        <w:tabs>
-          <w:tab w:val="num" w:pos="1440"/>
-        </w:tabs>
-        <w:ind w:left="1440" w:hanging="360"/>
-      </w:pPr>
-      <w:rPr>
-        <w:rFonts w:ascii="Courier New" w:hAnsi="Courier New" w:hint="default"/>
-      </w:rPr>
-    </w:lvl>
-    <w:lvl w:ilvl="2" w:tplc="04090005" w:tentative="1">
-      <w:start w:val="1"/>
-      <w:numFmt w:val="bullet"/>
-      <w:lvlText w:val=""/>
-      <w:lvlJc w:val="left"/>
-      <w:pPr>
-        <w:tabs>
-          <w:tab w:val="num" w:pos="2160"/>
-        </w:tabs>
-        <w:ind w:left="2160" w:hanging="360"/>
-      </w:pPr>
-      <w:rPr>
-        <w:rFonts w:ascii="Wingdings" w:hAnsi="Wingdings" w:hint="default"/>
-      </w:rPr>
-    </w:lvl>
-    <w:lvl w:ilvl="3" w:tplc="04090001" w:tentative="1">
-      <w:start w:val="1"/>
-      <w:numFmt w:val="bullet"/>
-      <w:lvlText w:val=""/>
-      <w:lvlJc w:val="left"/>
-      <w:pPr>
-        <w:tabs>
-          <w:tab w:val="num" w:pos="2880"/>
-        </w:tabs>
-        <w:ind w:left="2880" w:hanging="360"/>
-      </w:pPr>
-      <w:rPr>
-        <w:rFonts w:ascii="Symbol" w:hAnsi="Symbol" w:hint="default"/>
-      </w:rPr>
-    </w:lvl>
-    <w:lvl w:ilvl="4" w:tplc="04090003" w:tentative="1">
-      <w:start w:val="1"/>
-      <w:numFmt w:val="bullet"/>
-      <w:lvlText w:val="o"/>
-      <w:lvlJc w:val="left"/>
-      <w:pPr>
-        <w:tabs>
-          <w:tab w:val="num" w:pos="3600"/>
-        </w:tabs>
-        <w:ind w:left="3600" w:hanging="360"/>
-      </w:pPr>
-      <w:rPr>
-        <w:rFonts w:ascii="Courier New" w:hAnsi="Courier New" w:hint="default"/>
-      </w:rPr>
-    </w:lvl>
-    <w:lvl w:ilvl="5" w:tplc="04090005" w:tentative="1">
-      <w:start w:val="1"/>
-      <w:numFmt w:val="bullet"/>
-      <w:lvlText w:val=""/>
-      <w:lvlJc w:val="left"/>
-      <w:pPr>
-        <w:tabs>
-          <w:tab w:val="num" w:pos="4320"/>
-        </w:tabs>
-        <w:ind w:left="4320" w:hanging="360"/>
-      </w:pPr>
-      <w:rPr>
-        <w:rFonts w:ascii="Wingdings" w:hAnsi="Wingdings" w:hint="default"/>
-      </w:rPr>
-    </w:lvl>
-    <w:lvl w:ilvl="6" w:tplc="04090001" w:tentative="1">
-      <w:start w:val="1"/>
-      <w:numFmt w:val="bullet"/>
-      <w:lvlText w:val=""/>
-      <w:lvlJc w:val="left"/>
-      <w:pPr>
-        <w:tabs>
-          <w:tab w:val="num" w:pos="5040"/>
-        </w:tabs>
-        <w:ind w:left="5040" w:hanging="360"/>
-      </w:pPr>
-      <w:rPr>
-        <w:rFonts w:ascii="Symbol" w:hAnsi="Symbol" w:hint="default"/>
-      </w:rPr>
-    </w:lvl>
-    <w:lvl w:ilvl="7" w:tplc="04090003" w:tentative="1">
-      <w:start w:val="1"/>
-      <w:numFmt w:val="bullet"/>
-      <w:lvlText w:val="o"/>
-      <w:lvlJc w:val="left"/>
-      <w:pPr>
-        <w:tabs>
-          <w:tab w:val="num" w:pos="5760"/>
-        </w:tabs>
-        <w:ind w:left="5760" w:hanging="360"/>
-      </w:pPr>
-      <w:rPr>
-        <w:rFonts w:ascii="Courier New" w:hAnsi="Courier New" w:hint="default"/>
-      </w:rPr>
-    </w:lvl>
-    <w:lvl w:ilvl="8" w:tplc="04090005" w:tentative="1">
-      <w:start w:val="1"/>
-      <w:numFmt w:val="bullet"/>
-      <w:lvlText w:val=""/>
-      <w:lvlJc w:val="left"/>
-      <w:pPr>
-        <w:tabs>
-          <w:tab w:val="num" w:pos="6480"/>
-        </w:tabs>
-        <w:ind w:left="6480" w:hanging="360"/>
-      </w:pPr>
-      <w:rPr>
-        <w:rFonts w:ascii="Wingdings" w:hAnsi="Wingdings" w:hint="default"/>
-      </w:rPr>
-    </w:lvl>
-  </w:abstractNum>
-  <w:abstractNum w:abstractNumId="8" w15:restartNumberingAfterBreak="0">
-    <w:nsid w:val="155D4B13"/>
+  <w:abstractNum w:abstractNumId="2" w15:restartNumberingAfterBreak="0">
+    <w:nsid w:val="5D9A2699"/>
     <w:multiLevelType w:val="multilevel"/>
-    <w:tmpl w:val="AA96CB72"/>
+    <w:tmpl w:val="4F90B870"/>
     <w:lvl w:ilvl="0">
-      <w:start w:val="8"/>
+      <w:start w:val="4"/>
       <w:numFmt w:val="decimal"/>
       <w:lvlText w:val="%1"/>
       <w:lvlJc w:val="left"/>
       <w:pPr>
-        <w:tabs>
-          <w:tab w:val="num" w:pos="450"/>
-        </w:tabs>
-        <w:ind w:left="450" w:hanging="450"/>
+        <w:ind w:left="360" w:hanging="360"/>
       </w:pPr>
       <w:rPr>
         <w:rFonts w:hint="default"/>
@@ -7242,10 +7442,7 @@
       <w:lvlText w:val="%1.%2"/>
       <w:lvlJc w:val="left"/>
       <w:pPr>
-        <w:tabs>
-          <w:tab w:val="num" w:pos="450"/>
-        </w:tabs>
-        <w:ind w:left="450" w:hanging="450"/>
+        <w:ind w:left="360" w:hanging="360"/>
       </w:pPr>
       <w:rPr>
         <w:rFonts w:hint="default"/>
@@ -7257,9 +7454,6 @@
       <w:lvlText w:val="%1.%2.%3"/>
       <w:lvlJc w:val="left"/>
       <w:pPr>
-        <w:tabs>
-          <w:tab w:val="num" w:pos="720"/>
-        </w:tabs>
         <w:ind w:left="720" w:hanging="720"/>
       </w:pPr>
       <w:rPr>
@@ -7272,9 +7466,6 @@
       <w:lvlText w:val="%1.%2.%3.%4"/>
       <w:lvlJc w:val="left"/>
       <w:pPr>
-        <w:tabs>
-          <w:tab w:val="num" w:pos="720"/>
-        </w:tabs>
         <w:ind w:left="720" w:hanging="720"/>
       </w:pPr>
       <w:rPr>
@@ -7287,9 +7478,6 @@
       <w:lvlText w:val="%1.%2.%3.%4.%5"/>
       <w:lvlJc w:val="left"/>
       <w:pPr>
-        <w:tabs>
-          <w:tab w:val="num" w:pos="1080"/>
-        </w:tabs>
         <w:ind w:left="1080" w:hanging="1080"/>
       </w:pPr>
       <w:rPr>
@@ -7302,9 +7490,6 @@
       <w:lvlText w:val="%1.%2.%3.%4.%5.%6"/>
       <w:lvlJc w:val="left"/>
       <w:pPr>
-        <w:tabs>
-          <w:tab w:val="num" w:pos="1080"/>
-        </w:tabs>
         <w:ind w:left="1080" w:hanging="1080"/>
       </w:pPr>
       <w:rPr>
@@ -7317,9 +7502,6 @@
       <w:lvlText w:val="%1.%2.%3.%4.%5.%6.%7"/>
       <w:lvlJc w:val="left"/>
       <w:pPr>
-        <w:tabs>
-          <w:tab w:val="num" w:pos="1440"/>
-        </w:tabs>
         <w:ind w:left="1440" w:hanging="1440"/>
       </w:pPr>
       <w:rPr>
@@ -7332,9 +7514,6 @@
       <w:lvlText w:val="%1.%2.%3.%4.%5.%6.%7.%8"/>
       <w:lvlJc w:val="left"/>
       <w:pPr>
-        <w:tabs>
-          <w:tab w:val="num" w:pos="1440"/>
-        </w:tabs>
         <w:ind w:left="1440" w:hanging="1440"/>
       </w:pPr>
       <w:rPr>
@@ -7347,9 +7526,6 @@
       <w:lvlText w:val="%1.%2.%3.%4.%5.%6.%7.%8.%9"/>
       <w:lvlJc w:val="left"/>
       <w:pPr>
-        <w:tabs>
-          <w:tab w:val="num" w:pos="1800"/>
-        </w:tabs>
         <w:ind w:left="1800" w:hanging="1800"/>
       </w:pPr>
       <w:rPr>
@@ -7357,169 +7533,20 @@
       </w:rPr>
     </w:lvl>
   </w:abstractNum>
-  <w:abstractNum w:abstractNumId="9" w15:restartNumberingAfterBreak="0">
-    <w:nsid w:val="1739148B"/>
+  <w:abstractNum w:abstractNumId="3" w15:restartNumberingAfterBreak="0">
+    <w:nsid w:val="61B35884"/>
     <w:multiLevelType w:val="multilevel"/>
-    <w:tmpl w:val="3594EA3A"/>
+    <w:tmpl w:val="074E9E1A"/>
     <w:lvl w:ilvl="0">
       <w:start w:val="4"/>
       <w:numFmt w:val="decimal"/>
-      <w:lvlText w:val="%1.0"/>
+      <w:lvlText w:val="%1"/>
       <w:lvlJc w:val="left"/>
       <w:pPr>
         <w:tabs>
-          <w:tab w:val="num" w:pos="720"/>
+          <w:tab w:val="num" w:pos="420"/>
         </w:tabs>
-        <w:ind w:left="720" w:hanging="720"/>
-      </w:pPr>
-      <w:rPr>
-        <w:rFonts w:hint="default"/>
-        <w:b/>
-      </w:rPr>
-    </w:lvl>
-    <w:lvl w:ilvl="1">
-      <w:start w:val="1"/>
-      <w:numFmt w:val="decimal"/>
-      <w:lvlText w:val="%1.%2"/>
-      <w:lvlJc w:val="left"/>
-      <w:pPr>
-        <w:tabs>
-          <w:tab w:val="num" w:pos="1440"/>
-        </w:tabs>
-        <w:ind w:left="1440" w:hanging="720"/>
-      </w:pPr>
-      <w:rPr>
-        <w:rFonts w:hint="default"/>
-        <w:b w:val="0"/>
-      </w:rPr>
-    </w:lvl>
-    <w:lvl w:ilvl="2">
-      <w:start w:val="1"/>
-      <w:numFmt w:val="decimal"/>
-      <w:lvlText w:val="%1.%2.%3"/>
-      <w:lvlJc w:val="left"/>
-      <w:pPr>
-        <w:tabs>
-          <w:tab w:val="num" w:pos="2160"/>
-        </w:tabs>
-        <w:ind w:left="2160" w:hanging="720"/>
-      </w:pPr>
-      <w:rPr>
-        <w:rFonts w:hint="default"/>
-        <w:b w:val="0"/>
-      </w:rPr>
-    </w:lvl>
-    <w:lvl w:ilvl="3">
-      <w:start w:val="1"/>
-      <w:numFmt w:val="decimal"/>
-      <w:lvlText w:val="%1.%2.%3.%4"/>
-      <w:lvlJc w:val="left"/>
-      <w:pPr>
-        <w:tabs>
-          <w:tab w:val="num" w:pos="2880"/>
-        </w:tabs>
-        <w:ind w:left="2880" w:hanging="720"/>
-      </w:pPr>
-      <w:rPr>
-        <w:rFonts w:hint="default"/>
-        <w:b w:val="0"/>
-      </w:rPr>
-    </w:lvl>
-    <w:lvl w:ilvl="4">
-      <w:start w:val="1"/>
-      <w:numFmt w:val="decimal"/>
-      <w:lvlText w:val="%1.%2.%3.%4.%5"/>
-      <w:lvlJc w:val="left"/>
-      <w:pPr>
-        <w:tabs>
-          <w:tab w:val="num" w:pos="3960"/>
-        </w:tabs>
-        <w:ind w:left="3960" w:hanging="1080"/>
-      </w:pPr>
-      <w:rPr>
-        <w:rFonts w:hint="default"/>
-        <w:b w:val="0"/>
-      </w:rPr>
-    </w:lvl>
-    <w:lvl w:ilvl="5">
-      <w:start w:val="1"/>
-      <w:numFmt w:val="decimal"/>
-      <w:lvlText w:val="%1.%2.%3.%4.%5.%6"/>
-      <w:lvlJc w:val="left"/>
-      <w:pPr>
-        <w:tabs>
-          <w:tab w:val="num" w:pos="4680"/>
-        </w:tabs>
-        <w:ind w:left="4680" w:hanging="1080"/>
-      </w:pPr>
-      <w:rPr>
-        <w:rFonts w:hint="default"/>
-        <w:b w:val="0"/>
-      </w:rPr>
-    </w:lvl>
-    <w:lvl w:ilvl="6">
-      <w:start w:val="1"/>
-      <w:numFmt w:val="decimal"/>
-      <w:lvlText w:val="%1.%2.%3.%4.%5.%6.%7"/>
-      <w:lvlJc w:val="left"/>
-      <w:pPr>
-        <w:tabs>
-          <w:tab w:val="num" w:pos="5760"/>
-        </w:tabs>
-        <w:ind w:left="5760" w:hanging="1440"/>
-      </w:pPr>
-      <w:rPr>
-        <w:rFonts w:hint="default"/>
-        <w:b w:val="0"/>
-      </w:rPr>
-    </w:lvl>
-    <w:lvl w:ilvl="7">
-      <w:start w:val="1"/>
-      <w:numFmt w:val="decimal"/>
-      <w:lvlText w:val="%1.%2.%3.%4.%5.%6.%7.%8"/>
-      <w:lvlJc w:val="left"/>
-      <w:pPr>
-        <w:tabs>
-          <w:tab w:val="num" w:pos="6480"/>
-        </w:tabs>
-        <w:ind w:left="6480" w:hanging="1440"/>
-      </w:pPr>
-      <w:rPr>
-        <w:rFonts w:hint="default"/>
-        <w:b w:val="0"/>
-      </w:rPr>
-    </w:lvl>
-    <w:lvl w:ilvl="8">
-      <w:start w:val="1"/>
-      <w:numFmt w:val="decimal"/>
-      <w:lvlText w:val="%1.%2.%3.%4.%5.%6.%7.%8.%9"/>
-      <w:lvlJc w:val="left"/>
-      <w:pPr>
-        <w:tabs>
-          <w:tab w:val="num" w:pos="7560"/>
-        </w:tabs>
-        <w:ind w:left="7560" w:hanging="1800"/>
-      </w:pPr>
-      <w:rPr>
-        <w:rFonts w:hint="default"/>
-        <w:b w:val="0"/>
-      </w:rPr>
-    </w:lvl>
-  </w:abstractNum>
-  <w:abstractNum w:abstractNumId="10" w15:restartNumberingAfterBreak="0">
-    <w:nsid w:val="1AA314C9"/>
-    <w:multiLevelType w:val="multilevel"/>
-    <w:tmpl w:val="4FACEEFC"/>
-    <w:lvl w:ilvl="0">
-      <w:start w:val="7"/>
-      <w:numFmt w:val="decimal"/>
-      <w:lvlText w:val="%1.0"/>
-      <w:lvlJc w:val="left"/>
-      <w:pPr>
-        <w:tabs>
-          <w:tab w:val="num" w:pos="720"/>
-        </w:tabs>
-        <w:ind w:left="720" w:hanging="720"/>
+        <w:ind w:left="420" w:hanging="420"/>
       </w:pPr>
       <w:rPr>
         <w:rFonts w:hint="default"/>
@@ -7528,13 +7555,13 @@
     <w:lvl w:ilvl="1">
       <w:start w:val="1"/>
       <w:numFmt w:val="decimal"/>
-      <w:lvlText w:val="%1.%2"/>
+      <w:lvlText w:val="%1.3"/>
       <w:lvlJc w:val="left"/>
       <w:pPr>
         <w:tabs>
-          <w:tab w:val="num" w:pos="1440"/>
+          <w:tab w:val="num" w:pos="420"/>
         </w:tabs>
-        <w:ind w:left="1440" w:hanging="720"/>
+        <w:ind w:left="420" w:hanging="420"/>
       </w:pPr>
       <w:rPr>
         <w:rFonts w:hint="default"/>
@@ -7547,9 +7574,9 @@
       <w:lvlJc w:val="left"/>
       <w:pPr>
         <w:tabs>
-          <w:tab w:val="num" w:pos="2160"/>
+          <w:tab w:val="num" w:pos="720"/>
         </w:tabs>
-        <w:ind w:left="2160" w:hanging="720"/>
+        <w:ind w:left="720" w:hanging="720"/>
       </w:pPr>
       <w:rPr>
         <w:rFonts w:hint="default"/>
@@ -7562,9 +7589,9 @@
       <w:lvlJc w:val="left"/>
       <w:pPr>
         <w:tabs>
-          <w:tab w:val="num" w:pos="2880"/>
+          <w:tab w:val="num" w:pos="720"/>
         </w:tabs>
-        <w:ind w:left="2880" w:hanging="720"/>
+        <w:ind w:left="720" w:hanging="720"/>
       </w:pPr>
       <w:rPr>
         <w:rFonts w:hint="default"/>
@@ -7577,9 +7604,9 @@
       <w:lvlJc w:val="left"/>
       <w:pPr>
         <w:tabs>
-          <w:tab w:val="num" w:pos="3960"/>
+          <w:tab w:val="num" w:pos="1080"/>
         </w:tabs>
-        <w:ind w:left="3960" w:hanging="1080"/>
+        <w:ind w:left="1080" w:hanging="1080"/>
       </w:pPr>
       <w:rPr>
         <w:rFonts w:hint="default"/>
@@ -7592,9 +7619,9 @@
       <w:lvlJc w:val="left"/>
       <w:pPr>
         <w:tabs>
-          <w:tab w:val="num" w:pos="4680"/>
+          <w:tab w:val="num" w:pos="1080"/>
         </w:tabs>
-        <w:ind w:left="4680" w:hanging="1080"/>
+        <w:ind w:left="1080" w:hanging="1080"/>
       </w:pPr>
       <w:rPr>
         <w:rFonts w:hint="default"/>
@@ -7607,9 +7634,9 @@
       <w:lvlJc w:val="left"/>
       <w:pPr>
         <w:tabs>
-          <w:tab w:val="num" w:pos="5760"/>
+          <w:tab w:val="num" w:pos="1440"/>
         </w:tabs>
-        <w:ind w:left="5760" w:hanging="1440"/>
+        <w:ind w:left="1440" w:hanging="1440"/>
       </w:pPr>
       <w:rPr>
         <w:rFonts w:hint="default"/>
@@ -7622,9 +7649,9 @@
       <w:lvlJc w:val="left"/>
       <w:pPr>
         <w:tabs>
-          <w:tab w:val="num" w:pos="6480"/>
+          <w:tab w:val="num" w:pos="1440"/>
         </w:tabs>
-        <w:ind w:left="6480" w:hanging="1440"/>
+        <w:ind w:left="1440" w:hanging="1440"/>
       </w:pPr>
       <w:rPr>
         <w:rFonts w:hint="default"/>
@@ -7637,133 +7664,148 @@
       <w:lvlJc w:val="left"/>
       <w:pPr>
         <w:tabs>
-          <w:tab w:val="num" w:pos="7560"/>
+          <w:tab w:val="num" w:pos="1800"/>
         </w:tabs>
-        <w:ind w:left="7560" w:hanging="1800"/>
+        <w:ind w:left="1800" w:hanging="1800"/>
       </w:pPr>
       <w:rPr>
         <w:rFonts w:hint="default"/>
       </w:rPr>
     </w:lvl>
   </w:abstractNum>
-  <w:abstractNum w:abstractNumId="11" w15:restartNumberingAfterBreak="0">
-    <w:nsid w:val="21BB305F"/>
+  <w:abstractNum w:abstractNumId="4" w15:restartNumberingAfterBreak="0">
+    <w:nsid w:val="671E249B"/>
     <w:multiLevelType w:val="hybridMultilevel"/>
-    <w:tmpl w:val="70B2E2F0"/>
-    <w:lvl w:ilvl="0" w:tplc="248450F0">
+    <w:tmpl w:val="27C651FA"/>
+    <w:lvl w:ilvl="0" w:tplc="0409000F">
       <w:start w:val="1"/>
-      <w:numFmt w:val="lowerLetter"/>
-      <w:lvlText w:val="%1)"/>
+      <w:numFmt w:val="decimal"/>
+      <w:lvlText w:val="%1."/>
       <w:lvlJc w:val="left"/>
       <w:pPr>
-        <w:ind w:left="750" w:hanging="360"/>
+        <w:ind w:left="1080" w:hanging="360"/>
+      </w:pPr>
+    </w:lvl>
+    <w:lvl w:ilvl="1" w:tplc="FFFFFFFF">
+      <w:start w:val="1"/>
+      <w:numFmt w:val="bullet"/>
+      <w:lvlText w:val="o"/>
+      <w:lvlJc w:val="left"/>
+      <w:pPr>
+        <w:ind w:left="1800" w:hanging="360"/>
       </w:pPr>
       <w:rPr>
-        <w:rFonts w:hint="default"/>
+        <w:rFonts w:ascii="Courier New" w:hAnsi="Courier New" w:cs="Courier New" w:hint="default"/>
       </w:rPr>
     </w:lvl>
-    <w:lvl w:ilvl="1" w:tplc="40090019" w:tentative="1">
+    <w:lvl w:ilvl="2" w:tplc="FFFFFFFF">
       <w:start w:val="1"/>
-      <w:numFmt w:val="lowerLetter"/>
-      <w:lvlText w:val="%2."/>
+      <w:numFmt w:val="bullet"/>
+      <w:lvlText w:val=""/>
       <w:lvlJc w:val="left"/>
       <w:pPr>
-        <w:ind w:left="1470" w:hanging="360"/>
-      </w:pPr>
+        <w:ind w:left="2520" w:hanging="360"/>
+      </w:pPr>
+      <w:rPr>
+        <w:rFonts w:ascii="Wingdings" w:hAnsi="Wingdings" w:hint="default"/>
+      </w:rPr>
     </w:lvl>
-    <w:lvl w:ilvl="2" w:tplc="4009001B" w:tentative="1">
+    <w:lvl w:ilvl="3" w:tplc="FFFFFFFF">
       <w:start w:val="1"/>
-      <w:numFmt w:val="lowerRoman"/>
-      <w:lvlText w:val="%3."/>
-      <w:lvlJc w:val="right"/>
-      <w:pPr>
-        <w:ind w:left="2190" w:hanging="180"/>
-      </w:pPr>
+      <w:numFmt w:val="bullet"/>
+      <w:lvlText w:val=""/>
+      <w:lvlJc w:val="left"/>
+      <w:pPr>
+        <w:ind w:left="3240" w:hanging="360"/>
+      </w:pPr>
+      <w:rPr>
+        <w:rFonts w:ascii="Symbol" w:hAnsi="Symbol" w:hint="default"/>
+      </w:rPr>
     </w:lvl>
-    <w:lvl w:ilvl="3" w:tplc="4009000F" w:tentative="1">
+    <w:lvl w:ilvl="4" w:tplc="FFFFFFFF">
       <w:start w:val="1"/>
-      <w:numFmt w:val="decimal"/>
-      <w:lvlText w:val="%4."/>
+      <w:numFmt w:val="bullet"/>
+      <w:lvlText w:val="o"/>
       <w:lvlJc w:val="left"/>
       <w:pPr>
-        <w:ind w:left="2910" w:hanging="360"/>
-      </w:pPr>
+        <w:ind w:left="3960" w:hanging="360"/>
+      </w:pPr>
+      <w:rPr>
+        <w:rFonts w:ascii="Courier New" w:hAnsi="Courier New" w:cs="Courier New" w:hint="default"/>
+      </w:rPr>
     </w:lvl>
-    <w:lvl w:ilvl="4" w:tplc="40090019" w:tentative="1">
+    <w:lvl w:ilvl="5" w:tplc="FFFFFFFF">
       <w:start w:val="1"/>
-      <w:numFmt w:val="lowerLetter"/>
-      <w:lvlText w:val="%5."/>
+      <w:numFmt w:val="bullet"/>
+      <w:lvlText w:val=""/>
       <w:lvlJc w:val="left"/>
       <w:pPr>
-        <w:ind w:left="3630" w:hanging="360"/>
-      </w:pPr>
+        <w:ind w:left="4680" w:hanging="360"/>
+      </w:pPr>
+      <w:rPr>
+        <w:rFonts w:ascii="Wingdings" w:hAnsi="Wingdings" w:hint="default"/>
+      </w:rPr>
     </w:lvl>
-    <w:lvl w:ilvl="5" w:tplc="4009001B" w:tentative="1">
+    <w:lvl w:ilvl="6" w:tplc="FFFFFFFF">
       <w:start w:val="1"/>
-      <w:numFmt w:val="lowerRoman"/>
-      <w:lvlText w:val="%6."/>
-      <w:lvlJc w:val="right"/>
-      <w:pPr>
-        <w:ind w:left="4350" w:hanging="180"/>
-      </w:pPr>
+      <w:numFmt w:val="bullet"/>
+      <w:lvlText w:val=""/>
+      <w:lvlJc w:val="left"/>
+      <w:pPr>
+        <w:ind w:left="5400" w:hanging="360"/>
+      </w:pPr>
+      <w:rPr>
+        <w:rFonts w:ascii="Symbol" w:hAnsi="Symbol" w:hint="default"/>
+      </w:rPr>
     </w:lvl>
-    <w:lvl w:ilvl="6" w:tplc="4009000F" w:tentative="1">
+    <w:lvl w:ilvl="7" w:tplc="FFFFFFFF">
       <w:start w:val="1"/>
-      <w:numFmt w:val="decimal"/>
-      <w:lvlText w:val="%7."/>
+      <w:numFmt w:val="bullet"/>
+      <w:lvlText w:val="o"/>
       <w:lvlJc w:val="left"/>
       <w:pPr>
-        <w:ind w:left="5070" w:hanging="360"/>
-      </w:pPr>
+        <w:ind w:left="6120" w:hanging="360"/>
+      </w:pPr>
+      <w:rPr>
+        <w:rFonts w:ascii="Courier New" w:hAnsi="Courier New" w:cs="Courier New" w:hint="default"/>
+      </w:rPr>
     </w:lvl>
-    <w:lvl w:ilvl="7" w:tplc="40090019" w:tentative="1">
+    <w:lvl w:ilvl="8" w:tplc="FFFFFFFF">
       <w:start w:val="1"/>
-      <w:numFmt w:val="lowerLetter"/>
-      <w:lvlText w:val="%8."/>
+      <w:numFmt w:val="bullet"/>
+      <w:lvlText w:val=""/>
       <w:lvlJc w:val="left"/>
       <w:pPr>
-        <w:ind w:left="5790" w:hanging="360"/>
-      </w:pPr>
-    </w:lvl>
-    <w:lvl w:ilvl="8" w:tplc="4009001B" w:tentative="1">
-      <w:start w:val="1"/>
-      <w:numFmt w:val="lowerRoman"/>
-      <w:lvlText w:val="%9."/>
-      <w:lvlJc w:val="right"/>
-      <w:pPr>
-        <w:ind w:left="6510" w:hanging="180"/>
-      </w:pPr>
+        <w:ind w:left="6840" w:hanging="360"/>
+      </w:pPr>
+      <w:rPr>
+        <w:rFonts w:ascii="Wingdings" w:hAnsi="Wingdings" w:hint="default"/>
+      </w:rPr>
     </w:lvl>
   </w:abstractNum>
-  <w:abstractNum w:abstractNumId="12" w15:restartNumberingAfterBreak="0">
-    <w:nsid w:val="22874433"/>
+  <w:abstractNum w:abstractNumId="5" w15:restartNumberingAfterBreak="0">
+    <w:nsid w:val="74430A95"/>
     <w:multiLevelType w:val="multilevel"/>
-    <w:tmpl w:val="45763C6E"/>
+    <w:tmpl w:val="60CCCA88"/>
     <w:lvl w:ilvl="0">
-      <w:start w:val="5"/>
+      <w:start w:val="4"/>
       <w:numFmt w:val="decimal"/>
       <w:lvlText w:val="%1"/>
       <w:lvlJc w:val="left"/>
       <w:pPr>
-        <w:tabs>
-          <w:tab w:val="num" w:pos="720"/>
-        </w:tabs>
-        <w:ind w:left="720" w:hanging="720"/>
+        <w:ind w:left="360" w:hanging="360"/>
       </w:pPr>
       <w:rPr>
         <w:rFonts w:hint="default"/>
       </w:rPr>
     </w:lvl>
     <w:lvl w:ilvl="1">
-      <w:start w:val="1"/>
+      <w:start w:val="4"/>
       <w:numFmt w:val="decimal"/>
       <w:lvlText w:val="%1.%2"/>
       <w:lvlJc w:val="left"/>
       <w:pPr>
-        <w:tabs>
-          <w:tab w:val="num" w:pos="720"/>
-        </w:tabs>
-        <w:ind w:left="720" w:hanging="720"/>
+        <w:ind w:left="360" w:hanging="360"/>
       </w:pPr>
       <w:rPr>
         <w:rFonts w:hint="default"/>
@@ -7775,9 +7817,6 @@
       <w:lvlText w:val="%1.%2.%3"/>
       <w:lvlJc w:val="left"/>
       <w:pPr>
-        <w:tabs>
-          <w:tab w:val="num" w:pos="720"/>
-        </w:tabs>
         <w:ind w:left="720" w:hanging="720"/>
       </w:pPr>
       <w:rPr>
@@ -7790,9 +7829,6 @@
       <w:lvlText w:val="%1.%2.%3.%4"/>
       <w:lvlJc w:val="left"/>
       <w:pPr>
-        <w:tabs>
-          <w:tab w:val="num" w:pos="1080"/>
-        </w:tabs>
         <w:ind w:left="1080" w:hanging="1080"/>
       </w:pPr>
       <w:rPr>
@@ -7805,9 +7841,6 @@
       <w:lvlText w:val="%1.%2.%3.%4.%5"/>
       <w:lvlJc w:val="left"/>
       <w:pPr>
-        <w:tabs>
-          <w:tab w:val="num" w:pos="1080"/>
-        </w:tabs>
         <w:ind w:left="1080" w:hanging="1080"/>
       </w:pPr>
       <w:rPr>
@@ -7820,9 +7853,6 @@
       <w:lvlText w:val="%1.%2.%3.%4.%5.%6"/>
       <w:lvlJc w:val="left"/>
       <w:pPr>
-        <w:tabs>
-          <w:tab w:val="num" w:pos="1440"/>
-        </w:tabs>
         <w:ind w:left="1440" w:hanging="1440"/>
       </w:pPr>
       <w:rPr>
@@ -7835,9 +7865,6 @@
       <w:lvlText w:val="%1.%2.%3.%4.%5.%6.%7"/>
       <w:lvlJc w:val="left"/>
       <w:pPr>
-        <w:tabs>
-          <w:tab w:val="num" w:pos="1440"/>
-        </w:tabs>
         <w:ind w:left="1440" w:hanging="1440"/>
       </w:pPr>
       <w:rPr>
@@ -7850,9 +7877,6 @@
       <w:lvlText w:val="%1.%2.%3.%4.%5.%6.%7.%8"/>
       <w:lvlJc w:val="left"/>
       <w:pPr>
-        <w:tabs>
-          <w:tab w:val="num" w:pos="1800"/>
-        </w:tabs>
         <w:ind w:left="1800" w:hanging="1800"/>
       </w:pPr>
       <w:rPr>
@@ -7865,4330 +7889,6 @@
       <w:lvlText w:val="%1.%2.%3.%4.%5.%6.%7.%8.%9"/>
       <w:lvlJc w:val="left"/>
       <w:pPr>
-        <w:tabs>
-          <w:tab w:val="num" w:pos="1800"/>
-        </w:tabs>
-        <w:ind w:left="1800" w:hanging="1800"/>
-      </w:pPr>
-      <w:rPr>
-        <w:rFonts w:hint="default"/>
-      </w:rPr>
-    </w:lvl>
-  </w:abstractNum>
-  <w:abstractNum w:abstractNumId="13" w15:restartNumberingAfterBreak="0">
-    <w:nsid w:val="239B21CE"/>
-    <w:multiLevelType w:val="multilevel"/>
-    <w:tmpl w:val="18D62A68"/>
-    <w:lvl w:ilvl="0">
-      <w:start w:val="4"/>
-      <w:numFmt w:val="decimal"/>
-      <w:lvlText w:val="%1"/>
-      <w:lvlJc w:val="left"/>
-      <w:pPr>
-        <w:tabs>
-          <w:tab w:val="num" w:pos="720"/>
-        </w:tabs>
-        <w:ind w:left="720" w:hanging="720"/>
-      </w:pPr>
-      <w:rPr>
-        <w:rFonts w:hint="default"/>
-      </w:rPr>
-    </w:lvl>
-    <w:lvl w:ilvl="1">
-      <w:start w:val="2"/>
-      <w:numFmt w:val="decimal"/>
-      <w:lvlText w:val="%1.%2"/>
-      <w:lvlJc w:val="left"/>
-      <w:pPr>
-        <w:tabs>
-          <w:tab w:val="num" w:pos="720"/>
-        </w:tabs>
-        <w:ind w:left="720" w:hanging="720"/>
-      </w:pPr>
-      <w:rPr>
-        <w:rFonts w:hint="default"/>
-      </w:rPr>
-    </w:lvl>
-    <w:lvl w:ilvl="2">
-      <w:start w:val="2"/>
-      <w:numFmt w:val="decimal"/>
-      <w:lvlText w:val="%1.%2.%3"/>
-      <w:lvlJc w:val="left"/>
-      <w:pPr>
-        <w:tabs>
-          <w:tab w:val="num" w:pos="720"/>
-        </w:tabs>
-        <w:ind w:left="720" w:hanging="720"/>
-      </w:pPr>
-      <w:rPr>
-        <w:rFonts w:hint="default"/>
-      </w:rPr>
-    </w:lvl>
-    <w:lvl w:ilvl="3">
-      <w:start w:val="1"/>
-      <w:numFmt w:val="decimal"/>
-      <w:lvlText w:val="%1.%2.%3.%4"/>
-      <w:lvlJc w:val="left"/>
-      <w:pPr>
-        <w:tabs>
-          <w:tab w:val="num" w:pos="1080"/>
-        </w:tabs>
-        <w:ind w:left="1080" w:hanging="1080"/>
-      </w:pPr>
-      <w:rPr>
-        <w:rFonts w:hint="default"/>
-      </w:rPr>
-    </w:lvl>
-    <w:lvl w:ilvl="4">
-      <w:start w:val="1"/>
-      <w:numFmt w:val="decimal"/>
-      <w:lvlText w:val="%1.%2.%3.%4.%5"/>
-      <w:lvlJc w:val="left"/>
-      <w:pPr>
-        <w:tabs>
-          <w:tab w:val="num" w:pos="1080"/>
-        </w:tabs>
-        <w:ind w:left="1080" w:hanging="1080"/>
-      </w:pPr>
-      <w:rPr>
-        <w:rFonts w:hint="default"/>
-      </w:rPr>
-    </w:lvl>
-    <w:lvl w:ilvl="5">
-      <w:start w:val="1"/>
-      <w:numFmt w:val="decimal"/>
-      <w:lvlText w:val="%1.%2.%3.%4.%5.%6"/>
-      <w:lvlJc w:val="left"/>
-      <w:pPr>
-        <w:tabs>
-          <w:tab w:val="num" w:pos="1440"/>
-        </w:tabs>
-        <w:ind w:left="1440" w:hanging="1440"/>
-      </w:pPr>
-      <w:rPr>
-        <w:rFonts w:hint="default"/>
-      </w:rPr>
-    </w:lvl>
-    <w:lvl w:ilvl="6">
-      <w:start w:val="1"/>
-      <w:numFmt w:val="decimal"/>
-      <w:lvlText w:val="%1.%2.%3.%4.%5.%6.%7"/>
-      <w:lvlJc w:val="left"/>
-      <w:pPr>
-        <w:tabs>
-          <w:tab w:val="num" w:pos="1440"/>
-        </w:tabs>
-        <w:ind w:left="1440" w:hanging="1440"/>
-      </w:pPr>
-      <w:rPr>
-        <w:rFonts w:hint="default"/>
-      </w:rPr>
-    </w:lvl>
-    <w:lvl w:ilvl="7">
-      <w:start w:val="1"/>
-      <w:numFmt w:val="decimal"/>
-      <w:lvlText w:val="%1.%2.%3.%4.%5.%6.%7.%8"/>
-      <w:lvlJc w:val="left"/>
-      <w:pPr>
-        <w:tabs>
-          <w:tab w:val="num" w:pos="1800"/>
-        </w:tabs>
-        <w:ind w:left="1800" w:hanging="1800"/>
-      </w:pPr>
-      <w:rPr>
-        <w:rFonts w:hint="default"/>
-      </w:rPr>
-    </w:lvl>
-    <w:lvl w:ilvl="8">
-      <w:start w:val="1"/>
-      <w:numFmt w:val="decimal"/>
-      <w:lvlText w:val="%1.%2.%3.%4.%5.%6.%7.%8.%9"/>
-      <w:lvlJc w:val="left"/>
-      <w:pPr>
-        <w:tabs>
-          <w:tab w:val="num" w:pos="1800"/>
-        </w:tabs>
-        <w:ind w:left="1800" w:hanging="1800"/>
-      </w:pPr>
-      <w:rPr>
-        <w:rFonts w:hint="default"/>
-      </w:rPr>
-    </w:lvl>
-  </w:abstractNum>
-  <w:abstractNum w:abstractNumId="14" w15:restartNumberingAfterBreak="0">
-    <w:nsid w:val="25240F41"/>
-    <w:multiLevelType w:val="hybridMultilevel"/>
-    <w:tmpl w:val="BAFE4518"/>
-    <w:lvl w:ilvl="0" w:tplc="0409000F">
-      <w:start w:val="1"/>
-      <w:numFmt w:val="decimal"/>
-      <w:lvlText w:val="%1."/>
-      <w:lvlJc w:val="left"/>
-      <w:pPr>
-        <w:ind w:left="360" w:hanging="360"/>
-      </w:pPr>
-      <w:rPr>
-        <w:rFonts w:hint="default"/>
-      </w:rPr>
-    </w:lvl>
-    <w:lvl w:ilvl="1" w:tplc="04090019" w:tentative="1">
-      <w:start w:val="1"/>
-      <w:numFmt w:val="lowerLetter"/>
-      <w:lvlText w:val="%2."/>
-      <w:lvlJc w:val="left"/>
-      <w:pPr>
-        <w:ind w:left="1080" w:hanging="360"/>
-      </w:pPr>
-    </w:lvl>
-    <w:lvl w:ilvl="2" w:tplc="0409001B" w:tentative="1">
-      <w:start w:val="1"/>
-      <w:numFmt w:val="lowerRoman"/>
-      <w:lvlText w:val="%3."/>
-      <w:lvlJc w:val="right"/>
-      <w:pPr>
-        <w:ind w:left="1800" w:hanging="180"/>
-      </w:pPr>
-    </w:lvl>
-    <w:lvl w:ilvl="3" w:tplc="0409000F" w:tentative="1">
-      <w:start w:val="1"/>
-      <w:numFmt w:val="decimal"/>
-      <w:lvlText w:val="%4."/>
-      <w:lvlJc w:val="left"/>
-      <w:pPr>
-        <w:ind w:left="2520" w:hanging="360"/>
-      </w:pPr>
-    </w:lvl>
-    <w:lvl w:ilvl="4" w:tplc="04090019" w:tentative="1">
-      <w:start w:val="1"/>
-      <w:numFmt w:val="lowerLetter"/>
-      <w:lvlText w:val="%5."/>
-      <w:lvlJc w:val="left"/>
-      <w:pPr>
-        <w:ind w:left="3240" w:hanging="360"/>
-      </w:pPr>
-    </w:lvl>
-    <w:lvl w:ilvl="5" w:tplc="0409001B" w:tentative="1">
-      <w:start w:val="1"/>
-      <w:numFmt w:val="lowerRoman"/>
-      <w:lvlText w:val="%6."/>
-      <w:lvlJc w:val="right"/>
-      <w:pPr>
-        <w:ind w:left="3960" w:hanging="180"/>
-      </w:pPr>
-    </w:lvl>
-    <w:lvl w:ilvl="6" w:tplc="0409000F" w:tentative="1">
-      <w:start w:val="1"/>
-      <w:numFmt w:val="decimal"/>
-      <w:lvlText w:val="%7."/>
-      <w:lvlJc w:val="left"/>
-      <w:pPr>
-        <w:ind w:left="4680" w:hanging="360"/>
-      </w:pPr>
-    </w:lvl>
-    <w:lvl w:ilvl="7" w:tplc="04090019" w:tentative="1">
-      <w:start w:val="1"/>
-      <w:numFmt w:val="lowerLetter"/>
-      <w:lvlText w:val="%8."/>
-      <w:lvlJc w:val="left"/>
-      <w:pPr>
-        <w:ind w:left="5400" w:hanging="360"/>
-      </w:pPr>
-    </w:lvl>
-    <w:lvl w:ilvl="8" w:tplc="0409001B" w:tentative="1">
-      <w:start w:val="1"/>
-      <w:numFmt w:val="lowerRoman"/>
-      <w:lvlText w:val="%9."/>
-      <w:lvlJc w:val="right"/>
-      <w:pPr>
-        <w:ind w:left="6120" w:hanging="180"/>
-      </w:pPr>
-    </w:lvl>
-  </w:abstractNum>
-  <w:abstractNum w:abstractNumId="15" w15:restartNumberingAfterBreak="0">
-    <w:nsid w:val="31030C17"/>
-    <w:multiLevelType w:val="multilevel"/>
-    <w:tmpl w:val="6F06C534"/>
-    <w:lvl w:ilvl="0">
-      <w:start w:val="6"/>
-      <w:numFmt w:val="decimal"/>
-      <w:lvlText w:val="%1"/>
-      <w:lvlJc w:val="left"/>
-      <w:pPr>
-        <w:tabs>
-          <w:tab w:val="num" w:pos="360"/>
-        </w:tabs>
-        <w:ind w:left="360" w:hanging="360"/>
-      </w:pPr>
-      <w:rPr>
-        <w:rFonts w:hint="default"/>
-      </w:rPr>
-    </w:lvl>
-    <w:lvl w:ilvl="1">
-      <w:start w:val="4"/>
-      <w:numFmt w:val="decimal"/>
-      <w:lvlText w:val="%1.%2"/>
-      <w:lvlJc w:val="left"/>
-      <w:pPr>
-        <w:tabs>
-          <w:tab w:val="num" w:pos="360"/>
-        </w:tabs>
-        <w:ind w:left="360" w:hanging="360"/>
-      </w:pPr>
-      <w:rPr>
-        <w:rFonts w:hint="default"/>
-      </w:rPr>
-    </w:lvl>
-    <w:lvl w:ilvl="2">
-      <w:start w:val="1"/>
-      <w:numFmt w:val="decimal"/>
-      <w:lvlText w:val="%1.%2.%3"/>
-      <w:lvlJc w:val="left"/>
-      <w:pPr>
-        <w:tabs>
-          <w:tab w:val="num" w:pos="720"/>
-        </w:tabs>
-        <w:ind w:left="720" w:hanging="720"/>
-      </w:pPr>
-      <w:rPr>
-        <w:rFonts w:hint="default"/>
-      </w:rPr>
-    </w:lvl>
-    <w:lvl w:ilvl="3">
-      <w:start w:val="1"/>
-      <w:numFmt w:val="decimal"/>
-      <w:lvlText w:val="%1.%2.%3.%4"/>
-      <w:lvlJc w:val="left"/>
-      <w:pPr>
-        <w:tabs>
-          <w:tab w:val="num" w:pos="1080"/>
-        </w:tabs>
-        <w:ind w:left="1080" w:hanging="1080"/>
-      </w:pPr>
-      <w:rPr>
-        <w:rFonts w:hint="default"/>
-      </w:rPr>
-    </w:lvl>
-    <w:lvl w:ilvl="4">
-      <w:start w:val="1"/>
-      <w:numFmt w:val="decimal"/>
-      <w:lvlText w:val="%1.%2.%3.%4.%5"/>
-      <w:lvlJc w:val="left"/>
-      <w:pPr>
-        <w:tabs>
-          <w:tab w:val="num" w:pos="1080"/>
-        </w:tabs>
-        <w:ind w:left="1080" w:hanging="1080"/>
-      </w:pPr>
-      <w:rPr>
-        <w:rFonts w:hint="default"/>
-      </w:rPr>
-    </w:lvl>
-    <w:lvl w:ilvl="5">
-      <w:start w:val="1"/>
-      <w:numFmt w:val="decimal"/>
-      <w:lvlText w:val="%1.%2.%3.%4.%5.%6"/>
-      <w:lvlJc w:val="left"/>
-      <w:pPr>
-        <w:tabs>
-          <w:tab w:val="num" w:pos="1440"/>
-        </w:tabs>
-        <w:ind w:left="1440" w:hanging="1440"/>
-      </w:pPr>
-      <w:rPr>
-        <w:rFonts w:hint="default"/>
-      </w:rPr>
-    </w:lvl>
-    <w:lvl w:ilvl="6">
-      <w:start w:val="1"/>
-      <w:numFmt w:val="decimal"/>
-      <w:lvlText w:val="%1.%2.%3.%4.%5.%6.%7"/>
-      <w:lvlJc w:val="left"/>
-      <w:pPr>
-        <w:tabs>
-          <w:tab w:val="num" w:pos="1440"/>
-        </w:tabs>
-        <w:ind w:left="1440" w:hanging="1440"/>
-      </w:pPr>
-      <w:rPr>
-        <w:rFonts w:hint="default"/>
-      </w:rPr>
-    </w:lvl>
-    <w:lvl w:ilvl="7">
-      <w:start w:val="1"/>
-      <w:numFmt w:val="decimal"/>
-      <w:lvlText w:val="%1.%2.%3.%4.%5.%6.%7.%8"/>
-      <w:lvlJc w:val="left"/>
-      <w:pPr>
-        <w:tabs>
-          <w:tab w:val="num" w:pos="1800"/>
-        </w:tabs>
-        <w:ind w:left="1800" w:hanging="1800"/>
-      </w:pPr>
-      <w:rPr>
-        <w:rFonts w:hint="default"/>
-      </w:rPr>
-    </w:lvl>
-    <w:lvl w:ilvl="8">
-      <w:start w:val="1"/>
-      <w:numFmt w:val="decimal"/>
-      <w:lvlText w:val="%1.%2.%3.%4.%5.%6.%7.%8.%9"/>
-      <w:lvlJc w:val="left"/>
-      <w:pPr>
-        <w:tabs>
-          <w:tab w:val="num" w:pos="1800"/>
-        </w:tabs>
-        <w:ind w:left="1800" w:hanging="1800"/>
-      </w:pPr>
-      <w:rPr>
-        <w:rFonts w:hint="default"/>
-      </w:rPr>
-    </w:lvl>
-  </w:abstractNum>
-  <w:abstractNum w:abstractNumId="16" w15:restartNumberingAfterBreak="0">
-    <w:nsid w:val="37D812DB"/>
-    <w:multiLevelType w:val="multilevel"/>
-    <w:tmpl w:val="19DEB850"/>
-    <w:lvl w:ilvl="0">
-      <w:start w:val="5"/>
-      <w:numFmt w:val="decimal"/>
-      <w:lvlText w:val="%1"/>
-      <w:lvlJc w:val="left"/>
-      <w:pPr>
-        <w:tabs>
-          <w:tab w:val="num" w:pos="855"/>
-        </w:tabs>
-        <w:ind w:left="855" w:hanging="855"/>
-      </w:pPr>
-      <w:rPr>
-        <w:rFonts w:hint="default"/>
-      </w:rPr>
-    </w:lvl>
-    <w:lvl w:ilvl="1">
-      <w:start w:val="6"/>
-      <w:numFmt w:val="decimal"/>
-      <w:lvlText w:val="%1.%2"/>
-      <w:lvlJc w:val="left"/>
-      <w:pPr>
-        <w:tabs>
-          <w:tab w:val="num" w:pos="855"/>
-        </w:tabs>
-        <w:ind w:left="855" w:hanging="855"/>
-      </w:pPr>
-      <w:rPr>
-        <w:rFonts w:hint="default"/>
-      </w:rPr>
-    </w:lvl>
-    <w:lvl w:ilvl="2">
-      <w:start w:val="2"/>
-      <w:numFmt w:val="decimal"/>
-      <w:lvlText w:val="%1.%2.%3"/>
-      <w:lvlJc w:val="left"/>
-      <w:pPr>
-        <w:tabs>
-          <w:tab w:val="num" w:pos="855"/>
-        </w:tabs>
-        <w:ind w:left="855" w:hanging="855"/>
-      </w:pPr>
-      <w:rPr>
-        <w:rFonts w:hint="default"/>
-      </w:rPr>
-    </w:lvl>
-    <w:lvl w:ilvl="3">
-      <w:start w:val="1"/>
-      <w:numFmt w:val="decimal"/>
-      <w:lvlText w:val="%1.%2.%3.%4"/>
-      <w:lvlJc w:val="left"/>
-      <w:pPr>
-        <w:tabs>
-          <w:tab w:val="num" w:pos="1080"/>
-        </w:tabs>
-        <w:ind w:left="1080" w:hanging="1080"/>
-      </w:pPr>
-      <w:rPr>
-        <w:rFonts w:hint="default"/>
-      </w:rPr>
-    </w:lvl>
-    <w:lvl w:ilvl="4">
-      <w:start w:val="1"/>
-      <w:numFmt w:val="decimal"/>
-      <w:lvlText w:val="%1.%2.%3.%4.%5"/>
-      <w:lvlJc w:val="left"/>
-      <w:pPr>
-        <w:tabs>
-          <w:tab w:val="num" w:pos="1080"/>
-        </w:tabs>
-        <w:ind w:left="1080" w:hanging="1080"/>
-      </w:pPr>
-      <w:rPr>
-        <w:rFonts w:hint="default"/>
-      </w:rPr>
-    </w:lvl>
-    <w:lvl w:ilvl="5">
-      <w:start w:val="1"/>
-      <w:numFmt w:val="decimal"/>
-      <w:lvlText w:val="%1.%2.%3.%4.%5.%6"/>
-      <w:lvlJc w:val="left"/>
-      <w:pPr>
-        <w:tabs>
-          <w:tab w:val="num" w:pos="1440"/>
-        </w:tabs>
-        <w:ind w:left="1440" w:hanging="1440"/>
-      </w:pPr>
-      <w:rPr>
-        <w:rFonts w:hint="default"/>
-      </w:rPr>
-    </w:lvl>
-    <w:lvl w:ilvl="6">
-      <w:start w:val="1"/>
-      <w:numFmt w:val="decimal"/>
-      <w:lvlText w:val="%1.%2.%3.%4.%5.%6.%7"/>
-      <w:lvlJc w:val="left"/>
-      <w:pPr>
-        <w:tabs>
-          <w:tab w:val="num" w:pos="1440"/>
-        </w:tabs>
-        <w:ind w:left="1440" w:hanging="1440"/>
-      </w:pPr>
-      <w:rPr>
-        <w:rFonts w:hint="default"/>
-      </w:rPr>
-    </w:lvl>
-    <w:lvl w:ilvl="7">
-      <w:start w:val="1"/>
-      <w:numFmt w:val="decimal"/>
-      <w:lvlText w:val="%1.%2.%3.%4.%5.%6.%7.%8"/>
-      <w:lvlJc w:val="left"/>
-      <w:pPr>
-        <w:tabs>
-          <w:tab w:val="num" w:pos="1800"/>
-        </w:tabs>
-        <w:ind w:left="1800" w:hanging="1800"/>
-      </w:pPr>
-      <w:rPr>
-        <w:rFonts w:hint="default"/>
-      </w:rPr>
-    </w:lvl>
-    <w:lvl w:ilvl="8">
-      <w:start w:val="1"/>
-      <w:numFmt w:val="decimal"/>
-      <w:lvlText w:val="%1.%2.%3.%4.%5.%6.%7.%8.%9"/>
-      <w:lvlJc w:val="left"/>
-      <w:pPr>
-        <w:tabs>
-          <w:tab w:val="num" w:pos="1800"/>
-        </w:tabs>
-        <w:ind w:left="1800" w:hanging="1800"/>
-      </w:pPr>
-      <w:rPr>
-        <w:rFonts w:hint="default"/>
-      </w:rPr>
-    </w:lvl>
-  </w:abstractNum>
-  <w:abstractNum w:abstractNumId="17" w15:restartNumberingAfterBreak="0">
-    <w:nsid w:val="39DE4BFB"/>
-    <w:multiLevelType w:val="hybridMultilevel"/>
-    <w:tmpl w:val="2D3839AE"/>
-    <w:lvl w:ilvl="0" w:tplc="04090001">
-      <w:start w:val="1"/>
-      <w:numFmt w:val="bullet"/>
-      <w:lvlText w:val=""/>
-      <w:lvlJc w:val="left"/>
-      <w:pPr>
-        <w:ind w:left="720" w:hanging="360"/>
-      </w:pPr>
-      <w:rPr>
-        <w:rFonts w:ascii="Symbol" w:hAnsi="Symbol" w:hint="default"/>
-      </w:rPr>
-    </w:lvl>
-    <w:lvl w:ilvl="1" w:tplc="04090003" w:tentative="1">
-      <w:start w:val="1"/>
-      <w:numFmt w:val="bullet"/>
-      <w:lvlText w:val="o"/>
-      <w:lvlJc w:val="left"/>
-      <w:pPr>
-        <w:ind w:left="1440" w:hanging="360"/>
-      </w:pPr>
-      <w:rPr>
-        <w:rFonts w:ascii="Courier New" w:hAnsi="Courier New" w:cs="Courier New" w:hint="default"/>
-      </w:rPr>
-    </w:lvl>
-    <w:lvl w:ilvl="2" w:tplc="04090005" w:tentative="1">
-      <w:start w:val="1"/>
-      <w:numFmt w:val="bullet"/>
-      <w:lvlText w:val=""/>
-      <w:lvlJc w:val="left"/>
-      <w:pPr>
-        <w:ind w:left="2160" w:hanging="360"/>
-      </w:pPr>
-      <w:rPr>
-        <w:rFonts w:ascii="Wingdings" w:hAnsi="Wingdings" w:hint="default"/>
-      </w:rPr>
-    </w:lvl>
-    <w:lvl w:ilvl="3" w:tplc="04090001" w:tentative="1">
-      <w:start w:val="1"/>
-      <w:numFmt w:val="bullet"/>
-      <w:lvlText w:val=""/>
-      <w:lvlJc w:val="left"/>
-      <w:pPr>
-        <w:ind w:left="2880" w:hanging="360"/>
-      </w:pPr>
-      <w:rPr>
-        <w:rFonts w:ascii="Symbol" w:hAnsi="Symbol" w:hint="default"/>
-      </w:rPr>
-    </w:lvl>
-    <w:lvl w:ilvl="4" w:tplc="04090003" w:tentative="1">
-      <w:start w:val="1"/>
-      <w:numFmt w:val="bullet"/>
-      <w:lvlText w:val="o"/>
-      <w:lvlJc w:val="left"/>
-      <w:pPr>
-        <w:ind w:left="3600" w:hanging="360"/>
-      </w:pPr>
-      <w:rPr>
-        <w:rFonts w:ascii="Courier New" w:hAnsi="Courier New" w:cs="Courier New" w:hint="default"/>
-      </w:rPr>
-    </w:lvl>
-    <w:lvl w:ilvl="5" w:tplc="04090005" w:tentative="1">
-      <w:start w:val="1"/>
-      <w:numFmt w:val="bullet"/>
-      <w:lvlText w:val=""/>
-      <w:lvlJc w:val="left"/>
-      <w:pPr>
-        <w:ind w:left="4320" w:hanging="360"/>
-      </w:pPr>
-      <w:rPr>
-        <w:rFonts w:ascii="Wingdings" w:hAnsi="Wingdings" w:hint="default"/>
-      </w:rPr>
-    </w:lvl>
-    <w:lvl w:ilvl="6" w:tplc="04090001" w:tentative="1">
-      <w:start w:val="1"/>
-      <w:numFmt w:val="bullet"/>
-      <w:lvlText w:val=""/>
-      <w:lvlJc w:val="left"/>
-      <w:pPr>
-        <w:ind w:left="5040" w:hanging="360"/>
-      </w:pPr>
-      <w:rPr>
-        <w:rFonts w:ascii="Symbol" w:hAnsi="Symbol" w:hint="default"/>
-      </w:rPr>
-    </w:lvl>
-    <w:lvl w:ilvl="7" w:tplc="04090003" w:tentative="1">
-      <w:start w:val="1"/>
-      <w:numFmt w:val="bullet"/>
-      <w:lvlText w:val="o"/>
-      <w:lvlJc w:val="left"/>
-      <w:pPr>
-        <w:ind w:left="5760" w:hanging="360"/>
-      </w:pPr>
-      <w:rPr>
-        <w:rFonts w:ascii="Courier New" w:hAnsi="Courier New" w:cs="Courier New" w:hint="default"/>
-      </w:rPr>
-    </w:lvl>
-    <w:lvl w:ilvl="8" w:tplc="04090005" w:tentative="1">
-      <w:start w:val="1"/>
-      <w:numFmt w:val="bullet"/>
-      <w:lvlText w:val=""/>
-      <w:lvlJc w:val="left"/>
-      <w:pPr>
-        <w:ind w:left="6480" w:hanging="360"/>
-      </w:pPr>
-      <w:rPr>
-        <w:rFonts w:ascii="Wingdings" w:hAnsi="Wingdings" w:hint="default"/>
-      </w:rPr>
-    </w:lvl>
-  </w:abstractNum>
-  <w:abstractNum w:abstractNumId="18" w15:restartNumberingAfterBreak="0">
-    <w:nsid w:val="3C3D20E9"/>
-    <w:multiLevelType w:val="hybridMultilevel"/>
-    <w:tmpl w:val="9C389248"/>
-    <w:lvl w:ilvl="0" w:tplc="04090011">
-      <w:start w:val="1"/>
-      <w:numFmt w:val="decimal"/>
-      <w:lvlText w:val="%1)"/>
-      <w:lvlJc w:val="left"/>
-      <w:pPr>
-        <w:ind w:left="360" w:hanging="360"/>
-      </w:pPr>
-      <w:rPr>
-        <w:rFonts w:hint="default"/>
-      </w:rPr>
-    </w:lvl>
-    <w:lvl w:ilvl="1" w:tplc="04090019" w:tentative="1">
-      <w:start w:val="1"/>
-      <w:numFmt w:val="lowerLetter"/>
-      <w:lvlText w:val="%2."/>
-      <w:lvlJc w:val="left"/>
-      <w:pPr>
-        <w:ind w:left="1080" w:hanging="360"/>
-      </w:pPr>
-    </w:lvl>
-    <w:lvl w:ilvl="2" w:tplc="0409001B" w:tentative="1">
-      <w:start w:val="1"/>
-      <w:numFmt w:val="lowerRoman"/>
-      <w:lvlText w:val="%3."/>
-      <w:lvlJc w:val="right"/>
-      <w:pPr>
-        <w:ind w:left="1800" w:hanging="180"/>
-      </w:pPr>
-    </w:lvl>
-    <w:lvl w:ilvl="3" w:tplc="0409000F" w:tentative="1">
-      <w:start w:val="1"/>
-      <w:numFmt w:val="decimal"/>
-      <w:lvlText w:val="%4."/>
-      <w:lvlJc w:val="left"/>
-      <w:pPr>
-        <w:ind w:left="2520" w:hanging="360"/>
-      </w:pPr>
-    </w:lvl>
-    <w:lvl w:ilvl="4" w:tplc="04090019" w:tentative="1">
-      <w:start w:val="1"/>
-      <w:numFmt w:val="lowerLetter"/>
-      <w:lvlText w:val="%5."/>
-      <w:lvlJc w:val="left"/>
-      <w:pPr>
-        <w:ind w:left="3240" w:hanging="360"/>
-      </w:pPr>
-    </w:lvl>
-    <w:lvl w:ilvl="5" w:tplc="0409001B" w:tentative="1">
-      <w:start w:val="1"/>
-      <w:numFmt w:val="lowerRoman"/>
-      <w:lvlText w:val="%6."/>
-      <w:lvlJc w:val="right"/>
-      <w:pPr>
-        <w:ind w:left="3960" w:hanging="180"/>
-      </w:pPr>
-    </w:lvl>
-    <w:lvl w:ilvl="6" w:tplc="0409000F" w:tentative="1">
-      <w:start w:val="1"/>
-      <w:numFmt w:val="decimal"/>
-      <w:lvlText w:val="%7."/>
-      <w:lvlJc w:val="left"/>
-      <w:pPr>
-        <w:ind w:left="4680" w:hanging="360"/>
-      </w:pPr>
-    </w:lvl>
-    <w:lvl w:ilvl="7" w:tplc="04090019" w:tentative="1">
-      <w:start w:val="1"/>
-      <w:numFmt w:val="lowerLetter"/>
-      <w:lvlText w:val="%8."/>
-      <w:lvlJc w:val="left"/>
-      <w:pPr>
-        <w:ind w:left="5400" w:hanging="360"/>
-      </w:pPr>
-    </w:lvl>
-    <w:lvl w:ilvl="8" w:tplc="0409001B" w:tentative="1">
-      <w:start w:val="1"/>
-      <w:numFmt w:val="lowerRoman"/>
-      <w:lvlText w:val="%9."/>
-      <w:lvlJc w:val="right"/>
-      <w:pPr>
-        <w:ind w:left="6120" w:hanging="180"/>
-      </w:pPr>
-    </w:lvl>
-  </w:abstractNum>
-  <w:abstractNum w:abstractNumId="19" w15:restartNumberingAfterBreak="0">
-    <w:nsid w:val="3D4820DC"/>
-    <w:multiLevelType w:val="multilevel"/>
-    <w:tmpl w:val="919ED3D4"/>
-    <w:lvl w:ilvl="0">
-      <w:start w:val="7"/>
-      <w:numFmt w:val="decimal"/>
-      <w:lvlText w:val="%1"/>
-      <w:lvlJc w:val="left"/>
-      <w:pPr>
-        <w:tabs>
-          <w:tab w:val="num" w:pos="360"/>
-        </w:tabs>
-        <w:ind w:left="360" w:hanging="360"/>
-      </w:pPr>
-      <w:rPr>
-        <w:rFonts w:hint="default"/>
-      </w:rPr>
-    </w:lvl>
-    <w:lvl w:ilvl="1">
-      <w:start w:val="3"/>
-      <w:numFmt w:val="decimal"/>
-      <w:lvlText w:val="%1.%2"/>
-      <w:lvlJc w:val="left"/>
-      <w:pPr>
-        <w:tabs>
-          <w:tab w:val="num" w:pos="360"/>
-        </w:tabs>
-        <w:ind w:left="360" w:hanging="360"/>
-      </w:pPr>
-      <w:rPr>
-        <w:rFonts w:hint="default"/>
-      </w:rPr>
-    </w:lvl>
-    <w:lvl w:ilvl="2">
-      <w:start w:val="1"/>
-      <w:numFmt w:val="decimal"/>
-      <w:lvlText w:val="%1.%2.%3"/>
-      <w:lvlJc w:val="left"/>
-      <w:pPr>
-        <w:tabs>
-          <w:tab w:val="num" w:pos="720"/>
-        </w:tabs>
-        <w:ind w:left="720" w:hanging="720"/>
-      </w:pPr>
-      <w:rPr>
-        <w:rFonts w:hint="default"/>
-      </w:rPr>
-    </w:lvl>
-    <w:lvl w:ilvl="3">
-      <w:start w:val="1"/>
-      <w:numFmt w:val="decimal"/>
-      <w:lvlText w:val="%1.%2.%3.%4"/>
-      <w:lvlJc w:val="left"/>
-      <w:pPr>
-        <w:tabs>
-          <w:tab w:val="num" w:pos="1080"/>
-        </w:tabs>
-        <w:ind w:left="1080" w:hanging="1080"/>
-      </w:pPr>
-      <w:rPr>
-        <w:rFonts w:hint="default"/>
-      </w:rPr>
-    </w:lvl>
-    <w:lvl w:ilvl="4">
-      <w:start w:val="1"/>
-      <w:numFmt w:val="decimal"/>
-      <w:lvlText w:val="%1.%2.%3.%4.%5"/>
-      <w:lvlJc w:val="left"/>
-      <w:pPr>
-        <w:tabs>
-          <w:tab w:val="num" w:pos="1080"/>
-        </w:tabs>
-        <w:ind w:left="1080" w:hanging="1080"/>
-      </w:pPr>
-      <w:rPr>
-        <w:rFonts w:hint="default"/>
-      </w:rPr>
-    </w:lvl>
-    <w:lvl w:ilvl="5">
-      <w:start w:val="1"/>
-      <w:numFmt w:val="decimal"/>
-      <w:lvlText w:val="%1.%2.%3.%4.%5.%6"/>
-      <w:lvlJc w:val="left"/>
-      <w:pPr>
-        <w:tabs>
-          <w:tab w:val="num" w:pos="1440"/>
-        </w:tabs>
-        <w:ind w:left="1440" w:hanging="1440"/>
-      </w:pPr>
-      <w:rPr>
-        <w:rFonts w:hint="default"/>
-      </w:rPr>
-    </w:lvl>
-    <w:lvl w:ilvl="6">
-      <w:start w:val="1"/>
-      <w:numFmt w:val="decimal"/>
-      <w:lvlText w:val="%1.%2.%3.%4.%5.%6.%7"/>
-      <w:lvlJc w:val="left"/>
-      <w:pPr>
-        <w:tabs>
-          <w:tab w:val="num" w:pos="1440"/>
-        </w:tabs>
-        <w:ind w:left="1440" w:hanging="1440"/>
-      </w:pPr>
-      <w:rPr>
-        <w:rFonts w:hint="default"/>
-      </w:rPr>
-    </w:lvl>
-    <w:lvl w:ilvl="7">
-      <w:start w:val="1"/>
-      <w:numFmt w:val="decimal"/>
-      <w:lvlText w:val="%1.%2.%3.%4.%5.%6.%7.%8"/>
-      <w:lvlJc w:val="left"/>
-      <w:pPr>
-        <w:tabs>
-          <w:tab w:val="num" w:pos="1800"/>
-        </w:tabs>
-        <w:ind w:left="1800" w:hanging="1800"/>
-      </w:pPr>
-      <w:rPr>
-        <w:rFonts w:hint="default"/>
-      </w:rPr>
-    </w:lvl>
-    <w:lvl w:ilvl="8">
-      <w:start w:val="1"/>
-      <w:numFmt w:val="decimal"/>
-      <w:lvlText w:val="%1.%2.%3.%4.%5.%6.%7.%8.%9"/>
-      <w:lvlJc w:val="left"/>
-      <w:pPr>
-        <w:tabs>
-          <w:tab w:val="num" w:pos="1800"/>
-        </w:tabs>
-        <w:ind w:left="1800" w:hanging="1800"/>
-      </w:pPr>
-      <w:rPr>
-        <w:rFonts w:hint="default"/>
-      </w:rPr>
-    </w:lvl>
-  </w:abstractNum>
-  <w:abstractNum w:abstractNumId="20" w15:restartNumberingAfterBreak="0">
-    <w:nsid w:val="3EA17A7C"/>
-    <w:multiLevelType w:val="multilevel"/>
-    <w:tmpl w:val="57AE21B0"/>
-    <w:lvl w:ilvl="0">
-      <w:start w:val="4"/>
-      <w:numFmt w:val="decimal"/>
-      <w:lvlText w:val="%1"/>
-      <w:lvlJc w:val="left"/>
-      <w:pPr>
-        <w:tabs>
-          <w:tab w:val="num" w:pos="600"/>
-        </w:tabs>
-        <w:ind w:left="600" w:hanging="600"/>
-      </w:pPr>
-      <w:rPr>
-        <w:rFonts w:hint="default"/>
-      </w:rPr>
-    </w:lvl>
-    <w:lvl w:ilvl="1">
-      <w:start w:val="3"/>
-      <w:numFmt w:val="decimal"/>
-      <w:lvlText w:val="%1.%2"/>
-      <w:lvlJc w:val="left"/>
-      <w:pPr>
-        <w:tabs>
-          <w:tab w:val="num" w:pos="600"/>
-        </w:tabs>
-        <w:ind w:left="600" w:hanging="600"/>
-      </w:pPr>
-      <w:rPr>
-        <w:rFonts w:hint="default"/>
-      </w:rPr>
-    </w:lvl>
-    <w:lvl w:ilvl="2">
-      <w:start w:val="3"/>
-      <w:numFmt w:val="decimal"/>
-      <w:lvlText w:val="%1.%2.%3"/>
-      <w:lvlJc w:val="left"/>
-      <w:pPr>
-        <w:tabs>
-          <w:tab w:val="num" w:pos="720"/>
-        </w:tabs>
-        <w:ind w:left="720" w:hanging="720"/>
-      </w:pPr>
-      <w:rPr>
-        <w:rFonts w:hint="default"/>
-      </w:rPr>
-    </w:lvl>
-    <w:lvl w:ilvl="3">
-      <w:start w:val="1"/>
-      <w:numFmt w:val="decimal"/>
-      <w:lvlText w:val="%1.%2.%3.%4"/>
-      <w:lvlJc w:val="left"/>
-      <w:pPr>
-        <w:tabs>
-          <w:tab w:val="num" w:pos="720"/>
-        </w:tabs>
-        <w:ind w:left="720" w:hanging="720"/>
-      </w:pPr>
-      <w:rPr>
-        <w:rFonts w:hint="default"/>
-      </w:rPr>
-    </w:lvl>
-    <w:lvl w:ilvl="4">
-      <w:start w:val="1"/>
-      <w:numFmt w:val="decimal"/>
-      <w:lvlText w:val="%1.%2.%3.%4.%5"/>
-      <w:lvlJc w:val="left"/>
-      <w:pPr>
-        <w:tabs>
-          <w:tab w:val="num" w:pos="1080"/>
-        </w:tabs>
-        <w:ind w:left="1080" w:hanging="1080"/>
-      </w:pPr>
-      <w:rPr>
-        <w:rFonts w:hint="default"/>
-      </w:rPr>
-    </w:lvl>
-    <w:lvl w:ilvl="5">
-      <w:start w:val="1"/>
-      <w:numFmt w:val="decimal"/>
-      <w:lvlText w:val="%1.%2.%3.%4.%5.%6"/>
-      <w:lvlJc w:val="left"/>
-      <w:pPr>
-        <w:tabs>
-          <w:tab w:val="num" w:pos="1080"/>
-        </w:tabs>
-        <w:ind w:left="1080" w:hanging="1080"/>
-      </w:pPr>
-      <w:rPr>
-        <w:rFonts w:hint="default"/>
-      </w:rPr>
-    </w:lvl>
-    <w:lvl w:ilvl="6">
-      <w:start w:val="1"/>
-      <w:numFmt w:val="decimal"/>
-      <w:lvlText w:val="%1.%2.%3.%4.%5.%6.%7"/>
-      <w:lvlJc w:val="left"/>
-      <w:pPr>
-        <w:tabs>
-          <w:tab w:val="num" w:pos="1440"/>
-        </w:tabs>
-        <w:ind w:left="1440" w:hanging="1440"/>
-      </w:pPr>
-      <w:rPr>
-        <w:rFonts w:hint="default"/>
-      </w:rPr>
-    </w:lvl>
-    <w:lvl w:ilvl="7">
-      <w:start w:val="1"/>
-      <w:numFmt w:val="decimal"/>
-      <w:lvlText w:val="%1.%2.%3.%4.%5.%6.%7.%8"/>
-      <w:lvlJc w:val="left"/>
-      <w:pPr>
-        <w:tabs>
-          <w:tab w:val="num" w:pos="1440"/>
-        </w:tabs>
-        <w:ind w:left="1440" w:hanging="1440"/>
-      </w:pPr>
-      <w:rPr>
-        <w:rFonts w:hint="default"/>
-      </w:rPr>
-    </w:lvl>
-    <w:lvl w:ilvl="8">
-      <w:start w:val="1"/>
-      <w:numFmt w:val="decimal"/>
-      <w:lvlText w:val="%1.%2.%3.%4.%5.%6.%7.%8.%9"/>
-      <w:lvlJc w:val="left"/>
-      <w:pPr>
-        <w:tabs>
-          <w:tab w:val="num" w:pos="1800"/>
-        </w:tabs>
-        <w:ind w:left="1800" w:hanging="1800"/>
-      </w:pPr>
-      <w:rPr>
-        <w:rFonts w:hint="default"/>
-      </w:rPr>
-    </w:lvl>
-  </w:abstractNum>
-  <w:abstractNum w:abstractNumId="21" w15:restartNumberingAfterBreak="0">
-    <w:nsid w:val="413A180D"/>
-    <w:multiLevelType w:val="multilevel"/>
-    <w:tmpl w:val="C0F6543C"/>
-    <w:lvl w:ilvl="0">
-      <w:start w:val="1"/>
-      <w:numFmt w:val="bullet"/>
-      <w:lvlText w:val=""/>
-      <w:lvlJc w:val="left"/>
-      <w:pPr>
-        <w:tabs>
-          <w:tab w:val="num" w:pos="720"/>
-        </w:tabs>
-        <w:ind w:left="720" w:hanging="360"/>
-      </w:pPr>
-      <w:rPr>
-        <w:rFonts w:ascii="Symbol" w:hAnsi="Symbol" w:hint="default"/>
-        <w:sz w:val="20"/>
-      </w:rPr>
-    </w:lvl>
-    <w:lvl w:ilvl="1" w:tentative="1">
-      <w:start w:val="1"/>
-      <w:numFmt w:val="bullet"/>
-      <w:lvlText w:val=""/>
-      <w:lvlJc w:val="left"/>
-      <w:pPr>
-        <w:tabs>
-          <w:tab w:val="num" w:pos="1440"/>
-        </w:tabs>
-        <w:ind w:left="1440" w:hanging="360"/>
-      </w:pPr>
-      <w:rPr>
-        <w:rFonts w:ascii="Symbol" w:hAnsi="Symbol" w:hint="default"/>
-        <w:sz w:val="20"/>
-      </w:rPr>
-    </w:lvl>
-    <w:lvl w:ilvl="2" w:tentative="1">
-      <w:start w:val="1"/>
-      <w:numFmt w:val="bullet"/>
-      <w:lvlText w:val=""/>
-      <w:lvlJc w:val="left"/>
-      <w:pPr>
-        <w:tabs>
-          <w:tab w:val="num" w:pos="2160"/>
-        </w:tabs>
-        <w:ind w:left="2160" w:hanging="360"/>
-      </w:pPr>
-      <w:rPr>
-        <w:rFonts w:ascii="Symbol" w:hAnsi="Symbol" w:hint="default"/>
-        <w:sz w:val="20"/>
-      </w:rPr>
-    </w:lvl>
-    <w:lvl w:ilvl="3" w:tentative="1">
-      <w:start w:val="1"/>
-      <w:numFmt w:val="bullet"/>
-      <w:lvlText w:val=""/>
-      <w:lvlJc w:val="left"/>
-      <w:pPr>
-        <w:tabs>
-          <w:tab w:val="num" w:pos="2880"/>
-        </w:tabs>
-        <w:ind w:left="2880" w:hanging="360"/>
-      </w:pPr>
-      <w:rPr>
-        <w:rFonts w:ascii="Symbol" w:hAnsi="Symbol" w:hint="default"/>
-        <w:sz w:val="20"/>
-      </w:rPr>
-    </w:lvl>
-    <w:lvl w:ilvl="4" w:tentative="1">
-      <w:start w:val="1"/>
-      <w:numFmt w:val="bullet"/>
-      <w:lvlText w:val=""/>
-      <w:lvlJc w:val="left"/>
-      <w:pPr>
-        <w:tabs>
-          <w:tab w:val="num" w:pos="3600"/>
-        </w:tabs>
-        <w:ind w:left="3600" w:hanging="360"/>
-      </w:pPr>
-      <w:rPr>
-        <w:rFonts w:ascii="Symbol" w:hAnsi="Symbol" w:hint="default"/>
-        <w:sz w:val="20"/>
-      </w:rPr>
-    </w:lvl>
-    <w:lvl w:ilvl="5" w:tentative="1">
-      <w:start w:val="1"/>
-      <w:numFmt w:val="bullet"/>
-      <w:lvlText w:val=""/>
-      <w:lvlJc w:val="left"/>
-      <w:pPr>
-        <w:tabs>
-          <w:tab w:val="num" w:pos="4320"/>
-        </w:tabs>
-        <w:ind w:left="4320" w:hanging="360"/>
-      </w:pPr>
-      <w:rPr>
-        <w:rFonts w:ascii="Symbol" w:hAnsi="Symbol" w:hint="default"/>
-        <w:sz w:val="20"/>
-      </w:rPr>
-    </w:lvl>
-    <w:lvl w:ilvl="6" w:tentative="1">
-      <w:start w:val="1"/>
-      <w:numFmt w:val="bullet"/>
-      <w:lvlText w:val=""/>
-      <w:lvlJc w:val="left"/>
-      <w:pPr>
-        <w:tabs>
-          <w:tab w:val="num" w:pos="5040"/>
-        </w:tabs>
-        <w:ind w:left="5040" w:hanging="360"/>
-      </w:pPr>
-      <w:rPr>
-        <w:rFonts w:ascii="Symbol" w:hAnsi="Symbol" w:hint="default"/>
-        <w:sz w:val="20"/>
-      </w:rPr>
-    </w:lvl>
-    <w:lvl w:ilvl="7" w:tentative="1">
-      <w:start w:val="1"/>
-      <w:numFmt w:val="bullet"/>
-      <w:lvlText w:val=""/>
-      <w:lvlJc w:val="left"/>
-      <w:pPr>
-        <w:tabs>
-          <w:tab w:val="num" w:pos="5760"/>
-        </w:tabs>
-        <w:ind w:left="5760" w:hanging="360"/>
-      </w:pPr>
-      <w:rPr>
-        <w:rFonts w:ascii="Symbol" w:hAnsi="Symbol" w:hint="default"/>
-        <w:sz w:val="20"/>
-      </w:rPr>
-    </w:lvl>
-    <w:lvl w:ilvl="8" w:tentative="1">
-      <w:start w:val="1"/>
-      <w:numFmt w:val="bullet"/>
-      <w:lvlText w:val=""/>
-      <w:lvlJc w:val="left"/>
-      <w:pPr>
-        <w:tabs>
-          <w:tab w:val="num" w:pos="6480"/>
-        </w:tabs>
-        <w:ind w:left="6480" w:hanging="360"/>
-      </w:pPr>
-      <w:rPr>
-        <w:rFonts w:ascii="Symbol" w:hAnsi="Symbol" w:hint="default"/>
-        <w:sz w:val="20"/>
-      </w:rPr>
-    </w:lvl>
-  </w:abstractNum>
-  <w:abstractNum w:abstractNumId="22" w15:restartNumberingAfterBreak="0">
-    <w:nsid w:val="43A14D15"/>
-    <w:multiLevelType w:val="multilevel"/>
-    <w:tmpl w:val="C16AA7EC"/>
-    <w:lvl w:ilvl="0">
-      <w:start w:val="2"/>
-      <w:numFmt w:val="decimal"/>
-      <w:lvlText w:val="%1"/>
-      <w:lvlJc w:val="left"/>
-      <w:pPr>
-        <w:tabs>
-          <w:tab w:val="num" w:pos="720"/>
-        </w:tabs>
-        <w:ind w:left="720" w:hanging="720"/>
-      </w:pPr>
-      <w:rPr>
-        <w:rFonts w:hint="default"/>
-      </w:rPr>
-    </w:lvl>
-    <w:lvl w:ilvl="1">
-      <w:start w:val="3"/>
-      <w:numFmt w:val="decimal"/>
-      <w:lvlText w:val="%1.%2"/>
-      <w:lvlJc w:val="left"/>
-      <w:pPr>
-        <w:tabs>
-          <w:tab w:val="num" w:pos="1440"/>
-        </w:tabs>
-        <w:ind w:left="1440" w:hanging="720"/>
-      </w:pPr>
-      <w:rPr>
-        <w:rFonts w:hint="default"/>
-      </w:rPr>
-    </w:lvl>
-    <w:lvl w:ilvl="2">
-      <w:start w:val="1"/>
-      <w:numFmt w:val="decimal"/>
-      <w:lvlText w:val="%1.%2.%3"/>
-      <w:lvlJc w:val="left"/>
-      <w:pPr>
-        <w:tabs>
-          <w:tab w:val="num" w:pos="2160"/>
-        </w:tabs>
-        <w:ind w:left="2160" w:hanging="720"/>
-      </w:pPr>
-      <w:rPr>
-        <w:rFonts w:hint="default"/>
-      </w:rPr>
-    </w:lvl>
-    <w:lvl w:ilvl="3">
-      <w:start w:val="1"/>
-      <w:numFmt w:val="decimal"/>
-      <w:lvlText w:val="%1.%2.%3.%4"/>
-      <w:lvlJc w:val="left"/>
-      <w:pPr>
-        <w:tabs>
-          <w:tab w:val="num" w:pos="2880"/>
-        </w:tabs>
-        <w:ind w:left="2880" w:hanging="720"/>
-      </w:pPr>
-      <w:rPr>
-        <w:rFonts w:hint="default"/>
-      </w:rPr>
-    </w:lvl>
-    <w:lvl w:ilvl="4">
-      <w:start w:val="1"/>
-      <w:numFmt w:val="decimal"/>
-      <w:lvlText w:val="%1.%2.%3.%4.%5"/>
-      <w:lvlJc w:val="left"/>
-      <w:pPr>
-        <w:tabs>
-          <w:tab w:val="num" w:pos="3960"/>
-        </w:tabs>
-        <w:ind w:left="3960" w:hanging="1080"/>
-      </w:pPr>
-      <w:rPr>
-        <w:rFonts w:hint="default"/>
-      </w:rPr>
-    </w:lvl>
-    <w:lvl w:ilvl="5">
-      <w:start w:val="1"/>
-      <w:numFmt w:val="decimal"/>
-      <w:lvlText w:val="%1.%2.%3.%4.%5.%6"/>
-      <w:lvlJc w:val="left"/>
-      <w:pPr>
-        <w:tabs>
-          <w:tab w:val="num" w:pos="4680"/>
-        </w:tabs>
-        <w:ind w:left="4680" w:hanging="1080"/>
-      </w:pPr>
-      <w:rPr>
-        <w:rFonts w:hint="default"/>
-      </w:rPr>
-    </w:lvl>
-    <w:lvl w:ilvl="6">
-      <w:start w:val="1"/>
-      <w:numFmt w:val="decimal"/>
-      <w:lvlText w:val="%1.%2.%3.%4.%5.%6.%7"/>
-      <w:lvlJc w:val="left"/>
-      <w:pPr>
-        <w:tabs>
-          <w:tab w:val="num" w:pos="5760"/>
-        </w:tabs>
-        <w:ind w:left="5760" w:hanging="1440"/>
-      </w:pPr>
-      <w:rPr>
-        <w:rFonts w:hint="default"/>
-      </w:rPr>
-    </w:lvl>
-    <w:lvl w:ilvl="7">
-      <w:start w:val="1"/>
-      <w:numFmt w:val="decimal"/>
-      <w:lvlText w:val="%1.%2.%3.%4.%5.%6.%7.%8"/>
-      <w:lvlJc w:val="left"/>
-      <w:pPr>
-        <w:tabs>
-          <w:tab w:val="num" w:pos="6480"/>
-        </w:tabs>
-        <w:ind w:left="6480" w:hanging="1440"/>
-      </w:pPr>
-      <w:rPr>
-        <w:rFonts w:hint="default"/>
-      </w:rPr>
-    </w:lvl>
-    <w:lvl w:ilvl="8">
-      <w:start w:val="1"/>
-      <w:numFmt w:val="decimal"/>
-      <w:lvlText w:val="%1.%2.%3.%4.%5.%6.%7.%8.%9"/>
-      <w:lvlJc w:val="left"/>
-      <w:pPr>
-        <w:tabs>
-          <w:tab w:val="num" w:pos="7560"/>
-        </w:tabs>
-        <w:ind w:left="7560" w:hanging="1800"/>
-      </w:pPr>
-      <w:rPr>
-        <w:rFonts w:hint="default"/>
-      </w:rPr>
-    </w:lvl>
-  </w:abstractNum>
-  <w:abstractNum w:abstractNumId="23" w15:restartNumberingAfterBreak="0">
-    <w:nsid w:val="43B52CF7"/>
-    <w:multiLevelType w:val="multilevel"/>
-    <w:tmpl w:val="9A427F50"/>
-    <w:lvl w:ilvl="0">
-      <w:start w:val="7"/>
-      <w:numFmt w:val="decimal"/>
-      <w:lvlText w:val="%1"/>
-      <w:lvlJc w:val="left"/>
-      <w:pPr>
-        <w:tabs>
-          <w:tab w:val="num" w:pos="720"/>
-        </w:tabs>
-        <w:ind w:left="720" w:hanging="720"/>
-      </w:pPr>
-      <w:rPr>
-        <w:rFonts w:hint="default"/>
-      </w:rPr>
-    </w:lvl>
-    <w:lvl w:ilvl="1">
-      <w:start w:val="2"/>
-      <w:numFmt w:val="decimal"/>
-      <w:lvlText w:val="%1.%2"/>
-      <w:lvlJc w:val="left"/>
-      <w:pPr>
-        <w:tabs>
-          <w:tab w:val="num" w:pos="720"/>
-        </w:tabs>
-        <w:ind w:left="720" w:hanging="720"/>
-      </w:pPr>
-      <w:rPr>
-        <w:rFonts w:hint="default"/>
-      </w:rPr>
-    </w:lvl>
-    <w:lvl w:ilvl="2">
-      <w:start w:val="3"/>
-      <w:numFmt w:val="decimal"/>
-      <w:lvlText w:val="%1.%2.%3"/>
-      <w:lvlJc w:val="left"/>
-      <w:pPr>
-        <w:tabs>
-          <w:tab w:val="num" w:pos="720"/>
-        </w:tabs>
-        <w:ind w:left="720" w:hanging="720"/>
-      </w:pPr>
-      <w:rPr>
-        <w:rFonts w:hint="default"/>
-      </w:rPr>
-    </w:lvl>
-    <w:lvl w:ilvl="3">
-      <w:start w:val="1"/>
-      <w:numFmt w:val="decimal"/>
-      <w:lvlText w:val="%1.%2.%3.%4"/>
-      <w:lvlJc w:val="left"/>
-      <w:pPr>
-        <w:tabs>
-          <w:tab w:val="num" w:pos="1080"/>
-        </w:tabs>
-        <w:ind w:left="1080" w:hanging="1080"/>
-      </w:pPr>
-      <w:rPr>
-        <w:rFonts w:hint="default"/>
-      </w:rPr>
-    </w:lvl>
-    <w:lvl w:ilvl="4">
-      <w:start w:val="1"/>
-      <w:numFmt w:val="decimal"/>
-      <w:lvlText w:val="%1.%2.%3.%4.%5"/>
-      <w:lvlJc w:val="left"/>
-      <w:pPr>
-        <w:tabs>
-          <w:tab w:val="num" w:pos="1080"/>
-        </w:tabs>
-        <w:ind w:left="1080" w:hanging="1080"/>
-      </w:pPr>
-      <w:rPr>
-        <w:rFonts w:hint="default"/>
-      </w:rPr>
-    </w:lvl>
-    <w:lvl w:ilvl="5">
-      <w:start w:val="1"/>
-      <w:numFmt w:val="decimal"/>
-      <w:lvlText w:val="%1.%2.%3.%4.%5.%6"/>
-      <w:lvlJc w:val="left"/>
-      <w:pPr>
-        <w:tabs>
-          <w:tab w:val="num" w:pos="1440"/>
-        </w:tabs>
-        <w:ind w:left="1440" w:hanging="1440"/>
-      </w:pPr>
-      <w:rPr>
-        <w:rFonts w:hint="default"/>
-      </w:rPr>
-    </w:lvl>
-    <w:lvl w:ilvl="6">
-      <w:start w:val="1"/>
-      <w:numFmt w:val="decimal"/>
-      <w:lvlText w:val="%1.%2.%3.%4.%5.%6.%7"/>
-      <w:lvlJc w:val="left"/>
-      <w:pPr>
-        <w:tabs>
-          <w:tab w:val="num" w:pos="1440"/>
-        </w:tabs>
-        <w:ind w:left="1440" w:hanging="1440"/>
-      </w:pPr>
-      <w:rPr>
-        <w:rFonts w:hint="default"/>
-      </w:rPr>
-    </w:lvl>
-    <w:lvl w:ilvl="7">
-      <w:start w:val="1"/>
-      <w:numFmt w:val="decimal"/>
-      <w:lvlText w:val="%1.%2.%3.%4.%5.%6.%7.%8"/>
-      <w:lvlJc w:val="left"/>
-      <w:pPr>
-        <w:tabs>
-          <w:tab w:val="num" w:pos="1800"/>
-        </w:tabs>
-        <w:ind w:left="1800" w:hanging="1800"/>
-      </w:pPr>
-      <w:rPr>
-        <w:rFonts w:hint="default"/>
-      </w:rPr>
-    </w:lvl>
-    <w:lvl w:ilvl="8">
-      <w:start w:val="1"/>
-      <w:numFmt w:val="decimal"/>
-      <w:lvlText w:val="%1.%2.%3.%4.%5.%6.%7.%8.%9"/>
-      <w:lvlJc w:val="left"/>
-      <w:pPr>
-        <w:tabs>
-          <w:tab w:val="num" w:pos="1800"/>
-        </w:tabs>
-        <w:ind w:left="1800" w:hanging="1800"/>
-      </w:pPr>
-      <w:rPr>
-        <w:rFonts w:hint="default"/>
-      </w:rPr>
-    </w:lvl>
-  </w:abstractNum>
-  <w:abstractNum w:abstractNumId="24" w15:restartNumberingAfterBreak="0">
-    <w:nsid w:val="45BF689D"/>
-    <w:multiLevelType w:val="multilevel"/>
-    <w:tmpl w:val="316693A0"/>
-    <w:lvl w:ilvl="0">
-      <w:start w:val="5"/>
-      <w:numFmt w:val="decimal"/>
-      <w:lvlText w:val="%1"/>
-      <w:lvlJc w:val="left"/>
-      <w:pPr>
-        <w:tabs>
-          <w:tab w:val="num" w:pos="720"/>
-        </w:tabs>
-        <w:ind w:left="720" w:hanging="720"/>
-      </w:pPr>
-      <w:rPr>
-        <w:rFonts w:hint="default"/>
-      </w:rPr>
-    </w:lvl>
-    <w:lvl w:ilvl="1">
-      <w:start w:val="2"/>
-      <w:numFmt w:val="decimal"/>
-      <w:lvlText w:val="%1.%2"/>
-      <w:lvlJc w:val="left"/>
-      <w:pPr>
-        <w:tabs>
-          <w:tab w:val="num" w:pos="720"/>
-        </w:tabs>
-        <w:ind w:left="720" w:hanging="720"/>
-      </w:pPr>
-      <w:rPr>
-        <w:rFonts w:hint="default"/>
-      </w:rPr>
-    </w:lvl>
-    <w:lvl w:ilvl="2">
-      <w:start w:val="1"/>
-      <w:numFmt w:val="decimal"/>
-      <w:lvlText w:val="%1.%2.%3"/>
-      <w:lvlJc w:val="left"/>
-      <w:pPr>
-        <w:tabs>
-          <w:tab w:val="num" w:pos="720"/>
-        </w:tabs>
-        <w:ind w:left="720" w:hanging="720"/>
-      </w:pPr>
-      <w:rPr>
-        <w:rFonts w:hint="default"/>
-      </w:rPr>
-    </w:lvl>
-    <w:lvl w:ilvl="3">
-      <w:start w:val="1"/>
-      <w:numFmt w:val="decimal"/>
-      <w:lvlText w:val="%1.%2.%3.%4"/>
-      <w:lvlJc w:val="left"/>
-      <w:pPr>
-        <w:tabs>
-          <w:tab w:val="num" w:pos="720"/>
-        </w:tabs>
-        <w:ind w:left="720" w:hanging="720"/>
-      </w:pPr>
-      <w:rPr>
-        <w:rFonts w:hint="default"/>
-      </w:rPr>
-    </w:lvl>
-    <w:lvl w:ilvl="4">
-      <w:start w:val="1"/>
-      <w:numFmt w:val="decimal"/>
-      <w:lvlText w:val="%1.%2.%3.%4.%5"/>
-      <w:lvlJc w:val="left"/>
-      <w:pPr>
-        <w:tabs>
-          <w:tab w:val="num" w:pos="1080"/>
-        </w:tabs>
-        <w:ind w:left="1080" w:hanging="1080"/>
-      </w:pPr>
-      <w:rPr>
-        <w:rFonts w:hint="default"/>
-      </w:rPr>
-    </w:lvl>
-    <w:lvl w:ilvl="5">
-      <w:start w:val="1"/>
-      <w:numFmt w:val="decimal"/>
-      <w:lvlText w:val="%1.%2.%3.%4.%5.%6"/>
-      <w:lvlJc w:val="left"/>
-      <w:pPr>
-        <w:tabs>
-          <w:tab w:val="num" w:pos="1080"/>
-        </w:tabs>
-        <w:ind w:left="1080" w:hanging="1080"/>
-      </w:pPr>
-      <w:rPr>
-        <w:rFonts w:hint="default"/>
-      </w:rPr>
-    </w:lvl>
-    <w:lvl w:ilvl="6">
-      <w:start w:val="1"/>
-      <w:numFmt w:val="decimal"/>
-      <w:lvlText w:val="%1.%2.%3.%4.%5.%6.%7"/>
-      <w:lvlJc w:val="left"/>
-      <w:pPr>
-        <w:tabs>
-          <w:tab w:val="num" w:pos="1440"/>
-        </w:tabs>
-        <w:ind w:left="1440" w:hanging="1440"/>
-      </w:pPr>
-      <w:rPr>
-        <w:rFonts w:hint="default"/>
-      </w:rPr>
-    </w:lvl>
-    <w:lvl w:ilvl="7">
-      <w:start w:val="1"/>
-      <w:numFmt w:val="decimal"/>
-      <w:lvlText w:val="%1.%2.%3.%4.%5.%6.%7.%8"/>
-      <w:lvlJc w:val="left"/>
-      <w:pPr>
-        <w:tabs>
-          <w:tab w:val="num" w:pos="1440"/>
-        </w:tabs>
-        <w:ind w:left="1440" w:hanging="1440"/>
-      </w:pPr>
-      <w:rPr>
-        <w:rFonts w:hint="default"/>
-      </w:rPr>
-    </w:lvl>
-    <w:lvl w:ilvl="8">
-      <w:start w:val="1"/>
-      <w:numFmt w:val="decimal"/>
-      <w:lvlText w:val="%1.%2.%3.%4.%5.%6.%7.%8.%9"/>
-      <w:lvlJc w:val="left"/>
-      <w:pPr>
-        <w:tabs>
-          <w:tab w:val="num" w:pos="1800"/>
-        </w:tabs>
-        <w:ind w:left="1800" w:hanging="1800"/>
-      </w:pPr>
-      <w:rPr>
-        <w:rFonts w:hint="default"/>
-      </w:rPr>
-    </w:lvl>
-  </w:abstractNum>
-  <w:abstractNum w:abstractNumId="25" w15:restartNumberingAfterBreak="0">
-    <w:nsid w:val="46F441DC"/>
-    <w:multiLevelType w:val="hybridMultilevel"/>
-    <w:tmpl w:val="5CEA1738"/>
-    <w:lvl w:ilvl="0" w:tplc="0318F176">
-      <w:start w:val="1"/>
-      <w:numFmt w:val="decimal"/>
-      <w:lvlText w:val="%1."/>
-      <w:lvlJc w:val="left"/>
-      <w:pPr>
-        <w:tabs>
-          <w:tab w:val="num" w:pos="2160"/>
-        </w:tabs>
-        <w:ind w:left="2160" w:hanging="720"/>
-      </w:pPr>
-      <w:rPr>
-        <w:rFonts w:hint="default"/>
-        <w:b/>
-      </w:rPr>
-    </w:lvl>
-    <w:lvl w:ilvl="1" w:tplc="DE4C880A">
-      <w:numFmt w:val="none"/>
-      <w:lvlText w:val=""/>
-      <w:lvlJc w:val="left"/>
-      <w:pPr>
-        <w:tabs>
-          <w:tab w:val="num" w:pos="360"/>
-        </w:tabs>
-      </w:pPr>
-    </w:lvl>
-    <w:lvl w:ilvl="2" w:tplc="912CB4BE">
-      <w:numFmt w:val="none"/>
-      <w:lvlText w:val=""/>
-      <w:lvlJc w:val="left"/>
-      <w:pPr>
-        <w:tabs>
-          <w:tab w:val="num" w:pos="360"/>
-        </w:tabs>
-      </w:pPr>
-    </w:lvl>
-    <w:lvl w:ilvl="3" w:tplc="86E2250A">
-      <w:numFmt w:val="none"/>
-      <w:lvlText w:val=""/>
-      <w:lvlJc w:val="left"/>
-      <w:pPr>
-        <w:tabs>
-          <w:tab w:val="num" w:pos="360"/>
-        </w:tabs>
-      </w:pPr>
-    </w:lvl>
-    <w:lvl w:ilvl="4" w:tplc="5238ACC6">
-      <w:numFmt w:val="none"/>
-      <w:lvlText w:val=""/>
-      <w:lvlJc w:val="left"/>
-      <w:pPr>
-        <w:tabs>
-          <w:tab w:val="num" w:pos="360"/>
-        </w:tabs>
-      </w:pPr>
-    </w:lvl>
-    <w:lvl w:ilvl="5" w:tplc="B218CBD4">
-      <w:numFmt w:val="none"/>
-      <w:lvlText w:val=""/>
-      <w:lvlJc w:val="left"/>
-      <w:pPr>
-        <w:tabs>
-          <w:tab w:val="num" w:pos="360"/>
-        </w:tabs>
-      </w:pPr>
-    </w:lvl>
-    <w:lvl w:ilvl="6" w:tplc="431E687E">
-      <w:numFmt w:val="none"/>
-      <w:lvlText w:val=""/>
-      <w:lvlJc w:val="left"/>
-      <w:pPr>
-        <w:tabs>
-          <w:tab w:val="num" w:pos="360"/>
-        </w:tabs>
-      </w:pPr>
-    </w:lvl>
-    <w:lvl w:ilvl="7" w:tplc="2AEC21DE">
-      <w:numFmt w:val="none"/>
-      <w:lvlText w:val=""/>
-      <w:lvlJc w:val="left"/>
-      <w:pPr>
-        <w:tabs>
-          <w:tab w:val="num" w:pos="360"/>
-        </w:tabs>
-      </w:pPr>
-    </w:lvl>
-    <w:lvl w:ilvl="8" w:tplc="8A460A10">
-      <w:numFmt w:val="none"/>
-      <w:lvlText w:val=""/>
-      <w:lvlJc w:val="left"/>
-      <w:pPr>
-        <w:tabs>
-          <w:tab w:val="num" w:pos="360"/>
-        </w:tabs>
-      </w:pPr>
-    </w:lvl>
-  </w:abstractNum>
-  <w:abstractNum w:abstractNumId="26" w15:restartNumberingAfterBreak="0">
-    <w:nsid w:val="47177B17"/>
-    <w:multiLevelType w:val="multilevel"/>
-    <w:tmpl w:val="009CC28A"/>
-    <w:lvl w:ilvl="0">
-      <w:start w:val="4"/>
-      <w:numFmt w:val="decimal"/>
-      <w:lvlText w:val="%1"/>
-      <w:lvlJc w:val="left"/>
-      <w:pPr>
-        <w:tabs>
-          <w:tab w:val="num" w:pos="360"/>
-        </w:tabs>
-        <w:ind w:left="360" w:hanging="360"/>
-      </w:pPr>
-      <w:rPr>
-        <w:rFonts w:hint="default"/>
-      </w:rPr>
-    </w:lvl>
-    <w:lvl w:ilvl="1">
-      <w:start w:val="1"/>
-      <w:numFmt w:val="decimal"/>
-      <w:lvlText w:val="%1.%2"/>
-      <w:lvlJc w:val="left"/>
-      <w:pPr>
-        <w:tabs>
-          <w:tab w:val="num" w:pos="360"/>
-        </w:tabs>
-        <w:ind w:left="360" w:hanging="360"/>
-      </w:pPr>
-      <w:rPr>
-        <w:rFonts w:hint="default"/>
-      </w:rPr>
-    </w:lvl>
-    <w:lvl w:ilvl="2">
-      <w:start w:val="1"/>
-      <w:numFmt w:val="decimal"/>
-      <w:lvlText w:val="%1.%2.%3"/>
-      <w:lvlJc w:val="left"/>
-      <w:pPr>
-        <w:tabs>
-          <w:tab w:val="num" w:pos="720"/>
-        </w:tabs>
-        <w:ind w:left="720" w:hanging="720"/>
-      </w:pPr>
-      <w:rPr>
-        <w:rFonts w:hint="default"/>
-      </w:rPr>
-    </w:lvl>
-    <w:lvl w:ilvl="3">
-      <w:start w:val="1"/>
-      <w:numFmt w:val="decimal"/>
-      <w:lvlText w:val="%1.%2.%3.%4"/>
-      <w:lvlJc w:val="left"/>
-      <w:pPr>
-        <w:tabs>
-          <w:tab w:val="num" w:pos="1080"/>
-        </w:tabs>
-        <w:ind w:left="1080" w:hanging="1080"/>
-      </w:pPr>
-      <w:rPr>
-        <w:rFonts w:hint="default"/>
-      </w:rPr>
-    </w:lvl>
-    <w:lvl w:ilvl="4">
-      <w:start w:val="1"/>
-      <w:numFmt w:val="decimal"/>
-      <w:lvlText w:val="%1.%2.%3.%4.%5"/>
-      <w:lvlJc w:val="left"/>
-      <w:pPr>
-        <w:tabs>
-          <w:tab w:val="num" w:pos="1080"/>
-        </w:tabs>
-        <w:ind w:left="1080" w:hanging="1080"/>
-      </w:pPr>
-      <w:rPr>
-        <w:rFonts w:hint="default"/>
-      </w:rPr>
-    </w:lvl>
-    <w:lvl w:ilvl="5">
-      <w:start w:val="1"/>
-      <w:numFmt w:val="decimal"/>
-      <w:lvlText w:val="%1.%2.%3.%4.%5.%6"/>
-      <w:lvlJc w:val="left"/>
-      <w:pPr>
-        <w:tabs>
-          <w:tab w:val="num" w:pos="1440"/>
-        </w:tabs>
-        <w:ind w:left="1440" w:hanging="1440"/>
-      </w:pPr>
-      <w:rPr>
-        <w:rFonts w:hint="default"/>
-      </w:rPr>
-    </w:lvl>
-    <w:lvl w:ilvl="6">
-      <w:start w:val="1"/>
-      <w:numFmt w:val="decimal"/>
-      <w:lvlText w:val="%1.%2.%3.%4.%5.%6.%7"/>
-      <w:lvlJc w:val="left"/>
-      <w:pPr>
-        <w:tabs>
-          <w:tab w:val="num" w:pos="1440"/>
-        </w:tabs>
-        <w:ind w:left="1440" w:hanging="1440"/>
-      </w:pPr>
-      <w:rPr>
-        <w:rFonts w:hint="default"/>
-      </w:rPr>
-    </w:lvl>
-    <w:lvl w:ilvl="7">
-      <w:start w:val="1"/>
-      <w:numFmt w:val="decimal"/>
-      <w:lvlText w:val="%1.%2.%3.%4.%5.%6.%7.%8"/>
-      <w:lvlJc w:val="left"/>
-      <w:pPr>
-        <w:tabs>
-          <w:tab w:val="num" w:pos="1800"/>
-        </w:tabs>
-        <w:ind w:left="1800" w:hanging="1800"/>
-      </w:pPr>
-      <w:rPr>
-        <w:rFonts w:hint="default"/>
-      </w:rPr>
-    </w:lvl>
-    <w:lvl w:ilvl="8">
-      <w:start w:val="1"/>
-      <w:numFmt w:val="decimal"/>
-      <w:lvlText w:val="%1.%2.%3.%4.%5.%6.%7.%8.%9"/>
-      <w:lvlJc w:val="left"/>
-      <w:pPr>
-        <w:tabs>
-          <w:tab w:val="num" w:pos="1800"/>
-        </w:tabs>
-        <w:ind w:left="1800" w:hanging="1800"/>
-      </w:pPr>
-      <w:rPr>
-        <w:rFonts w:hint="default"/>
-      </w:rPr>
-    </w:lvl>
-  </w:abstractNum>
-  <w:abstractNum w:abstractNumId="27" w15:restartNumberingAfterBreak="0">
-    <w:nsid w:val="484E0F5D"/>
-    <w:multiLevelType w:val="hybridMultilevel"/>
-    <w:tmpl w:val="A3FCA39E"/>
-    <w:lvl w:ilvl="0" w:tplc="04090017">
-      <w:start w:val="1"/>
-      <w:numFmt w:val="lowerLetter"/>
-      <w:lvlText w:val="%1)"/>
-      <w:lvlJc w:val="left"/>
-      <w:pPr>
-        <w:tabs>
-          <w:tab w:val="num" w:pos="720"/>
-        </w:tabs>
-        <w:ind w:left="720" w:hanging="360"/>
-      </w:pPr>
-      <w:rPr>
-        <w:rFonts w:hint="default"/>
-      </w:rPr>
-    </w:lvl>
-    <w:lvl w:ilvl="1" w:tplc="04090019" w:tentative="1">
-      <w:start w:val="1"/>
-      <w:numFmt w:val="lowerLetter"/>
-      <w:lvlText w:val="%2."/>
-      <w:lvlJc w:val="left"/>
-      <w:pPr>
-        <w:tabs>
-          <w:tab w:val="num" w:pos="1440"/>
-        </w:tabs>
-        <w:ind w:left="1440" w:hanging="360"/>
-      </w:pPr>
-    </w:lvl>
-    <w:lvl w:ilvl="2" w:tplc="0409001B" w:tentative="1">
-      <w:start w:val="1"/>
-      <w:numFmt w:val="lowerRoman"/>
-      <w:lvlText w:val="%3."/>
-      <w:lvlJc w:val="right"/>
-      <w:pPr>
-        <w:tabs>
-          <w:tab w:val="num" w:pos="2160"/>
-        </w:tabs>
-        <w:ind w:left="2160" w:hanging="180"/>
-      </w:pPr>
-    </w:lvl>
-    <w:lvl w:ilvl="3" w:tplc="0409000F" w:tentative="1">
-      <w:start w:val="1"/>
-      <w:numFmt w:val="decimal"/>
-      <w:lvlText w:val="%4."/>
-      <w:lvlJc w:val="left"/>
-      <w:pPr>
-        <w:tabs>
-          <w:tab w:val="num" w:pos="2880"/>
-        </w:tabs>
-        <w:ind w:left="2880" w:hanging="360"/>
-      </w:pPr>
-    </w:lvl>
-    <w:lvl w:ilvl="4" w:tplc="04090019" w:tentative="1">
-      <w:start w:val="1"/>
-      <w:numFmt w:val="lowerLetter"/>
-      <w:lvlText w:val="%5."/>
-      <w:lvlJc w:val="left"/>
-      <w:pPr>
-        <w:tabs>
-          <w:tab w:val="num" w:pos="3600"/>
-        </w:tabs>
-        <w:ind w:left="3600" w:hanging="360"/>
-      </w:pPr>
-    </w:lvl>
-    <w:lvl w:ilvl="5" w:tplc="0409001B" w:tentative="1">
-      <w:start w:val="1"/>
-      <w:numFmt w:val="lowerRoman"/>
-      <w:lvlText w:val="%6."/>
-      <w:lvlJc w:val="right"/>
-      <w:pPr>
-        <w:tabs>
-          <w:tab w:val="num" w:pos="4320"/>
-        </w:tabs>
-        <w:ind w:left="4320" w:hanging="180"/>
-      </w:pPr>
-    </w:lvl>
-    <w:lvl w:ilvl="6" w:tplc="0409000F" w:tentative="1">
-      <w:start w:val="1"/>
-      <w:numFmt w:val="decimal"/>
-      <w:lvlText w:val="%7."/>
-      <w:lvlJc w:val="left"/>
-      <w:pPr>
-        <w:tabs>
-          <w:tab w:val="num" w:pos="5040"/>
-        </w:tabs>
-        <w:ind w:left="5040" w:hanging="360"/>
-      </w:pPr>
-    </w:lvl>
-    <w:lvl w:ilvl="7" w:tplc="04090019" w:tentative="1">
-      <w:start w:val="1"/>
-      <w:numFmt w:val="lowerLetter"/>
-      <w:lvlText w:val="%8."/>
-      <w:lvlJc w:val="left"/>
-      <w:pPr>
-        <w:tabs>
-          <w:tab w:val="num" w:pos="5760"/>
-        </w:tabs>
-        <w:ind w:left="5760" w:hanging="360"/>
-      </w:pPr>
-    </w:lvl>
-    <w:lvl w:ilvl="8" w:tplc="0409001B" w:tentative="1">
-      <w:start w:val="1"/>
-      <w:numFmt w:val="lowerRoman"/>
-      <w:lvlText w:val="%9."/>
-      <w:lvlJc w:val="right"/>
-      <w:pPr>
-        <w:tabs>
-          <w:tab w:val="num" w:pos="6480"/>
-        </w:tabs>
-        <w:ind w:left="6480" w:hanging="180"/>
-      </w:pPr>
-    </w:lvl>
-  </w:abstractNum>
-  <w:abstractNum w:abstractNumId="28" w15:restartNumberingAfterBreak="0">
-    <w:nsid w:val="4B9D07EA"/>
-    <w:multiLevelType w:val="singleLevel"/>
-    <w:tmpl w:val="8D3EEB0A"/>
-    <w:lvl w:ilvl="0">
-      <w:start w:val="1"/>
-      <w:numFmt w:val="decimal"/>
-      <w:lvlText w:val="%1)"/>
-      <w:lvlJc w:val="left"/>
-      <w:pPr>
-        <w:tabs>
-          <w:tab w:val="num" w:pos="360"/>
-        </w:tabs>
-        <w:ind w:left="360" w:hanging="360"/>
-      </w:pPr>
-      <w:rPr>
-        <w:rFonts w:hint="default"/>
-      </w:rPr>
-    </w:lvl>
-  </w:abstractNum>
-  <w:abstractNum w:abstractNumId="29" w15:restartNumberingAfterBreak="0">
-    <w:nsid w:val="513C3289"/>
-    <w:multiLevelType w:val="hybridMultilevel"/>
-    <w:tmpl w:val="49244EF6"/>
-    <w:lvl w:ilvl="0" w:tplc="04090011">
-      <w:start w:val="1"/>
-      <w:numFmt w:val="decimal"/>
-      <w:lvlText w:val="%1)"/>
-      <w:lvlJc w:val="left"/>
-      <w:pPr>
-        <w:ind w:left="720" w:hanging="360"/>
-      </w:pPr>
-      <w:rPr>
-        <w:rFonts w:hint="default"/>
-      </w:rPr>
-    </w:lvl>
-    <w:lvl w:ilvl="1" w:tplc="04090019" w:tentative="1">
-      <w:start w:val="1"/>
-      <w:numFmt w:val="lowerLetter"/>
-      <w:lvlText w:val="%2."/>
-      <w:lvlJc w:val="left"/>
-      <w:pPr>
-        <w:ind w:left="1440" w:hanging="360"/>
-      </w:pPr>
-    </w:lvl>
-    <w:lvl w:ilvl="2" w:tplc="0409001B" w:tentative="1">
-      <w:start w:val="1"/>
-      <w:numFmt w:val="lowerRoman"/>
-      <w:lvlText w:val="%3."/>
-      <w:lvlJc w:val="right"/>
-      <w:pPr>
-        <w:ind w:left="2160" w:hanging="180"/>
-      </w:pPr>
-    </w:lvl>
-    <w:lvl w:ilvl="3" w:tplc="0409000F" w:tentative="1">
-      <w:start w:val="1"/>
-      <w:numFmt w:val="decimal"/>
-      <w:lvlText w:val="%4."/>
-      <w:lvlJc w:val="left"/>
-      <w:pPr>
-        <w:ind w:left="2880" w:hanging="360"/>
-      </w:pPr>
-    </w:lvl>
-    <w:lvl w:ilvl="4" w:tplc="04090019" w:tentative="1">
-      <w:start w:val="1"/>
-      <w:numFmt w:val="lowerLetter"/>
-      <w:lvlText w:val="%5."/>
-      <w:lvlJc w:val="left"/>
-      <w:pPr>
-        <w:ind w:left="3600" w:hanging="360"/>
-      </w:pPr>
-    </w:lvl>
-    <w:lvl w:ilvl="5" w:tplc="0409001B" w:tentative="1">
-      <w:start w:val="1"/>
-      <w:numFmt w:val="lowerRoman"/>
-      <w:lvlText w:val="%6."/>
-      <w:lvlJc w:val="right"/>
-      <w:pPr>
-        <w:ind w:left="4320" w:hanging="180"/>
-      </w:pPr>
-    </w:lvl>
-    <w:lvl w:ilvl="6" w:tplc="0409000F" w:tentative="1">
-      <w:start w:val="1"/>
-      <w:numFmt w:val="decimal"/>
-      <w:lvlText w:val="%7."/>
-      <w:lvlJc w:val="left"/>
-      <w:pPr>
-        <w:ind w:left="5040" w:hanging="360"/>
-      </w:pPr>
-    </w:lvl>
-    <w:lvl w:ilvl="7" w:tplc="04090019" w:tentative="1">
-      <w:start w:val="1"/>
-      <w:numFmt w:val="lowerLetter"/>
-      <w:lvlText w:val="%8."/>
-      <w:lvlJc w:val="left"/>
-      <w:pPr>
-        <w:ind w:left="5760" w:hanging="360"/>
-      </w:pPr>
-    </w:lvl>
-    <w:lvl w:ilvl="8" w:tplc="0409001B" w:tentative="1">
-      <w:start w:val="1"/>
-      <w:numFmt w:val="lowerRoman"/>
-      <w:lvlText w:val="%9."/>
-      <w:lvlJc w:val="right"/>
-      <w:pPr>
-        <w:ind w:left="6480" w:hanging="180"/>
-      </w:pPr>
-    </w:lvl>
-  </w:abstractNum>
-  <w:abstractNum w:abstractNumId="30" w15:restartNumberingAfterBreak="0">
-    <w:nsid w:val="54562325"/>
-    <w:multiLevelType w:val="multilevel"/>
-    <w:tmpl w:val="EE4209F6"/>
-    <w:lvl w:ilvl="0">
-      <w:start w:val="7"/>
-      <w:numFmt w:val="decimal"/>
-      <w:lvlText w:val="%1"/>
-      <w:lvlJc w:val="left"/>
-      <w:pPr>
-        <w:tabs>
-          <w:tab w:val="num" w:pos="720"/>
-        </w:tabs>
-        <w:ind w:left="720" w:hanging="720"/>
-      </w:pPr>
-      <w:rPr>
-        <w:rFonts w:hint="default"/>
-      </w:rPr>
-    </w:lvl>
-    <w:lvl w:ilvl="1">
-      <w:start w:val="5"/>
-      <w:numFmt w:val="decimal"/>
-      <w:lvlText w:val="%1.%2"/>
-      <w:lvlJc w:val="left"/>
-      <w:pPr>
-        <w:tabs>
-          <w:tab w:val="num" w:pos="720"/>
-        </w:tabs>
-        <w:ind w:left="720" w:hanging="720"/>
-      </w:pPr>
-      <w:rPr>
-        <w:rFonts w:hint="default"/>
-      </w:rPr>
-    </w:lvl>
-    <w:lvl w:ilvl="2">
-      <w:start w:val="5"/>
-      <w:numFmt w:val="decimal"/>
-      <w:lvlText w:val="%1.%2.%3"/>
-      <w:lvlJc w:val="left"/>
-      <w:pPr>
-        <w:tabs>
-          <w:tab w:val="num" w:pos="720"/>
-        </w:tabs>
-        <w:ind w:left="720" w:hanging="720"/>
-      </w:pPr>
-      <w:rPr>
-        <w:rFonts w:hint="default"/>
-      </w:rPr>
-    </w:lvl>
-    <w:lvl w:ilvl="3">
-      <w:start w:val="1"/>
-      <w:numFmt w:val="decimal"/>
-      <w:lvlText w:val="%1.%2.%3.%4"/>
-      <w:lvlJc w:val="left"/>
-      <w:pPr>
-        <w:tabs>
-          <w:tab w:val="num" w:pos="1080"/>
-        </w:tabs>
-        <w:ind w:left="1080" w:hanging="1080"/>
-      </w:pPr>
-      <w:rPr>
-        <w:rFonts w:hint="default"/>
-      </w:rPr>
-    </w:lvl>
-    <w:lvl w:ilvl="4">
-      <w:start w:val="1"/>
-      <w:numFmt w:val="decimal"/>
-      <w:lvlText w:val="%1.%2.%3.%4.%5"/>
-      <w:lvlJc w:val="left"/>
-      <w:pPr>
-        <w:tabs>
-          <w:tab w:val="num" w:pos="1080"/>
-        </w:tabs>
-        <w:ind w:left="1080" w:hanging="1080"/>
-      </w:pPr>
-      <w:rPr>
-        <w:rFonts w:hint="default"/>
-      </w:rPr>
-    </w:lvl>
-    <w:lvl w:ilvl="5">
-      <w:start w:val="1"/>
-      <w:numFmt w:val="decimal"/>
-      <w:lvlText w:val="%1.%2.%3.%4.%5.%6"/>
-      <w:lvlJc w:val="left"/>
-      <w:pPr>
-        <w:tabs>
-          <w:tab w:val="num" w:pos="1440"/>
-        </w:tabs>
-        <w:ind w:left="1440" w:hanging="1440"/>
-      </w:pPr>
-      <w:rPr>
-        <w:rFonts w:hint="default"/>
-      </w:rPr>
-    </w:lvl>
-    <w:lvl w:ilvl="6">
-      <w:start w:val="1"/>
-      <w:numFmt w:val="decimal"/>
-      <w:lvlText w:val="%1.%2.%3.%4.%5.%6.%7"/>
-      <w:lvlJc w:val="left"/>
-      <w:pPr>
-        <w:tabs>
-          <w:tab w:val="num" w:pos="1440"/>
-        </w:tabs>
-        <w:ind w:left="1440" w:hanging="1440"/>
-      </w:pPr>
-      <w:rPr>
-        <w:rFonts w:hint="default"/>
-      </w:rPr>
-    </w:lvl>
-    <w:lvl w:ilvl="7">
-      <w:start w:val="1"/>
-      <w:numFmt w:val="decimal"/>
-      <w:lvlText w:val="%1.%2.%3.%4.%5.%6.%7.%8"/>
-      <w:lvlJc w:val="left"/>
-      <w:pPr>
-        <w:tabs>
-          <w:tab w:val="num" w:pos="1800"/>
-        </w:tabs>
-        <w:ind w:left="1800" w:hanging="1800"/>
-      </w:pPr>
-      <w:rPr>
-        <w:rFonts w:hint="default"/>
-      </w:rPr>
-    </w:lvl>
-    <w:lvl w:ilvl="8">
-      <w:start w:val="1"/>
-      <w:numFmt w:val="decimal"/>
-      <w:lvlText w:val="%1.%2.%3.%4.%5.%6.%7.%8.%9"/>
-      <w:lvlJc w:val="left"/>
-      <w:pPr>
-        <w:tabs>
-          <w:tab w:val="num" w:pos="1800"/>
-        </w:tabs>
-        <w:ind w:left="1800" w:hanging="1800"/>
-      </w:pPr>
-      <w:rPr>
-        <w:rFonts w:hint="default"/>
-      </w:rPr>
-    </w:lvl>
-  </w:abstractNum>
-  <w:abstractNum w:abstractNumId="31" w15:restartNumberingAfterBreak="0">
-    <w:nsid w:val="5C1C6266"/>
-    <w:multiLevelType w:val="hybridMultilevel"/>
-    <w:tmpl w:val="5FC45444"/>
-    <w:lvl w:ilvl="0" w:tplc="40090001">
-      <w:start w:val="1"/>
-      <w:numFmt w:val="bullet"/>
-      <w:lvlText w:val=""/>
-      <w:lvlJc w:val="left"/>
-      <w:pPr>
-        <w:ind w:left="1110" w:hanging="360"/>
-      </w:pPr>
-      <w:rPr>
-        <w:rFonts w:ascii="Symbol" w:hAnsi="Symbol" w:hint="default"/>
-      </w:rPr>
-    </w:lvl>
-    <w:lvl w:ilvl="1" w:tplc="40090003" w:tentative="1">
-      <w:start w:val="1"/>
-      <w:numFmt w:val="bullet"/>
-      <w:lvlText w:val="o"/>
-      <w:lvlJc w:val="left"/>
-      <w:pPr>
-        <w:ind w:left="1830" w:hanging="360"/>
-      </w:pPr>
-      <w:rPr>
-        <w:rFonts w:ascii="Courier New" w:hAnsi="Courier New" w:cs="Courier New" w:hint="default"/>
-      </w:rPr>
-    </w:lvl>
-    <w:lvl w:ilvl="2" w:tplc="40090005" w:tentative="1">
-      <w:start w:val="1"/>
-      <w:numFmt w:val="bullet"/>
-      <w:lvlText w:val=""/>
-      <w:lvlJc w:val="left"/>
-      <w:pPr>
-        <w:ind w:left="2550" w:hanging="360"/>
-      </w:pPr>
-      <w:rPr>
-        <w:rFonts w:ascii="Wingdings" w:hAnsi="Wingdings" w:hint="default"/>
-      </w:rPr>
-    </w:lvl>
-    <w:lvl w:ilvl="3" w:tplc="40090001" w:tentative="1">
-      <w:start w:val="1"/>
-      <w:numFmt w:val="bullet"/>
-      <w:lvlText w:val=""/>
-      <w:lvlJc w:val="left"/>
-      <w:pPr>
-        <w:ind w:left="3270" w:hanging="360"/>
-      </w:pPr>
-      <w:rPr>
-        <w:rFonts w:ascii="Symbol" w:hAnsi="Symbol" w:hint="default"/>
-      </w:rPr>
-    </w:lvl>
-    <w:lvl w:ilvl="4" w:tplc="40090003" w:tentative="1">
-      <w:start w:val="1"/>
-      <w:numFmt w:val="bullet"/>
-      <w:lvlText w:val="o"/>
-      <w:lvlJc w:val="left"/>
-      <w:pPr>
-        <w:ind w:left="3990" w:hanging="360"/>
-      </w:pPr>
-      <w:rPr>
-        <w:rFonts w:ascii="Courier New" w:hAnsi="Courier New" w:cs="Courier New" w:hint="default"/>
-      </w:rPr>
-    </w:lvl>
-    <w:lvl w:ilvl="5" w:tplc="40090005" w:tentative="1">
-      <w:start w:val="1"/>
-      <w:numFmt w:val="bullet"/>
-      <w:lvlText w:val=""/>
-      <w:lvlJc w:val="left"/>
-      <w:pPr>
-        <w:ind w:left="4710" w:hanging="360"/>
-      </w:pPr>
-      <w:rPr>
-        <w:rFonts w:ascii="Wingdings" w:hAnsi="Wingdings" w:hint="default"/>
-      </w:rPr>
-    </w:lvl>
-    <w:lvl w:ilvl="6" w:tplc="40090001" w:tentative="1">
-      <w:start w:val="1"/>
-      <w:numFmt w:val="bullet"/>
-      <w:lvlText w:val=""/>
-      <w:lvlJc w:val="left"/>
-      <w:pPr>
-        <w:ind w:left="5430" w:hanging="360"/>
-      </w:pPr>
-      <w:rPr>
-        <w:rFonts w:ascii="Symbol" w:hAnsi="Symbol" w:hint="default"/>
-      </w:rPr>
-    </w:lvl>
-    <w:lvl w:ilvl="7" w:tplc="40090003" w:tentative="1">
-      <w:start w:val="1"/>
-      <w:numFmt w:val="bullet"/>
-      <w:lvlText w:val="o"/>
-      <w:lvlJc w:val="left"/>
-      <w:pPr>
-        <w:ind w:left="6150" w:hanging="360"/>
-      </w:pPr>
-      <w:rPr>
-        <w:rFonts w:ascii="Courier New" w:hAnsi="Courier New" w:cs="Courier New" w:hint="default"/>
-      </w:rPr>
-    </w:lvl>
-    <w:lvl w:ilvl="8" w:tplc="40090005" w:tentative="1">
-      <w:start w:val="1"/>
-      <w:numFmt w:val="bullet"/>
-      <w:lvlText w:val=""/>
-      <w:lvlJc w:val="left"/>
-      <w:pPr>
-        <w:ind w:left="6870" w:hanging="360"/>
-      </w:pPr>
-      <w:rPr>
-        <w:rFonts w:ascii="Wingdings" w:hAnsi="Wingdings" w:hint="default"/>
-      </w:rPr>
-    </w:lvl>
-  </w:abstractNum>
-  <w:abstractNum w:abstractNumId="32" w15:restartNumberingAfterBreak="0">
-    <w:nsid w:val="5D9A2699"/>
-    <w:multiLevelType w:val="multilevel"/>
-    <w:tmpl w:val="4F90B870"/>
-    <w:lvl w:ilvl="0">
-      <w:start w:val="4"/>
-      <w:numFmt w:val="decimal"/>
-      <w:lvlText w:val="%1"/>
-      <w:lvlJc w:val="left"/>
-      <w:pPr>
-        <w:ind w:left="360" w:hanging="360"/>
-      </w:pPr>
-      <w:rPr>
-        <w:rFonts w:hint="default"/>
-      </w:rPr>
-    </w:lvl>
-    <w:lvl w:ilvl="1">
-      <w:start w:val="1"/>
-      <w:numFmt w:val="decimal"/>
-      <w:lvlText w:val="%1.%2"/>
-      <w:lvlJc w:val="left"/>
-      <w:pPr>
-        <w:ind w:left="360" w:hanging="360"/>
-      </w:pPr>
-      <w:rPr>
-        <w:rFonts w:hint="default"/>
-      </w:rPr>
-    </w:lvl>
-    <w:lvl w:ilvl="2">
-      <w:start w:val="1"/>
-      <w:numFmt w:val="decimal"/>
-      <w:lvlText w:val="%1.%2.%3"/>
-      <w:lvlJc w:val="left"/>
-      <w:pPr>
-        <w:ind w:left="720" w:hanging="720"/>
-      </w:pPr>
-      <w:rPr>
-        <w:rFonts w:hint="default"/>
-      </w:rPr>
-    </w:lvl>
-    <w:lvl w:ilvl="3">
-      <w:start w:val="1"/>
-      <w:numFmt w:val="decimal"/>
-      <w:lvlText w:val="%1.%2.%3.%4"/>
-      <w:lvlJc w:val="left"/>
-      <w:pPr>
-        <w:ind w:left="720" w:hanging="720"/>
-      </w:pPr>
-      <w:rPr>
-        <w:rFonts w:hint="default"/>
-      </w:rPr>
-    </w:lvl>
-    <w:lvl w:ilvl="4">
-      <w:start w:val="1"/>
-      <w:numFmt w:val="decimal"/>
-      <w:lvlText w:val="%1.%2.%3.%4.%5"/>
-      <w:lvlJc w:val="left"/>
-      <w:pPr>
-        <w:ind w:left="1080" w:hanging="1080"/>
-      </w:pPr>
-      <w:rPr>
-        <w:rFonts w:hint="default"/>
-      </w:rPr>
-    </w:lvl>
-    <w:lvl w:ilvl="5">
-      <w:start w:val="1"/>
-      <w:numFmt w:val="decimal"/>
-      <w:lvlText w:val="%1.%2.%3.%4.%5.%6"/>
-      <w:lvlJc w:val="left"/>
-      <w:pPr>
-        <w:ind w:left="1080" w:hanging="1080"/>
-      </w:pPr>
-      <w:rPr>
-        <w:rFonts w:hint="default"/>
-      </w:rPr>
-    </w:lvl>
-    <w:lvl w:ilvl="6">
-      <w:start w:val="1"/>
-      <w:numFmt w:val="decimal"/>
-      <w:lvlText w:val="%1.%2.%3.%4.%5.%6.%7"/>
-      <w:lvlJc w:val="left"/>
-      <w:pPr>
-        <w:ind w:left="1440" w:hanging="1440"/>
-      </w:pPr>
-      <w:rPr>
-        <w:rFonts w:hint="default"/>
-      </w:rPr>
-    </w:lvl>
-    <w:lvl w:ilvl="7">
-      <w:start w:val="1"/>
-      <w:numFmt w:val="decimal"/>
-      <w:lvlText w:val="%1.%2.%3.%4.%5.%6.%7.%8"/>
-      <w:lvlJc w:val="left"/>
-      <w:pPr>
-        <w:ind w:left="1440" w:hanging="1440"/>
-      </w:pPr>
-      <w:rPr>
-        <w:rFonts w:hint="default"/>
-      </w:rPr>
-    </w:lvl>
-    <w:lvl w:ilvl="8">
-      <w:start w:val="1"/>
-      <w:numFmt w:val="decimal"/>
-      <w:lvlText w:val="%1.%2.%3.%4.%5.%6.%7.%8.%9"/>
-      <w:lvlJc w:val="left"/>
-      <w:pPr>
-        <w:ind w:left="1800" w:hanging="1800"/>
-      </w:pPr>
-      <w:rPr>
-        <w:rFonts w:hint="default"/>
-      </w:rPr>
-    </w:lvl>
-  </w:abstractNum>
-  <w:abstractNum w:abstractNumId="33" w15:restartNumberingAfterBreak="0">
-    <w:nsid w:val="61B35884"/>
-    <w:multiLevelType w:val="multilevel"/>
-    <w:tmpl w:val="074E9E1A"/>
-    <w:lvl w:ilvl="0">
-      <w:start w:val="4"/>
-      <w:numFmt w:val="decimal"/>
-      <w:lvlText w:val="%1"/>
-      <w:lvlJc w:val="left"/>
-      <w:pPr>
-        <w:tabs>
-          <w:tab w:val="num" w:pos="420"/>
-        </w:tabs>
-        <w:ind w:left="420" w:hanging="420"/>
-      </w:pPr>
-      <w:rPr>
-        <w:rFonts w:hint="default"/>
-      </w:rPr>
-    </w:lvl>
-    <w:lvl w:ilvl="1">
-      <w:start w:val="1"/>
-      <w:numFmt w:val="decimal"/>
-      <w:lvlText w:val="%1.3"/>
-      <w:lvlJc w:val="left"/>
-      <w:pPr>
-        <w:tabs>
-          <w:tab w:val="num" w:pos="420"/>
-        </w:tabs>
-        <w:ind w:left="420" w:hanging="420"/>
-      </w:pPr>
-      <w:rPr>
-        <w:rFonts w:hint="default"/>
-      </w:rPr>
-    </w:lvl>
-    <w:lvl w:ilvl="2">
-      <w:start w:val="1"/>
-      <w:numFmt w:val="decimal"/>
-      <w:lvlText w:val="%1.%2.%3"/>
-      <w:lvlJc w:val="left"/>
-      <w:pPr>
-        <w:tabs>
-          <w:tab w:val="num" w:pos="720"/>
-        </w:tabs>
-        <w:ind w:left="720" w:hanging="720"/>
-      </w:pPr>
-      <w:rPr>
-        <w:rFonts w:hint="default"/>
-      </w:rPr>
-    </w:lvl>
-    <w:lvl w:ilvl="3">
-      <w:start w:val="1"/>
-      <w:numFmt w:val="decimal"/>
-      <w:lvlText w:val="%1.%2.%3.%4"/>
-      <w:lvlJc w:val="left"/>
-      <w:pPr>
-        <w:tabs>
-          <w:tab w:val="num" w:pos="720"/>
-        </w:tabs>
-        <w:ind w:left="720" w:hanging="720"/>
-      </w:pPr>
-      <w:rPr>
-        <w:rFonts w:hint="default"/>
-      </w:rPr>
-    </w:lvl>
-    <w:lvl w:ilvl="4">
-      <w:start w:val="1"/>
-      <w:numFmt w:val="decimal"/>
-      <w:lvlText w:val="%1.%2.%3.%4.%5"/>
-      <w:lvlJc w:val="left"/>
-      <w:pPr>
-        <w:tabs>
-          <w:tab w:val="num" w:pos="1080"/>
-        </w:tabs>
-        <w:ind w:left="1080" w:hanging="1080"/>
-      </w:pPr>
-      <w:rPr>
-        <w:rFonts w:hint="default"/>
-      </w:rPr>
-    </w:lvl>
-    <w:lvl w:ilvl="5">
-      <w:start w:val="1"/>
-      <w:numFmt w:val="decimal"/>
-      <w:lvlText w:val="%1.%2.%3.%4.%5.%6"/>
-      <w:lvlJc w:val="left"/>
-      <w:pPr>
-        <w:tabs>
-          <w:tab w:val="num" w:pos="1080"/>
-        </w:tabs>
-        <w:ind w:left="1080" w:hanging="1080"/>
-      </w:pPr>
-      <w:rPr>
-        <w:rFonts w:hint="default"/>
-      </w:rPr>
-    </w:lvl>
-    <w:lvl w:ilvl="6">
-      <w:start w:val="1"/>
-      <w:numFmt w:val="decimal"/>
-      <w:lvlText w:val="%1.%2.%3.%4.%5.%6.%7"/>
-      <w:lvlJc w:val="left"/>
-      <w:pPr>
-        <w:tabs>
-          <w:tab w:val="num" w:pos="1440"/>
-        </w:tabs>
-        <w:ind w:left="1440" w:hanging="1440"/>
-      </w:pPr>
-      <w:rPr>
-        <w:rFonts w:hint="default"/>
-      </w:rPr>
-    </w:lvl>
-    <w:lvl w:ilvl="7">
-      <w:start w:val="1"/>
-      <w:numFmt w:val="decimal"/>
-      <w:lvlText w:val="%1.%2.%3.%4.%5.%6.%7.%8"/>
-      <w:lvlJc w:val="left"/>
-      <w:pPr>
-        <w:tabs>
-          <w:tab w:val="num" w:pos="1440"/>
-        </w:tabs>
-        <w:ind w:left="1440" w:hanging="1440"/>
-      </w:pPr>
-      <w:rPr>
-        <w:rFonts w:hint="default"/>
-      </w:rPr>
-    </w:lvl>
-    <w:lvl w:ilvl="8">
-      <w:start w:val="1"/>
-      <w:numFmt w:val="decimal"/>
-      <w:lvlText w:val="%1.%2.%3.%4.%5.%6.%7.%8.%9"/>
-      <w:lvlJc w:val="left"/>
-      <w:pPr>
-        <w:tabs>
-          <w:tab w:val="num" w:pos="1800"/>
-        </w:tabs>
-        <w:ind w:left="1800" w:hanging="1800"/>
-      </w:pPr>
-      <w:rPr>
-        <w:rFonts w:hint="default"/>
-      </w:rPr>
-    </w:lvl>
-  </w:abstractNum>
-  <w:abstractNum w:abstractNumId="34" w15:restartNumberingAfterBreak="0">
-    <w:nsid w:val="641C5FEA"/>
-    <w:multiLevelType w:val="multilevel"/>
-    <w:tmpl w:val="A35C878E"/>
-    <w:lvl w:ilvl="0">
-      <w:start w:val="1"/>
-      <w:numFmt w:val="bullet"/>
-      <w:lvlText w:val=""/>
-      <w:lvlJc w:val="left"/>
-      <w:pPr>
-        <w:tabs>
-          <w:tab w:val="num" w:pos="720"/>
-        </w:tabs>
-        <w:ind w:left="720" w:hanging="360"/>
-      </w:pPr>
-      <w:rPr>
-        <w:rFonts w:ascii="Symbol" w:hAnsi="Symbol" w:hint="default"/>
-        <w:sz w:val="20"/>
-      </w:rPr>
-    </w:lvl>
-    <w:lvl w:ilvl="1" w:tentative="1">
-      <w:start w:val="1"/>
-      <w:numFmt w:val="bullet"/>
-      <w:lvlText w:val="o"/>
-      <w:lvlJc w:val="left"/>
-      <w:pPr>
-        <w:tabs>
-          <w:tab w:val="num" w:pos="1440"/>
-        </w:tabs>
-        <w:ind w:left="1440" w:hanging="360"/>
-      </w:pPr>
-      <w:rPr>
-        <w:rFonts w:ascii="Courier New" w:hAnsi="Courier New" w:hint="default"/>
-        <w:sz w:val="20"/>
-      </w:rPr>
-    </w:lvl>
-    <w:lvl w:ilvl="2" w:tentative="1">
-      <w:start w:val="1"/>
-      <w:numFmt w:val="bullet"/>
-      <w:lvlText w:val=""/>
-      <w:lvlJc w:val="left"/>
-      <w:pPr>
-        <w:tabs>
-          <w:tab w:val="num" w:pos="2160"/>
-        </w:tabs>
-        <w:ind w:left="2160" w:hanging="360"/>
-      </w:pPr>
-      <w:rPr>
-        <w:rFonts w:ascii="Wingdings" w:hAnsi="Wingdings" w:hint="default"/>
-        <w:sz w:val="20"/>
-      </w:rPr>
-    </w:lvl>
-    <w:lvl w:ilvl="3" w:tentative="1">
-      <w:start w:val="1"/>
-      <w:numFmt w:val="bullet"/>
-      <w:lvlText w:val=""/>
-      <w:lvlJc w:val="left"/>
-      <w:pPr>
-        <w:tabs>
-          <w:tab w:val="num" w:pos="2880"/>
-        </w:tabs>
-        <w:ind w:left="2880" w:hanging="360"/>
-      </w:pPr>
-      <w:rPr>
-        <w:rFonts w:ascii="Wingdings" w:hAnsi="Wingdings" w:hint="default"/>
-        <w:sz w:val="20"/>
-      </w:rPr>
-    </w:lvl>
-    <w:lvl w:ilvl="4" w:tentative="1">
-      <w:start w:val="1"/>
-      <w:numFmt w:val="bullet"/>
-      <w:lvlText w:val=""/>
-      <w:lvlJc w:val="left"/>
-      <w:pPr>
-        <w:tabs>
-          <w:tab w:val="num" w:pos="3600"/>
-        </w:tabs>
-        <w:ind w:left="3600" w:hanging="360"/>
-      </w:pPr>
-      <w:rPr>
-        <w:rFonts w:ascii="Wingdings" w:hAnsi="Wingdings" w:hint="default"/>
-        <w:sz w:val="20"/>
-      </w:rPr>
-    </w:lvl>
-    <w:lvl w:ilvl="5" w:tentative="1">
-      <w:start w:val="1"/>
-      <w:numFmt w:val="bullet"/>
-      <w:lvlText w:val=""/>
-      <w:lvlJc w:val="left"/>
-      <w:pPr>
-        <w:tabs>
-          <w:tab w:val="num" w:pos="4320"/>
-        </w:tabs>
-        <w:ind w:left="4320" w:hanging="360"/>
-      </w:pPr>
-      <w:rPr>
-        <w:rFonts w:ascii="Wingdings" w:hAnsi="Wingdings" w:hint="default"/>
-        <w:sz w:val="20"/>
-      </w:rPr>
-    </w:lvl>
-    <w:lvl w:ilvl="6" w:tentative="1">
-      <w:start w:val="1"/>
-      <w:numFmt w:val="bullet"/>
-      <w:lvlText w:val=""/>
-      <w:lvlJc w:val="left"/>
-      <w:pPr>
-        <w:tabs>
-          <w:tab w:val="num" w:pos="5040"/>
-        </w:tabs>
-        <w:ind w:left="5040" w:hanging="360"/>
-      </w:pPr>
-      <w:rPr>
-        <w:rFonts w:ascii="Wingdings" w:hAnsi="Wingdings" w:hint="default"/>
-        <w:sz w:val="20"/>
-      </w:rPr>
-    </w:lvl>
-    <w:lvl w:ilvl="7" w:tentative="1">
-      <w:start w:val="1"/>
-      <w:numFmt w:val="bullet"/>
-      <w:lvlText w:val=""/>
-      <w:lvlJc w:val="left"/>
-      <w:pPr>
-        <w:tabs>
-          <w:tab w:val="num" w:pos="5760"/>
-        </w:tabs>
-        <w:ind w:left="5760" w:hanging="360"/>
-      </w:pPr>
-      <w:rPr>
-        <w:rFonts w:ascii="Wingdings" w:hAnsi="Wingdings" w:hint="default"/>
-        <w:sz w:val="20"/>
-      </w:rPr>
-    </w:lvl>
-    <w:lvl w:ilvl="8" w:tentative="1">
-      <w:start w:val="1"/>
-      <w:numFmt w:val="bullet"/>
-      <w:lvlText w:val=""/>
-      <w:lvlJc w:val="left"/>
-      <w:pPr>
-        <w:tabs>
-          <w:tab w:val="num" w:pos="6480"/>
-        </w:tabs>
-        <w:ind w:left="6480" w:hanging="360"/>
-      </w:pPr>
-      <w:rPr>
-        <w:rFonts w:ascii="Wingdings" w:hAnsi="Wingdings" w:hint="default"/>
-        <w:sz w:val="20"/>
-      </w:rPr>
-    </w:lvl>
-  </w:abstractNum>
-  <w:abstractNum w:abstractNumId="35" w15:restartNumberingAfterBreak="0">
-    <w:nsid w:val="65D736BF"/>
-    <w:multiLevelType w:val="multilevel"/>
-    <w:tmpl w:val="EBA6CF90"/>
-    <w:lvl w:ilvl="0">
-      <w:start w:val="2"/>
-      <w:numFmt w:val="decimal"/>
-      <w:lvlText w:val="%1."/>
-      <w:lvlJc w:val="left"/>
-      <w:pPr>
-        <w:tabs>
-          <w:tab w:val="num" w:pos="720"/>
-        </w:tabs>
-        <w:ind w:left="720" w:hanging="720"/>
-      </w:pPr>
-      <w:rPr>
-        <w:rFonts w:hint="default"/>
-      </w:rPr>
-    </w:lvl>
-    <w:lvl w:ilvl="1">
-      <w:start w:val="2"/>
-      <w:numFmt w:val="decimal"/>
-      <w:lvlText w:val="%1.%2."/>
-      <w:lvlJc w:val="left"/>
-      <w:pPr>
-        <w:tabs>
-          <w:tab w:val="num" w:pos="1440"/>
-        </w:tabs>
-        <w:ind w:left="1440" w:hanging="720"/>
-      </w:pPr>
-      <w:rPr>
-        <w:rFonts w:hint="default"/>
-      </w:rPr>
-    </w:lvl>
-    <w:lvl w:ilvl="2">
-      <w:start w:val="1"/>
-      <w:numFmt w:val="decimal"/>
-      <w:lvlText w:val="%1.%2.%3."/>
-      <w:lvlJc w:val="left"/>
-      <w:pPr>
-        <w:tabs>
-          <w:tab w:val="num" w:pos="2160"/>
-        </w:tabs>
-        <w:ind w:left="2160" w:hanging="720"/>
-      </w:pPr>
-      <w:rPr>
-        <w:rFonts w:hint="default"/>
-      </w:rPr>
-    </w:lvl>
-    <w:lvl w:ilvl="3">
-      <w:start w:val="1"/>
-      <w:numFmt w:val="decimal"/>
-      <w:lvlText w:val="%1.%2.%3.%4."/>
-      <w:lvlJc w:val="left"/>
-      <w:pPr>
-        <w:tabs>
-          <w:tab w:val="num" w:pos="2880"/>
-        </w:tabs>
-        <w:ind w:left="2880" w:hanging="720"/>
-      </w:pPr>
-      <w:rPr>
-        <w:rFonts w:hint="default"/>
-      </w:rPr>
-    </w:lvl>
-    <w:lvl w:ilvl="4">
-      <w:start w:val="1"/>
-      <w:numFmt w:val="decimal"/>
-      <w:lvlText w:val="%1.%2.%3.%4.%5."/>
-      <w:lvlJc w:val="left"/>
-      <w:pPr>
-        <w:tabs>
-          <w:tab w:val="num" w:pos="3960"/>
-        </w:tabs>
-        <w:ind w:left="3960" w:hanging="1080"/>
-      </w:pPr>
-      <w:rPr>
-        <w:rFonts w:hint="default"/>
-      </w:rPr>
-    </w:lvl>
-    <w:lvl w:ilvl="5">
-      <w:start w:val="1"/>
-      <w:numFmt w:val="decimal"/>
-      <w:lvlText w:val="%1.%2.%3.%4.%5.%6."/>
-      <w:lvlJc w:val="left"/>
-      <w:pPr>
-        <w:tabs>
-          <w:tab w:val="num" w:pos="4680"/>
-        </w:tabs>
-        <w:ind w:left="4680" w:hanging="1080"/>
-      </w:pPr>
-      <w:rPr>
-        <w:rFonts w:hint="default"/>
-      </w:rPr>
-    </w:lvl>
-    <w:lvl w:ilvl="6">
-      <w:start w:val="1"/>
-      <w:numFmt w:val="decimal"/>
-      <w:lvlText w:val="%1.%2.%3.%4.%5.%6.%7."/>
-      <w:lvlJc w:val="left"/>
-      <w:pPr>
-        <w:tabs>
-          <w:tab w:val="num" w:pos="5760"/>
-        </w:tabs>
-        <w:ind w:left="5760" w:hanging="1440"/>
-      </w:pPr>
-      <w:rPr>
-        <w:rFonts w:hint="default"/>
-      </w:rPr>
-    </w:lvl>
-    <w:lvl w:ilvl="7">
-      <w:start w:val="1"/>
-      <w:numFmt w:val="decimal"/>
-      <w:lvlText w:val="%1.%2.%3.%4.%5.%6.%7.%8."/>
-      <w:lvlJc w:val="left"/>
-      <w:pPr>
-        <w:tabs>
-          <w:tab w:val="num" w:pos="6480"/>
-        </w:tabs>
-        <w:ind w:left="6480" w:hanging="1440"/>
-      </w:pPr>
-      <w:rPr>
-        <w:rFonts w:hint="default"/>
-      </w:rPr>
-    </w:lvl>
-    <w:lvl w:ilvl="8">
-      <w:start w:val="1"/>
-      <w:numFmt w:val="decimal"/>
-      <w:lvlText w:val="%1.%2.%3.%4.%5.%6.%7.%8.%9."/>
-      <w:lvlJc w:val="left"/>
-      <w:pPr>
-        <w:tabs>
-          <w:tab w:val="num" w:pos="7560"/>
-        </w:tabs>
-        <w:ind w:left="7560" w:hanging="1800"/>
-      </w:pPr>
-      <w:rPr>
-        <w:rFonts w:hint="default"/>
-      </w:rPr>
-    </w:lvl>
-  </w:abstractNum>
-  <w:abstractNum w:abstractNumId="36" w15:restartNumberingAfterBreak="0">
-    <w:nsid w:val="66256C45"/>
-    <w:multiLevelType w:val="hybridMultilevel"/>
-    <w:tmpl w:val="C0AE7BB4"/>
-    <w:lvl w:ilvl="0" w:tplc="04090001">
-      <w:start w:val="1"/>
-      <w:numFmt w:val="bullet"/>
-      <w:lvlText w:val=""/>
-      <w:lvlJc w:val="left"/>
-      <w:pPr>
-        <w:ind w:left="720" w:hanging="360"/>
-      </w:pPr>
-      <w:rPr>
-        <w:rFonts w:ascii="Symbol" w:hAnsi="Symbol" w:hint="default"/>
-      </w:rPr>
-    </w:lvl>
-    <w:lvl w:ilvl="1" w:tplc="04090003" w:tentative="1">
-      <w:start w:val="1"/>
-      <w:numFmt w:val="bullet"/>
-      <w:lvlText w:val="o"/>
-      <w:lvlJc w:val="left"/>
-      <w:pPr>
-        <w:ind w:left="1440" w:hanging="360"/>
-      </w:pPr>
-      <w:rPr>
-        <w:rFonts w:ascii="Courier New" w:hAnsi="Courier New" w:cs="Courier New" w:hint="default"/>
-      </w:rPr>
-    </w:lvl>
-    <w:lvl w:ilvl="2" w:tplc="04090005" w:tentative="1">
-      <w:start w:val="1"/>
-      <w:numFmt w:val="bullet"/>
-      <w:lvlText w:val=""/>
-      <w:lvlJc w:val="left"/>
-      <w:pPr>
-        <w:ind w:left="2160" w:hanging="360"/>
-      </w:pPr>
-      <w:rPr>
-        <w:rFonts w:ascii="Wingdings" w:hAnsi="Wingdings" w:hint="default"/>
-      </w:rPr>
-    </w:lvl>
-    <w:lvl w:ilvl="3" w:tplc="04090001" w:tentative="1">
-      <w:start w:val="1"/>
-      <w:numFmt w:val="bullet"/>
-      <w:lvlText w:val=""/>
-      <w:lvlJc w:val="left"/>
-      <w:pPr>
-        <w:ind w:left="2880" w:hanging="360"/>
-      </w:pPr>
-      <w:rPr>
-        <w:rFonts w:ascii="Symbol" w:hAnsi="Symbol" w:hint="default"/>
-      </w:rPr>
-    </w:lvl>
-    <w:lvl w:ilvl="4" w:tplc="04090003" w:tentative="1">
-      <w:start w:val="1"/>
-      <w:numFmt w:val="bullet"/>
-      <w:lvlText w:val="o"/>
-      <w:lvlJc w:val="left"/>
-      <w:pPr>
-        <w:ind w:left="3600" w:hanging="360"/>
-      </w:pPr>
-      <w:rPr>
-        <w:rFonts w:ascii="Courier New" w:hAnsi="Courier New" w:cs="Courier New" w:hint="default"/>
-      </w:rPr>
-    </w:lvl>
-    <w:lvl w:ilvl="5" w:tplc="04090005" w:tentative="1">
-      <w:start w:val="1"/>
-      <w:numFmt w:val="bullet"/>
-      <w:lvlText w:val=""/>
-      <w:lvlJc w:val="left"/>
-      <w:pPr>
-        <w:ind w:left="4320" w:hanging="360"/>
-      </w:pPr>
-      <w:rPr>
-        <w:rFonts w:ascii="Wingdings" w:hAnsi="Wingdings" w:hint="default"/>
-      </w:rPr>
-    </w:lvl>
-    <w:lvl w:ilvl="6" w:tplc="04090001" w:tentative="1">
-      <w:start w:val="1"/>
-      <w:numFmt w:val="bullet"/>
-      <w:lvlText w:val=""/>
-      <w:lvlJc w:val="left"/>
-      <w:pPr>
-        <w:ind w:left="5040" w:hanging="360"/>
-      </w:pPr>
-      <w:rPr>
-        <w:rFonts w:ascii="Symbol" w:hAnsi="Symbol" w:hint="default"/>
-      </w:rPr>
-    </w:lvl>
-    <w:lvl w:ilvl="7" w:tplc="04090003" w:tentative="1">
-      <w:start w:val="1"/>
-      <w:numFmt w:val="bullet"/>
-      <w:lvlText w:val="o"/>
-      <w:lvlJc w:val="left"/>
-      <w:pPr>
-        <w:ind w:left="5760" w:hanging="360"/>
-      </w:pPr>
-      <w:rPr>
-        <w:rFonts w:ascii="Courier New" w:hAnsi="Courier New" w:cs="Courier New" w:hint="default"/>
-      </w:rPr>
-    </w:lvl>
-    <w:lvl w:ilvl="8" w:tplc="04090005" w:tentative="1">
-      <w:start w:val="1"/>
-      <w:numFmt w:val="bullet"/>
-      <w:lvlText w:val=""/>
-      <w:lvlJc w:val="left"/>
-      <w:pPr>
-        <w:ind w:left="6480" w:hanging="360"/>
-      </w:pPr>
-      <w:rPr>
-        <w:rFonts w:ascii="Wingdings" w:hAnsi="Wingdings" w:hint="default"/>
-      </w:rPr>
-    </w:lvl>
-  </w:abstractNum>
-  <w:abstractNum w:abstractNumId="37" w15:restartNumberingAfterBreak="0">
-    <w:nsid w:val="69727EA6"/>
-    <w:multiLevelType w:val="hybridMultilevel"/>
-    <w:tmpl w:val="4C2E150A"/>
-    <w:lvl w:ilvl="0" w:tplc="8F4AB1FC">
-      <w:start w:val="8"/>
-      <w:numFmt w:val="decimal"/>
-      <w:lvlText w:val="%1"/>
-      <w:lvlJc w:val="left"/>
-      <w:pPr>
-        <w:tabs>
-          <w:tab w:val="num" w:pos="720"/>
-        </w:tabs>
-        <w:ind w:left="720" w:hanging="360"/>
-      </w:pPr>
-      <w:rPr>
-        <w:rFonts w:hint="default"/>
-        <w:b/>
-      </w:rPr>
-    </w:lvl>
-    <w:lvl w:ilvl="1" w:tplc="04090019" w:tentative="1">
-      <w:start w:val="1"/>
-      <w:numFmt w:val="lowerLetter"/>
-      <w:lvlText w:val="%2."/>
-      <w:lvlJc w:val="left"/>
-      <w:pPr>
-        <w:tabs>
-          <w:tab w:val="num" w:pos="1440"/>
-        </w:tabs>
-        <w:ind w:left="1440" w:hanging="360"/>
-      </w:pPr>
-    </w:lvl>
-    <w:lvl w:ilvl="2" w:tplc="0409001B" w:tentative="1">
-      <w:start w:val="1"/>
-      <w:numFmt w:val="lowerRoman"/>
-      <w:lvlText w:val="%3."/>
-      <w:lvlJc w:val="right"/>
-      <w:pPr>
-        <w:tabs>
-          <w:tab w:val="num" w:pos="2160"/>
-        </w:tabs>
-        <w:ind w:left="2160" w:hanging="180"/>
-      </w:pPr>
-    </w:lvl>
-    <w:lvl w:ilvl="3" w:tplc="0409000F" w:tentative="1">
-      <w:start w:val="1"/>
-      <w:numFmt w:val="decimal"/>
-      <w:lvlText w:val="%4."/>
-      <w:lvlJc w:val="left"/>
-      <w:pPr>
-        <w:tabs>
-          <w:tab w:val="num" w:pos="2880"/>
-        </w:tabs>
-        <w:ind w:left="2880" w:hanging="360"/>
-      </w:pPr>
-    </w:lvl>
-    <w:lvl w:ilvl="4" w:tplc="04090019" w:tentative="1">
-      <w:start w:val="1"/>
-      <w:numFmt w:val="lowerLetter"/>
-      <w:lvlText w:val="%5."/>
-      <w:lvlJc w:val="left"/>
-      <w:pPr>
-        <w:tabs>
-          <w:tab w:val="num" w:pos="3600"/>
-        </w:tabs>
-        <w:ind w:left="3600" w:hanging="360"/>
-      </w:pPr>
-    </w:lvl>
-    <w:lvl w:ilvl="5" w:tplc="0409001B" w:tentative="1">
-      <w:start w:val="1"/>
-      <w:numFmt w:val="lowerRoman"/>
-      <w:lvlText w:val="%6."/>
-      <w:lvlJc w:val="right"/>
-      <w:pPr>
-        <w:tabs>
-          <w:tab w:val="num" w:pos="4320"/>
-        </w:tabs>
-        <w:ind w:left="4320" w:hanging="180"/>
-      </w:pPr>
-    </w:lvl>
-    <w:lvl w:ilvl="6" w:tplc="0409000F" w:tentative="1">
-      <w:start w:val="1"/>
-      <w:numFmt w:val="decimal"/>
-      <w:lvlText w:val="%7."/>
-      <w:lvlJc w:val="left"/>
-      <w:pPr>
-        <w:tabs>
-          <w:tab w:val="num" w:pos="5040"/>
-        </w:tabs>
-        <w:ind w:left="5040" w:hanging="360"/>
-      </w:pPr>
-    </w:lvl>
-    <w:lvl w:ilvl="7" w:tplc="04090019" w:tentative="1">
-      <w:start w:val="1"/>
-      <w:numFmt w:val="lowerLetter"/>
-      <w:lvlText w:val="%8."/>
-      <w:lvlJc w:val="left"/>
-      <w:pPr>
-        <w:tabs>
-          <w:tab w:val="num" w:pos="5760"/>
-        </w:tabs>
-        <w:ind w:left="5760" w:hanging="360"/>
-      </w:pPr>
-    </w:lvl>
-    <w:lvl w:ilvl="8" w:tplc="0409001B" w:tentative="1">
-      <w:start w:val="1"/>
-      <w:numFmt w:val="lowerRoman"/>
-      <w:lvlText w:val="%9."/>
-      <w:lvlJc w:val="right"/>
-      <w:pPr>
-        <w:tabs>
-          <w:tab w:val="num" w:pos="6480"/>
-        </w:tabs>
-        <w:ind w:left="6480" w:hanging="180"/>
-      </w:pPr>
-    </w:lvl>
-  </w:abstractNum>
-  <w:abstractNum w:abstractNumId="38" w15:restartNumberingAfterBreak="0">
-    <w:nsid w:val="6B061060"/>
-    <w:multiLevelType w:val="multilevel"/>
-    <w:tmpl w:val="13B698EC"/>
-    <w:lvl w:ilvl="0">
-      <w:start w:val="7"/>
-      <w:numFmt w:val="decimal"/>
-      <w:lvlText w:val="%1"/>
-      <w:lvlJc w:val="left"/>
-      <w:pPr>
-        <w:tabs>
-          <w:tab w:val="num" w:pos="720"/>
-        </w:tabs>
-        <w:ind w:left="720" w:hanging="720"/>
-      </w:pPr>
-      <w:rPr>
-        <w:rFonts w:hint="default"/>
-      </w:rPr>
-    </w:lvl>
-    <w:lvl w:ilvl="1">
-      <w:start w:val="4"/>
-      <w:numFmt w:val="decimal"/>
-      <w:lvlText w:val="%1.%2"/>
-      <w:lvlJc w:val="left"/>
-      <w:pPr>
-        <w:tabs>
-          <w:tab w:val="num" w:pos="720"/>
-        </w:tabs>
-        <w:ind w:left="720" w:hanging="720"/>
-      </w:pPr>
-      <w:rPr>
-        <w:rFonts w:hint="default"/>
-      </w:rPr>
-    </w:lvl>
-    <w:lvl w:ilvl="2">
-      <w:start w:val="1"/>
-      <w:numFmt w:val="decimal"/>
-      <w:lvlText w:val="%1.%2.%3"/>
-      <w:lvlJc w:val="left"/>
-      <w:pPr>
-        <w:tabs>
-          <w:tab w:val="num" w:pos="720"/>
-        </w:tabs>
-        <w:ind w:left="720" w:hanging="720"/>
-      </w:pPr>
-      <w:rPr>
-        <w:rFonts w:hint="default"/>
-        <w:color w:val="auto"/>
-      </w:rPr>
-    </w:lvl>
-    <w:lvl w:ilvl="3">
-      <w:start w:val="1"/>
-      <w:numFmt w:val="decimal"/>
-      <w:lvlText w:val="%1.%2.%3.%4"/>
-      <w:lvlJc w:val="left"/>
-      <w:pPr>
-        <w:tabs>
-          <w:tab w:val="num" w:pos="1080"/>
-        </w:tabs>
-        <w:ind w:left="1080" w:hanging="1080"/>
-      </w:pPr>
-      <w:rPr>
-        <w:rFonts w:hint="default"/>
-      </w:rPr>
-    </w:lvl>
-    <w:lvl w:ilvl="4">
-      <w:start w:val="1"/>
-      <w:numFmt w:val="decimal"/>
-      <w:lvlText w:val="%1.%2.%3.%4.%5"/>
-      <w:lvlJc w:val="left"/>
-      <w:pPr>
-        <w:tabs>
-          <w:tab w:val="num" w:pos="1080"/>
-        </w:tabs>
-        <w:ind w:left="1080" w:hanging="1080"/>
-      </w:pPr>
-      <w:rPr>
-        <w:rFonts w:hint="default"/>
-      </w:rPr>
-    </w:lvl>
-    <w:lvl w:ilvl="5">
-      <w:start w:val="1"/>
-      <w:numFmt w:val="decimal"/>
-      <w:lvlText w:val="%1.%2.%3.%4.%5.%6"/>
-      <w:lvlJc w:val="left"/>
-      <w:pPr>
-        <w:tabs>
-          <w:tab w:val="num" w:pos="1440"/>
-        </w:tabs>
-        <w:ind w:left="1440" w:hanging="1440"/>
-      </w:pPr>
-      <w:rPr>
-        <w:rFonts w:hint="default"/>
-      </w:rPr>
-    </w:lvl>
-    <w:lvl w:ilvl="6">
-      <w:start w:val="1"/>
-      <w:numFmt w:val="decimal"/>
-      <w:lvlText w:val="%1.%2.%3.%4.%5.%6.%7"/>
-      <w:lvlJc w:val="left"/>
-      <w:pPr>
-        <w:tabs>
-          <w:tab w:val="num" w:pos="1440"/>
-        </w:tabs>
-        <w:ind w:left="1440" w:hanging="1440"/>
-      </w:pPr>
-      <w:rPr>
-        <w:rFonts w:hint="default"/>
-      </w:rPr>
-    </w:lvl>
-    <w:lvl w:ilvl="7">
-      <w:start w:val="1"/>
-      <w:numFmt w:val="decimal"/>
-      <w:lvlText w:val="%1.%2.%3.%4.%5.%6.%7.%8"/>
-      <w:lvlJc w:val="left"/>
-      <w:pPr>
-        <w:tabs>
-          <w:tab w:val="num" w:pos="1800"/>
-        </w:tabs>
-        <w:ind w:left="1800" w:hanging="1800"/>
-      </w:pPr>
-      <w:rPr>
-        <w:rFonts w:hint="default"/>
-      </w:rPr>
-    </w:lvl>
-    <w:lvl w:ilvl="8">
-      <w:start w:val="1"/>
-      <w:numFmt w:val="decimal"/>
-      <w:lvlText w:val="%1.%2.%3.%4.%5.%6.%7.%8.%9"/>
-      <w:lvlJc w:val="left"/>
-      <w:pPr>
-        <w:tabs>
-          <w:tab w:val="num" w:pos="1800"/>
-        </w:tabs>
-        <w:ind w:left="1800" w:hanging="1800"/>
-      </w:pPr>
-      <w:rPr>
-        <w:rFonts w:hint="default"/>
-      </w:rPr>
-    </w:lvl>
-  </w:abstractNum>
-  <w:abstractNum w:abstractNumId="39" w15:restartNumberingAfterBreak="0">
-    <w:nsid w:val="6C250525"/>
-    <w:multiLevelType w:val="hybridMultilevel"/>
-    <w:tmpl w:val="2F009EEA"/>
-    <w:lvl w:ilvl="0" w:tplc="04090009">
-      <w:start w:val="1"/>
-      <w:numFmt w:val="bullet"/>
-      <w:lvlText w:val=""/>
-      <w:lvlJc w:val="left"/>
-      <w:pPr>
-        <w:tabs>
-          <w:tab w:val="num" w:pos="720"/>
-        </w:tabs>
-        <w:ind w:left="720" w:hanging="360"/>
-      </w:pPr>
-      <w:rPr>
-        <w:rFonts w:ascii="Wingdings" w:hAnsi="Wingdings" w:hint="default"/>
-      </w:rPr>
-    </w:lvl>
-    <w:lvl w:ilvl="1" w:tplc="04090003" w:tentative="1">
-      <w:start w:val="1"/>
-      <w:numFmt w:val="bullet"/>
-      <w:lvlText w:val="o"/>
-      <w:lvlJc w:val="left"/>
-      <w:pPr>
-        <w:tabs>
-          <w:tab w:val="num" w:pos="1440"/>
-        </w:tabs>
-        <w:ind w:left="1440" w:hanging="360"/>
-      </w:pPr>
-      <w:rPr>
-        <w:rFonts w:ascii="Courier New" w:hAnsi="Courier New" w:hint="default"/>
-      </w:rPr>
-    </w:lvl>
-    <w:lvl w:ilvl="2" w:tplc="04090005" w:tentative="1">
-      <w:start w:val="1"/>
-      <w:numFmt w:val="bullet"/>
-      <w:lvlText w:val=""/>
-      <w:lvlJc w:val="left"/>
-      <w:pPr>
-        <w:tabs>
-          <w:tab w:val="num" w:pos="2160"/>
-        </w:tabs>
-        <w:ind w:left="2160" w:hanging="360"/>
-      </w:pPr>
-      <w:rPr>
-        <w:rFonts w:ascii="Wingdings" w:hAnsi="Wingdings" w:hint="default"/>
-      </w:rPr>
-    </w:lvl>
-    <w:lvl w:ilvl="3" w:tplc="04090001" w:tentative="1">
-      <w:start w:val="1"/>
-      <w:numFmt w:val="bullet"/>
-      <w:lvlText w:val=""/>
-      <w:lvlJc w:val="left"/>
-      <w:pPr>
-        <w:tabs>
-          <w:tab w:val="num" w:pos="2880"/>
-        </w:tabs>
-        <w:ind w:left="2880" w:hanging="360"/>
-      </w:pPr>
-      <w:rPr>
-        <w:rFonts w:ascii="Symbol" w:hAnsi="Symbol" w:hint="default"/>
-      </w:rPr>
-    </w:lvl>
-    <w:lvl w:ilvl="4" w:tplc="04090003" w:tentative="1">
-      <w:start w:val="1"/>
-      <w:numFmt w:val="bullet"/>
-      <w:lvlText w:val="o"/>
-      <w:lvlJc w:val="left"/>
-      <w:pPr>
-        <w:tabs>
-          <w:tab w:val="num" w:pos="3600"/>
-        </w:tabs>
-        <w:ind w:left="3600" w:hanging="360"/>
-      </w:pPr>
-      <w:rPr>
-        <w:rFonts w:ascii="Courier New" w:hAnsi="Courier New" w:hint="default"/>
-      </w:rPr>
-    </w:lvl>
-    <w:lvl w:ilvl="5" w:tplc="04090005" w:tentative="1">
-      <w:start w:val="1"/>
-      <w:numFmt w:val="bullet"/>
-      <w:lvlText w:val=""/>
-      <w:lvlJc w:val="left"/>
-      <w:pPr>
-        <w:tabs>
-          <w:tab w:val="num" w:pos="4320"/>
-        </w:tabs>
-        <w:ind w:left="4320" w:hanging="360"/>
-      </w:pPr>
-      <w:rPr>
-        <w:rFonts w:ascii="Wingdings" w:hAnsi="Wingdings" w:hint="default"/>
-      </w:rPr>
-    </w:lvl>
-    <w:lvl w:ilvl="6" w:tplc="04090001" w:tentative="1">
-      <w:start w:val="1"/>
-      <w:numFmt w:val="bullet"/>
-      <w:lvlText w:val=""/>
-      <w:lvlJc w:val="left"/>
-      <w:pPr>
-        <w:tabs>
-          <w:tab w:val="num" w:pos="5040"/>
-        </w:tabs>
-        <w:ind w:left="5040" w:hanging="360"/>
-      </w:pPr>
-      <w:rPr>
-        <w:rFonts w:ascii="Symbol" w:hAnsi="Symbol" w:hint="default"/>
-      </w:rPr>
-    </w:lvl>
-    <w:lvl w:ilvl="7" w:tplc="04090003" w:tentative="1">
-      <w:start w:val="1"/>
-      <w:numFmt w:val="bullet"/>
-      <w:lvlText w:val="o"/>
-      <w:lvlJc w:val="left"/>
-      <w:pPr>
-        <w:tabs>
-          <w:tab w:val="num" w:pos="5760"/>
-        </w:tabs>
-        <w:ind w:left="5760" w:hanging="360"/>
-      </w:pPr>
-      <w:rPr>
-        <w:rFonts w:ascii="Courier New" w:hAnsi="Courier New" w:hint="default"/>
-      </w:rPr>
-    </w:lvl>
-    <w:lvl w:ilvl="8" w:tplc="04090005" w:tentative="1">
-      <w:start w:val="1"/>
-      <w:numFmt w:val="bullet"/>
-      <w:lvlText w:val=""/>
-      <w:lvlJc w:val="left"/>
-      <w:pPr>
-        <w:tabs>
-          <w:tab w:val="num" w:pos="6480"/>
-        </w:tabs>
-        <w:ind w:left="6480" w:hanging="360"/>
-      </w:pPr>
-      <w:rPr>
-        <w:rFonts w:ascii="Wingdings" w:hAnsi="Wingdings" w:hint="default"/>
-      </w:rPr>
-    </w:lvl>
-  </w:abstractNum>
-  <w:abstractNum w:abstractNumId="40" w15:restartNumberingAfterBreak="0">
-    <w:nsid w:val="6D8F5C99"/>
-    <w:multiLevelType w:val="hybridMultilevel"/>
-    <w:tmpl w:val="528E9B36"/>
-    <w:lvl w:ilvl="0" w:tplc="04090009">
-      <w:start w:val="1"/>
-      <w:numFmt w:val="bullet"/>
-      <w:lvlText w:val=""/>
-      <w:lvlJc w:val="left"/>
-      <w:pPr>
-        <w:tabs>
-          <w:tab w:val="num" w:pos="720"/>
-        </w:tabs>
-        <w:ind w:left="720" w:hanging="360"/>
-      </w:pPr>
-      <w:rPr>
-        <w:rFonts w:ascii="Wingdings" w:hAnsi="Wingdings" w:hint="default"/>
-      </w:rPr>
-    </w:lvl>
-    <w:lvl w:ilvl="1" w:tplc="04090003" w:tentative="1">
-      <w:start w:val="1"/>
-      <w:numFmt w:val="bullet"/>
-      <w:lvlText w:val="o"/>
-      <w:lvlJc w:val="left"/>
-      <w:pPr>
-        <w:tabs>
-          <w:tab w:val="num" w:pos="1440"/>
-        </w:tabs>
-        <w:ind w:left="1440" w:hanging="360"/>
-      </w:pPr>
-      <w:rPr>
-        <w:rFonts w:ascii="Courier New" w:hAnsi="Courier New" w:hint="default"/>
-      </w:rPr>
-    </w:lvl>
-    <w:lvl w:ilvl="2" w:tplc="04090005" w:tentative="1">
-      <w:start w:val="1"/>
-      <w:numFmt w:val="bullet"/>
-      <w:lvlText w:val=""/>
-      <w:lvlJc w:val="left"/>
-      <w:pPr>
-        <w:tabs>
-          <w:tab w:val="num" w:pos="2160"/>
-        </w:tabs>
-        <w:ind w:left="2160" w:hanging="360"/>
-      </w:pPr>
-      <w:rPr>
-        <w:rFonts w:ascii="Wingdings" w:hAnsi="Wingdings" w:hint="default"/>
-      </w:rPr>
-    </w:lvl>
-    <w:lvl w:ilvl="3" w:tplc="04090001" w:tentative="1">
-      <w:start w:val="1"/>
-      <w:numFmt w:val="bullet"/>
-      <w:lvlText w:val=""/>
-      <w:lvlJc w:val="left"/>
-      <w:pPr>
-        <w:tabs>
-          <w:tab w:val="num" w:pos="2880"/>
-        </w:tabs>
-        <w:ind w:left="2880" w:hanging="360"/>
-      </w:pPr>
-      <w:rPr>
-        <w:rFonts w:ascii="Symbol" w:hAnsi="Symbol" w:hint="default"/>
-      </w:rPr>
-    </w:lvl>
-    <w:lvl w:ilvl="4" w:tplc="04090003" w:tentative="1">
-      <w:start w:val="1"/>
-      <w:numFmt w:val="bullet"/>
-      <w:lvlText w:val="o"/>
-      <w:lvlJc w:val="left"/>
-      <w:pPr>
-        <w:tabs>
-          <w:tab w:val="num" w:pos="3600"/>
-        </w:tabs>
-        <w:ind w:left="3600" w:hanging="360"/>
-      </w:pPr>
-      <w:rPr>
-        <w:rFonts w:ascii="Courier New" w:hAnsi="Courier New" w:hint="default"/>
-      </w:rPr>
-    </w:lvl>
-    <w:lvl w:ilvl="5" w:tplc="04090005" w:tentative="1">
-      <w:start w:val="1"/>
-      <w:numFmt w:val="bullet"/>
-      <w:lvlText w:val=""/>
-      <w:lvlJc w:val="left"/>
-      <w:pPr>
-        <w:tabs>
-          <w:tab w:val="num" w:pos="4320"/>
-        </w:tabs>
-        <w:ind w:left="4320" w:hanging="360"/>
-      </w:pPr>
-      <w:rPr>
-        <w:rFonts w:ascii="Wingdings" w:hAnsi="Wingdings" w:hint="default"/>
-      </w:rPr>
-    </w:lvl>
-    <w:lvl w:ilvl="6" w:tplc="04090001" w:tentative="1">
-      <w:start w:val="1"/>
-      <w:numFmt w:val="bullet"/>
-      <w:lvlText w:val=""/>
-      <w:lvlJc w:val="left"/>
-      <w:pPr>
-        <w:tabs>
-          <w:tab w:val="num" w:pos="5040"/>
-        </w:tabs>
-        <w:ind w:left="5040" w:hanging="360"/>
-      </w:pPr>
-      <w:rPr>
-        <w:rFonts w:ascii="Symbol" w:hAnsi="Symbol" w:hint="default"/>
-      </w:rPr>
-    </w:lvl>
-    <w:lvl w:ilvl="7" w:tplc="04090003" w:tentative="1">
-      <w:start w:val="1"/>
-      <w:numFmt w:val="bullet"/>
-      <w:lvlText w:val="o"/>
-      <w:lvlJc w:val="left"/>
-      <w:pPr>
-        <w:tabs>
-          <w:tab w:val="num" w:pos="5760"/>
-        </w:tabs>
-        <w:ind w:left="5760" w:hanging="360"/>
-      </w:pPr>
-      <w:rPr>
-        <w:rFonts w:ascii="Courier New" w:hAnsi="Courier New" w:hint="default"/>
-      </w:rPr>
-    </w:lvl>
-    <w:lvl w:ilvl="8" w:tplc="04090005" w:tentative="1">
-      <w:start w:val="1"/>
-      <w:numFmt w:val="bullet"/>
-      <w:lvlText w:val=""/>
-      <w:lvlJc w:val="left"/>
-      <w:pPr>
-        <w:tabs>
-          <w:tab w:val="num" w:pos="6480"/>
-        </w:tabs>
-        <w:ind w:left="6480" w:hanging="360"/>
-      </w:pPr>
-      <w:rPr>
-        <w:rFonts w:ascii="Wingdings" w:hAnsi="Wingdings" w:hint="default"/>
-      </w:rPr>
-    </w:lvl>
-  </w:abstractNum>
-  <w:abstractNum w:abstractNumId="41" w15:restartNumberingAfterBreak="0">
-    <w:nsid w:val="6E9814A2"/>
-    <w:multiLevelType w:val="multilevel"/>
-    <w:tmpl w:val="7B82A246"/>
-    <w:lvl w:ilvl="0">
-      <w:start w:val="5"/>
-      <w:numFmt w:val="decimal"/>
-      <w:lvlText w:val="%1"/>
-      <w:lvlJc w:val="left"/>
-      <w:pPr>
-        <w:tabs>
-          <w:tab w:val="num" w:pos="525"/>
-        </w:tabs>
-        <w:ind w:left="525" w:hanging="525"/>
-      </w:pPr>
-      <w:rPr>
-        <w:rFonts w:hint="default"/>
-        <w:b/>
-      </w:rPr>
-    </w:lvl>
-    <w:lvl w:ilvl="1">
-      <w:start w:val="6"/>
-      <w:numFmt w:val="decimal"/>
-      <w:lvlText w:val="%1.%2"/>
-      <w:lvlJc w:val="left"/>
-      <w:pPr>
-        <w:tabs>
-          <w:tab w:val="num" w:pos="525"/>
-        </w:tabs>
-        <w:ind w:left="525" w:hanging="525"/>
-      </w:pPr>
-      <w:rPr>
-        <w:rFonts w:hint="default"/>
-        <w:b/>
-      </w:rPr>
-    </w:lvl>
-    <w:lvl w:ilvl="2">
-      <w:start w:val="2"/>
-      <w:numFmt w:val="decimal"/>
-      <w:lvlText w:val="%1.%2.%3"/>
-      <w:lvlJc w:val="left"/>
-      <w:pPr>
-        <w:tabs>
-          <w:tab w:val="num" w:pos="720"/>
-        </w:tabs>
-        <w:ind w:left="720" w:hanging="720"/>
-      </w:pPr>
-      <w:rPr>
-        <w:rFonts w:hint="default"/>
-        <w:b/>
-      </w:rPr>
-    </w:lvl>
-    <w:lvl w:ilvl="3">
-      <w:start w:val="1"/>
-      <w:numFmt w:val="decimal"/>
-      <w:lvlText w:val="%1.%2.%3.%4"/>
-      <w:lvlJc w:val="left"/>
-      <w:pPr>
-        <w:tabs>
-          <w:tab w:val="num" w:pos="1080"/>
-        </w:tabs>
-        <w:ind w:left="1080" w:hanging="1080"/>
-      </w:pPr>
-      <w:rPr>
-        <w:rFonts w:hint="default"/>
-        <w:b/>
-      </w:rPr>
-    </w:lvl>
-    <w:lvl w:ilvl="4">
-      <w:start w:val="1"/>
-      <w:numFmt w:val="decimal"/>
-      <w:lvlText w:val="%1.%2.%3.%4.%5"/>
-      <w:lvlJc w:val="left"/>
-      <w:pPr>
-        <w:tabs>
-          <w:tab w:val="num" w:pos="1080"/>
-        </w:tabs>
-        <w:ind w:left="1080" w:hanging="1080"/>
-      </w:pPr>
-      <w:rPr>
-        <w:rFonts w:hint="default"/>
-        <w:b/>
-      </w:rPr>
-    </w:lvl>
-    <w:lvl w:ilvl="5">
-      <w:start w:val="1"/>
-      <w:numFmt w:val="decimal"/>
-      <w:lvlText w:val="%1.%2.%3.%4.%5.%6"/>
-      <w:lvlJc w:val="left"/>
-      <w:pPr>
-        <w:tabs>
-          <w:tab w:val="num" w:pos="1440"/>
-        </w:tabs>
-        <w:ind w:left="1440" w:hanging="1440"/>
-      </w:pPr>
-      <w:rPr>
-        <w:rFonts w:hint="default"/>
-        <w:b/>
-      </w:rPr>
-    </w:lvl>
-    <w:lvl w:ilvl="6">
-      <w:start w:val="1"/>
-      <w:numFmt w:val="decimal"/>
-      <w:lvlText w:val="%1.%2.%3.%4.%5.%6.%7"/>
-      <w:lvlJc w:val="left"/>
-      <w:pPr>
-        <w:tabs>
-          <w:tab w:val="num" w:pos="1440"/>
-        </w:tabs>
-        <w:ind w:left="1440" w:hanging="1440"/>
-      </w:pPr>
-      <w:rPr>
-        <w:rFonts w:hint="default"/>
-        <w:b/>
-      </w:rPr>
-    </w:lvl>
-    <w:lvl w:ilvl="7">
-      <w:start w:val="1"/>
-      <w:numFmt w:val="decimal"/>
-      <w:lvlText w:val="%1.%2.%3.%4.%5.%6.%7.%8"/>
-      <w:lvlJc w:val="left"/>
-      <w:pPr>
-        <w:tabs>
-          <w:tab w:val="num" w:pos="1800"/>
-        </w:tabs>
-        <w:ind w:left="1800" w:hanging="1800"/>
-      </w:pPr>
-      <w:rPr>
-        <w:rFonts w:hint="default"/>
-        <w:b/>
-      </w:rPr>
-    </w:lvl>
-    <w:lvl w:ilvl="8">
-      <w:start w:val="1"/>
-      <w:numFmt w:val="decimal"/>
-      <w:lvlText w:val="%1.%2.%3.%4.%5.%6.%7.%8.%9"/>
-      <w:lvlJc w:val="left"/>
-      <w:pPr>
-        <w:tabs>
-          <w:tab w:val="num" w:pos="1800"/>
-        </w:tabs>
-        <w:ind w:left="1800" w:hanging="1800"/>
-      </w:pPr>
-      <w:rPr>
-        <w:rFonts w:hint="default"/>
-        <w:b/>
-      </w:rPr>
-    </w:lvl>
-  </w:abstractNum>
-  <w:abstractNum w:abstractNumId="42" w15:restartNumberingAfterBreak="0">
-    <w:nsid w:val="6FBD02D8"/>
-    <w:multiLevelType w:val="multilevel"/>
-    <w:tmpl w:val="83C0D552"/>
-    <w:lvl w:ilvl="0">
-      <w:start w:val="4"/>
-      <w:numFmt w:val="decimal"/>
-      <w:lvlText w:val="%1"/>
-      <w:lvlJc w:val="left"/>
-      <w:pPr>
-        <w:tabs>
-          <w:tab w:val="num" w:pos="600"/>
-        </w:tabs>
-        <w:ind w:left="600" w:hanging="600"/>
-      </w:pPr>
-      <w:rPr>
-        <w:rFonts w:hint="default"/>
-      </w:rPr>
-    </w:lvl>
-    <w:lvl w:ilvl="1">
-      <w:start w:val="4"/>
-      <w:numFmt w:val="decimal"/>
-      <w:lvlText w:val="%1.%2"/>
-      <w:lvlJc w:val="left"/>
-      <w:pPr>
-        <w:tabs>
-          <w:tab w:val="num" w:pos="600"/>
-        </w:tabs>
-        <w:ind w:left="600" w:hanging="600"/>
-      </w:pPr>
-      <w:rPr>
-        <w:rFonts w:hint="default"/>
-      </w:rPr>
-    </w:lvl>
-    <w:lvl w:ilvl="2">
-      <w:start w:val="1"/>
-      <w:numFmt w:val="decimal"/>
-      <w:lvlText w:val="%1.%2.%3"/>
-      <w:lvlJc w:val="left"/>
-      <w:pPr>
-        <w:tabs>
-          <w:tab w:val="num" w:pos="720"/>
-        </w:tabs>
-        <w:ind w:left="720" w:hanging="720"/>
-      </w:pPr>
-      <w:rPr>
-        <w:rFonts w:hint="default"/>
-      </w:rPr>
-    </w:lvl>
-    <w:lvl w:ilvl="3">
-      <w:start w:val="1"/>
-      <w:numFmt w:val="decimal"/>
-      <w:lvlText w:val="%1.%2.%3.%4"/>
-      <w:lvlJc w:val="left"/>
-      <w:pPr>
-        <w:tabs>
-          <w:tab w:val="num" w:pos="720"/>
-        </w:tabs>
-        <w:ind w:left="720" w:hanging="720"/>
-      </w:pPr>
-      <w:rPr>
-        <w:rFonts w:hint="default"/>
-      </w:rPr>
-    </w:lvl>
-    <w:lvl w:ilvl="4">
-      <w:start w:val="1"/>
-      <w:numFmt w:val="decimal"/>
-      <w:lvlText w:val="%1.%2.%3.%4.%5"/>
-      <w:lvlJc w:val="left"/>
-      <w:pPr>
-        <w:tabs>
-          <w:tab w:val="num" w:pos="1080"/>
-        </w:tabs>
-        <w:ind w:left="1080" w:hanging="1080"/>
-      </w:pPr>
-      <w:rPr>
-        <w:rFonts w:hint="default"/>
-      </w:rPr>
-    </w:lvl>
-    <w:lvl w:ilvl="5">
-      <w:start w:val="1"/>
-      <w:numFmt w:val="decimal"/>
-      <w:lvlText w:val="%1.%2.%3.%4.%5.%6"/>
-      <w:lvlJc w:val="left"/>
-      <w:pPr>
-        <w:tabs>
-          <w:tab w:val="num" w:pos="1080"/>
-        </w:tabs>
-        <w:ind w:left="1080" w:hanging="1080"/>
-      </w:pPr>
-      <w:rPr>
-        <w:rFonts w:hint="default"/>
-      </w:rPr>
-    </w:lvl>
-    <w:lvl w:ilvl="6">
-      <w:start w:val="1"/>
-      <w:numFmt w:val="decimal"/>
-      <w:lvlText w:val="%1.%2.%3.%4.%5.%6.%7"/>
-      <w:lvlJc w:val="left"/>
-      <w:pPr>
-        <w:tabs>
-          <w:tab w:val="num" w:pos="1440"/>
-        </w:tabs>
-        <w:ind w:left="1440" w:hanging="1440"/>
-      </w:pPr>
-      <w:rPr>
-        <w:rFonts w:hint="default"/>
-      </w:rPr>
-    </w:lvl>
-    <w:lvl w:ilvl="7">
-      <w:start w:val="1"/>
-      <w:numFmt w:val="decimal"/>
-      <w:lvlText w:val="%1.%2.%3.%4.%5.%6.%7.%8"/>
-      <w:lvlJc w:val="left"/>
-      <w:pPr>
-        <w:tabs>
-          <w:tab w:val="num" w:pos="1440"/>
-        </w:tabs>
-        <w:ind w:left="1440" w:hanging="1440"/>
-      </w:pPr>
-      <w:rPr>
-        <w:rFonts w:hint="default"/>
-      </w:rPr>
-    </w:lvl>
-    <w:lvl w:ilvl="8">
-      <w:start w:val="1"/>
-      <w:numFmt w:val="decimal"/>
-      <w:lvlText w:val="%1.%2.%3.%4.%5.%6.%7.%8.%9"/>
-      <w:lvlJc w:val="left"/>
-      <w:pPr>
-        <w:tabs>
-          <w:tab w:val="num" w:pos="1800"/>
-        </w:tabs>
-        <w:ind w:left="1800" w:hanging="1800"/>
-      </w:pPr>
-      <w:rPr>
-        <w:rFonts w:hint="default"/>
-      </w:rPr>
-    </w:lvl>
-  </w:abstractNum>
-  <w:abstractNum w:abstractNumId="43" w15:restartNumberingAfterBreak="0">
-    <w:nsid w:val="74744CAC"/>
-    <w:multiLevelType w:val="multilevel"/>
-    <w:tmpl w:val="3D06927E"/>
-    <w:lvl w:ilvl="0">
-      <w:start w:val="8"/>
-      <w:numFmt w:val="decimal"/>
-      <w:lvlText w:val="%1"/>
-      <w:lvlJc w:val="left"/>
-      <w:pPr>
-        <w:tabs>
-          <w:tab w:val="num" w:pos="360"/>
-        </w:tabs>
-        <w:ind w:left="360" w:hanging="360"/>
-      </w:pPr>
-      <w:rPr>
-        <w:rFonts w:hint="default"/>
-      </w:rPr>
-    </w:lvl>
-    <w:lvl w:ilvl="1">
-      <w:start w:val="2"/>
-      <w:numFmt w:val="decimal"/>
-      <w:lvlText w:val="%1.%2"/>
-      <w:lvlJc w:val="left"/>
-      <w:pPr>
-        <w:tabs>
-          <w:tab w:val="num" w:pos="360"/>
-        </w:tabs>
-        <w:ind w:left="360" w:hanging="360"/>
-      </w:pPr>
-      <w:rPr>
-        <w:rFonts w:hint="default"/>
-      </w:rPr>
-    </w:lvl>
-    <w:lvl w:ilvl="2">
-      <w:start w:val="2"/>
-      <w:numFmt w:val="decimal"/>
-      <w:lvlText w:val="%1.%2.%3"/>
-      <w:lvlJc w:val="left"/>
-      <w:pPr>
-        <w:tabs>
-          <w:tab w:val="num" w:pos="720"/>
-        </w:tabs>
-        <w:ind w:left="720" w:hanging="720"/>
-      </w:pPr>
-      <w:rPr>
-        <w:rFonts w:hint="default"/>
-      </w:rPr>
-    </w:lvl>
-    <w:lvl w:ilvl="3">
-      <w:start w:val="1"/>
-      <w:numFmt w:val="decimal"/>
-      <w:lvlText w:val="%1.%2.%3.%4"/>
-      <w:lvlJc w:val="left"/>
-      <w:pPr>
-        <w:tabs>
-          <w:tab w:val="num" w:pos="1080"/>
-        </w:tabs>
-        <w:ind w:left="1080" w:hanging="1080"/>
-      </w:pPr>
-      <w:rPr>
-        <w:rFonts w:hint="default"/>
-      </w:rPr>
-    </w:lvl>
-    <w:lvl w:ilvl="4">
-      <w:start w:val="1"/>
-      <w:numFmt w:val="decimal"/>
-      <w:lvlText w:val="%1.%2.%3.%4.%5"/>
-      <w:lvlJc w:val="left"/>
-      <w:pPr>
-        <w:tabs>
-          <w:tab w:val="num" w:pos="1080"/>
-        </w:tabs>
-        <w:ind w:left="1080" w:hanging="1080"/>
-      </w:pPr>
-      <w:rPr>
-        <w:rFonts w:hint="default"/>
-      </w:rPr>
-    </w:lvl>
-    <w:lvl w:ilvl="5">
-      <w:start w:val="1"/>
-      <w:numFmt w:val="decimal"/>
-      <w:lvlText w:val="%1.%2.%3.%4.%5.%6"/>
-      <w:lvlJc w:val="left"/>
-      <w:pPr>
-        <w:tabs>
-          <w:tab w:val="num" w:pos="1440"/>
-        </w:tabs>
-        <w:ind w:left="1440" w:hanging="1440"/>
-      </w:pPr>
-      <w:rPr>
-        <w:rFonts w:hint="default"/>
-      </w:rPr>
-    </w:lvl>
-    <w:lvl w:ilvl="6">
-      <w:start w:val="1"/>
-      <w:numFmt w:val="decimal"/>
-      <w:lvlText w:val="%1.%2.%3.%4.%5.%6.%7"/>
-      <w:lvlJc w:val="left"/>
-      <w:pPr>
-        <w:tabs>
-          <w:tab w:val="num" w:pos="1440"/>
-        </w:tabs>
-        <w:ind w:left="1440" w:hanging="1440"/>
-      </w:pPr>
-      <w:rPr>
-        <w:rFonts w:hint="default"/>
-      </w:rPr>
-    </w:lvl>
-    <w:lvl w:ilvl="7">
-      <w:start w:val="1"/>
-      <w:numFmt w:val="decimal"/>
-      <w:lvlText w:val="%1.%2.%3.%4.%5.%6.%7.%8"/>
-      <w:lvlJc w:val="left"/>
-      <w:pPr>
-        <w:tabs>
-          <w:tab w:val="num" w:pos="1800"/>
-        </w:tabs>
-        <w:ind w:left="1800" w:hanging="1800"/>
-      </w:pPr>
-      <w:rPr>
-        <w:rFonts w:hint="default"/>
-      </w:rPr>
-    </w:lvl>
-    <w:lvl w:ilvl="8">
-      <w:start w:val="1"/>
-      <w:numFmt w:val="decimal"/>
-      <w:lvlText w:val="%1.%2.%3.%4.%5.%6.%7.%8.%9"/>
-      <w:lvlJc w:val="left"/>
-      <w:pPr>
-        <w:tabs>
-          <w:tab w:val="num" w:pos="1800"/>
-        </w:tabs>
-        <w:ind w:left="1800" w:hanging="1800"/>
-      </w:pPr>
-      <w:rPr>
-        <w:rFonts w:hint="default"/>
-      </w:rPr>
-    </w:lvl>
-  </w:abstractNum>
-  <w:abstractNum w:abstractNumId="44" w15:restartNumberingAfterBreak="0">
-    <w:nsid w:val="74DE2B7C"/>
-    <w:multiLevelType w:val="multilevel"/>
-    <w:tmpl w:val="2B024A8C"/>
-    <w:lvl w:ilvl="0">
-      <w:start w:val="7"/>
-      <w:numFmt w:val="decimal"/>
-      <w:lvlText w:val="%1"/>
-      <w:lvlJc w:val="left"/>
-      <w:pPr>
-        <w:tabs>
-          <w:tab w:val="num" w:pos="720"/>
-        </w:tabs>
-        <w:ind w:left="720" w:hanging="720"/>
-      </w:pPr>
-      <w:rPr>
-        <w:rFonts w:hint="default"/>
-      </w:rPr>
-    </w:lvl>
-    <w:lvl w:ilvl="1">
-      <w:start w:val="5"/>
-      <w:numFmt w:val="decimal"/>
-      <w:lvlText w:val="%1.%2"/>
-      <w:lvlJc w:val="left"/>
-      <w:pPr>
-        <w:tabs>
-          <w:tab w:val="num" w:pos="720"/>
-        </w:tabs>
-        <w:ind w:left="720" w:hanging="720"/>
-      </w:pPr>
-      <w:rPr>
-        <w:rFonts w:hint="default"/>
-      </w:rPr>
-    </w:lvl>
-    <w:lvl w:ilvl="2">
-      <w:start w:val="2"/>
-      <w:numFmt w:val="decimal"/>
-      <w:lvlText w:val="%1.%2.%3"/>
-      <w:lvlJc w:val="left"/>
-      <w:pPr>
-        <w:tabs>
-          <w:tab w:val="num" w:pos="720"/>
-        </w:tabs>
-        <w:ind w:left="720" w:hanging="720"/>
-      </w:pPr>
-      <w:rPr>
-        <w:rFonts w:hint="default"/>
-      </w:rPr>
-    </w:lvl>
-    <w:lvl w:ilvl="3">
-      <w:start w:val="1"/>
-      <w:numFmt w:val="decimal"/>
-      <w:lvlText w:val="%1.%2.%3.%4"/>
-      <w:lvlJc w:val="left"/>
-      <w:pPr>
-        <w:tabs>
-          <w:tab w:val="num" w:pos="1080"/>
-        </w:tabs>
-        <w:ind w:left="1080" w:hanging="1080"/>
-      </w:pPr>
-      <w:rPr>
-        <w:rFonts w:hint="default"/>
-      </w:rPr>
-    </w:lvl>
-    <w:lvl w:ilvl="4">
-      <w:start w:val="1"/>
-      <w:numFmt w:val="decimal"/>
-      <w:lvlText w:val="%1.%2.%3.%4.%5"/>
-      <w:lvlJc w:val="left"/>
-      <w:pPr>
-        <w:tabs>
-          <w:tab w:val="num" w:pos="1080"/>
-        </w:tabs>
-        <w:ind w:left="1080" w:hanging="1080"/>
-      </w:pPr>
-      <w:rPr>
-        <w:rFonts w:hint="default"/>
-      </w:rPr>
-    </w:lvl>
-    <w:lvl w:ilvl="5">
-      <w:start w:val="1"/>
-      <w:numFmt w:val="decimal"/>
-      <w:lvlText w:val="%1.%2.%3.%4.%5.%6"/>
-      <w:lvlJc w:val="left"/>
-      <w:pPr>
-        <w:tabs>
-          <w:tab w:val="num" w:pos="1440"/>
-        </w:tabs>
-        <w:ind w:left="1440" w:hanging="1440"/>
-      </w:pPr>
-      <w:rPr>
-        <w:rFonts w:hint="default"/>
-      </w:rPr>
-    </w:lvl>
-    <w:lvl w:ilvl="6">
-      <w:start w:val="1"/>
-      <w:numFmt w:val="decimal"/>
-      <w:lvlText w:val="%1.%2.%3.%4.%5.%6.%7"/>
-      <w:lvlJc w:val="left"/>
-      <w:pPr>
-        <w:tabs>
-          <w:tab w:val="num" w:pos="1440"/>
-        </w:tabs>
-        <w:ind w:left="1440" w:hanging="1440"/>
-      </w:pPr>
-      <w:rPr>
-        <w:rFonts w:hint="default"/>
-      </w:rPr>
-    </w:lvl>
-    <w:lvl w:ilvl="7">
-      <w:start w:val="1"/>
-      <w:numFmt w:val="decimal"/>
-      <w:lvlText w:val="%1.%2.%3.%4.%5.%6.%7.%8"/>
-      <w:lvlJc w:val="left"/>
-      <w:pPr>
-        <w:tabs>
-          <w:tab w:val="num" w:pos="1800"/>
-        </w:tabs>
-        <w:ind w:left="1800" w:hanging="1800"/>
-      </w:pPr>
-      <w:rPr>
-        <w:rFonts w:hint="default"/>
-      </w:rPr>
-    </w:lvl>
-    <w:lvl w:ilvl="8">
-      <w:start w:val="1"/>
-      <w:numFmt w:val="decimal"/>
-      <w:lvlText w:val="%1.%2.%3.%4.%5.%6.%7.%8.%9"/>
-      <w:lvlJc w:val="left"/>
-      <w:pPr>
-        <w:tabs>
-          <w:tab w:val="num" w:pos="1800"/>
-        </w:tabs>
-        <w:ind w:left="1800" w:hanging="1800"/>
-      </w:pPr>
-      <w:rPr>
-        <w:rFonts w:hint="default"/>
-      </w:rPr>
-    </w:lvl>
-  </w:abstractNum>
-  <w:abstractNum w:abstractNumId="45" w15:restartNumberingAfterBreak="0">
-    <w:nsid w:val="7E35048C"/>
-    <w:multiLevelType w:val="multilevel"/>
-    <w:tmpl w:val="26249540"/>
-    <w:lvl w:ilvl="0">
-      <w:start w:val="3"/>
-      <w:numFmt w:val="decimal"/>
-      <w:lvlText w:val="%1"/>
-      <w:lvlJc w:val="left"/>
-      <w:pPr>
-        <w:tabs>
-          <w:tab w:val="num" w:pos="720"/>
-        </w:tabs>
-        <w:ind w:left="720" w:hanging="720"/>
-      </w:pPr>
-      <w:rPr>
-        <w:rFonts w:hint="default"/>
-      </w:rPr>
-    </w:lvl>
-    <w:lvl w:ilvl="1">
-      <w:start w:val="2"/>
-      <w:numFmt w:val="decimal"/>
-      <w:lvlText w:val="%1.%2"/>
-      <w:lvlJc w:val="left"/>
-      <w:pPr>
-        <w:tabs>
-          <w:tab w:val="num" w:pos="2160"/>
-        </w:tabs>
-        <w:ind w:left="2160" w:hanging="720"/>
-      </w:pPr>
-      <w:rPr>
-        <w:rFonts w:hint="default"/>
-      </w:rPr>
-    </w:lvl>
-    <w:lvl w:ilvl="2">
-      <w:start w:val="1"/>
-      <w:numFmt w:val="decimal"/>
-      <w:lvlText w:val="%1.%2.%3"/>
-      <w:lvlJc w:val="left"/>
-      <w:pPr>
-        <w:tabs>
-          <w:tab w:val="num" w:pos="3600"/>
-        </w:tabs>
-        <w:ind w:left="3600" w:hanging="720"/>
-      </w:pPr>
-      <w:rPr>
-        <w:rFonts w:hint="default"/>
-      </w:rPr>
-    </w:lvl>
-    <w:lvl w:ilvl="3">
-      <w:start w:val="1"/>
-      <w:numFmt w:val="decimal"/>
-      <w:lvlText w:val="%1.%2.%3.%4"/>
-      <w:lvlJc w:val="left"/>
-      <w:pPr>
-        <w:tabs>
-          <w:tab w:val="num" w:pos="5040"/>
-        </w:tabs>
-        <w:ind w:left="5040" w:hanging="720"/>
-      </w:pPr>
-      <w:rPr>
-        <w:rFonts w:hint="default"/>
-      </w:rPr>
-    </w:lvl>
-    <w:lvl w:ilvl="4">
-      <w:start w:val="1"/>
-      <w:numFmt w:val="decimal"/>
-      <w:lvlText w:val="%1.%2.%3.%4.%5"/>
-      <w:lvlJc w:val="left"/>
-      <w:pPr>
-        <w:tabs>
-          <w:tab w:val="num" w:pos="6840"/>
-        </w:tabs>
-        <w:ind w:left="6840" w:hanging="1080"/>
-      </w:pPr>
-      <w:rPr>
-        <w:rFonts w:hint="default"/>
-      </w:rPr>
-    </w:lvl>
-    <w:lvl w:ilvl="5">
-      <w:start w:val="1"/>
-      <w:numFmt w:val="decimal"/>
-      <w:lvlText w:val="%1.%2.%3.%4.%5.%6"/>
-      <w:lvlJc w:val="left"/>
-      <w:pPr>
-        <w:tabs>
-          <w:tab w:val="num" w:pos="8280"/>
-        </w:tabs>
-        <w:ind w:left="8280" w:hanging="1080"/>
-      </w:pPr>
-      <w:rPr>
-        <w:rFonts w:hint="default"/>
-      </w:rPr>
-    </w:lvl>
-    <w:lvl w:ilvl="6">
-      <w:start w:val="1"/>
-      <w:numFmt w:val="decimal"/>
-      <w:lvlText w:val="%1.%2.%3.%4.%5.%6.%7"/>
-      <w:lvlJc w:val="left"/>
-      <w:pPr>
-        <w:tabs>
-          <w:tab w:val="num" w:pos="10080"/>
-        </w:tabs>
-        <w:ind w:left="10080" w:hanging="1440"/>
-      </w:pPr>
-      <w:rPr>
-        <w:rFonts w:hint="default"/>
-      </w:rPr>
-    </w:lvl>
-    <w:lvl w:ilvl="7">
-      <w:start w:val="1"/>
-      <w:numFmt w:val="decimal"/>
-      <w:lvlText w:val="%1.%2.%3.%4.%5.%6.%7.%8"/>
-      <w:lvlJc w:val="left"/>
-      <w:pPr>
-        <w:tabs>
-          <w:tab w:val="num" w:pos="11520"/>
-        </w:tabs>
-        <w:ind w:left="11520" w:hanging="1440"/>
-      </w:pPr>
-      <w:rPr>
-        <w:rFonts w:hint="default"/>
-      </w:rPr>
-    </w:lvl>
-    <w:lvl w:ilvl="8">
-      <w:start w:val="1"/>
-      <w:numFmt w:val="decimal"/>
-      <w:lvlText w:val="%1.%2.%3.%4.%5.%6.%7.%8.%9"/>
-      <w:lvlJc w:val="left"/>
-      <w:pPr>
-        <w:tabs>
-          <w:tab w:val="num" w:pos="13320"/>
-        </w:tabs>
-        <w:ind w:left="13320" w:hanging="1800"/>
-      </w:pPr>
-      <w:rPr>
-        <w:rFonts w:hint="default"/>
-      </w:rPr>
-    </w:lvl>
-  </w:abstractNum>
-  <w:abstractNum w:abstractNumId="46" w15:restartNumberingAfterBreak="0">
-    <w:nsid w:val="7F536916"/>
-    <w:multiLevelType w:val="multilevel"/>
-    <w:tmpl w:val="75AE1576"/>
-    <w:lvl w:ilvl="0">
-      <w:start w:val="8"/>
-      <w:numFmt w:val="decimal"/>
-      <w:lvlText w:val="%1"/>
-      <w:lvlJc w:val="left"/>
-      <w:pPr>
-        <w:tabs>
-          <w:tab w:val="num" w:pos="720"/>
-        </w:tabs>
-        <w:ind w:left="720" w:hanging="720"/>
-      </w:pPr>
-      <w:rPr>
-        <w:rFonts w:hint="default"/>
-      </w:rPr>
-    </w:lvl>
-    <w:lvl w:ilvl="1">
-      <w:start w:val="3"/>
-      <w:numFmt w:val="decimal"/>
-      <w:lvlText w:val="%1.%2"/>
-      <w:lvlJc w:val="left"/>
-      <w:pPr>
-        <w:tabs>
-          <w:tab w:val="num" w:pos="720"/>
-        </w:tabs>
-        <w:ind w:left="720" w:hanging="720"/>
-      </w:pPr>
-      <w:rPr>
-        <w:rFonts w:hint="default"/>
-      </w:rPr>
-    </w:lvl>
-    <w:lvl w:ilvl="2">
-      <w:start w:val="1"/>
-      <w:numFmt w:val="decimal"/>
-      <w:lvlText w:val="%1.%2.%3"/>
-      <w:lvlJc w:val="left"/>
-      <w:pPr>
-        <w:tabs>
-          <w:tab w:val="num" w:pos="720"/>
-        </w:tabs>
-        <w:ind w:left="720" w:hanging="720"/>
-      </w:pPr>
-      <w:rPr>
-        <w:rFonts w:hint="default"/>
-      </w:rPr>
-    </w:lvl>
-    <w:lvl w:ilvl="3">
-      <w:start w:val="1"/>
-      <w:numFmt w:val="decimal"/>
-      <w:lvlText w:val="%1.%2.%3.%4"/>
-      <w:lvlJc w:val="left"/>
-      <w:pPr>
-        <w:tabs>
-          <w:tab w:val="num" w:pos="720"/>
-        </w:tabs>
-        <w:ind w:left="720" w:hanging="720"/>
-      </w:pPr>
-      <w:rPr>
-        <w:rFonts w:hint="default"/>
-      </w:rPr>
-    </w:lvl>
-    <w:lvl w:ilvl="4">
-      <w:start w:val="1"/>
-      <w:numFmt w:val="decimal"/>
-      <w:lvlText w:val="%1.%2.%3.%4.%5"/>
-      <w:lvlJc w:val="left"/>
-      <w:pPr>
-        <w:tabs>
-          <w:tab w:val="num" w:pos="1080"/>
-        </w:tabs>
-        <w:ind w:left="1080" w:hanging="1080"/>
-      </w:pPr>
-      <w:rPr>
-        <w:rFonts w:hint="default"/>
-      </w:rPr>
-    </w:lvl>
-    <w:lvl w:ilvl="5">
-      <w:start w:val="1"/>
-      <w:numFmt w:val="decimal"/>
-      <w:lvlText w:val="%1.%2.%3.%4.%5.%6"/>
-      <w:lvlJc w:val="left"/>
-      <w:pPr>
-        <w:tabs>
-          <w:tab w:val="num" w:pos="1080"/>
-        </w:tabs>
-        <w:ind w:left="1080" w:hanging="1080"/>
-      </w:pPr>
-      <w:rPr>
-        <w:rFonts w:hint="default"/>
-      </w:rPr>
-    </w:lvl>
-    <w:lvl w:ilvl="6">
-      <w:start w:val="1"/>
-      <w:numFmt w:val="decimal"/>
-      <w:lvlText w:val="%1.%2.%3.%4.%5.%6.%7"/>
-      <w:lvlJc w:val="left"/>
-      <w:pPr>
-        <w:tabs>
-          <w:tab w:val="num" w:pos="1440"/>
-        </w:tabs>
-        <w:ind w:left="1440" w:hanging="1440"/>
-      </w:pPr>
-      <w:rPr>
-        <w:rFonts w:hint="default"/>
-      </w:rPr>
-    </w:lvl>
-    <w:lvl w:ilvl="7">
-      <w:start w:val="1"/>
-      <w:numFmt w:val="decimal"/>
-      <w:lvlText w:val="%1.%2.%3.%4.%5.%6.%7.%8"/>
-      <w:lvlJc w:val="left"/>
-      <w:pPr>
-        <w:tabs>
-          <w:tab w:val="num" w:pos="1440"/>
-        </w:tabs>
-        <w:ind w:left="1440" w:hanging="1440"/>
-      </w:pPr>
-      <w:rPr>
-        <w:rFonts w:hint="default"/>
-      </w:rPr>
-    </w:lvl>
-    <w:lvl w:ilvl="8">
-      <w:start w:val="1"/>
-      <w:numFmt w:val="decimal"/>
-      <w:lvlText w:val="%1.%2.%3.%4.%5.%6.%7.%8.%9"/>
-      <w:lvlJc w:val="left"/>
-      <w:pPr>
-        <w:tabs>
-          <w:tab w:val="num" w:pos="1800"/>
-        </w:tabs>
         <w:ind w:left="1800" w:hanging="1800"/>
       </w:pPr>
       <w:rPr>
@@ -12197,276 +7897,35 @@
     </w:lvl>
   </w:abstractNum>
   <w:num w:numId="1">
-    <w:abstractNumId w:val="10"/>
+    <w:abstractNumId w:val="3"/>
   </w:num>
   <w:num w:numId="2">
-    <w:abstractNumId w:val="46"/>
+    <w:abstractNumId w:val="2"/>
   </w:num>
   <w:num w:numId="3">
-    <w:abstractNumId w:val="45"/>
+    <w:abstractNumId w:val="0"/>
   </w:num>
   <w:num w:numId="4">
-    <w:abstractNumId w:val="35"/>
-  </w:num>
-  <w:num w:numId="5">
-    <w:abstractNumId w:val="22"/>
-  </w:num>
-  <w:num w:numId="6">
-    <w:abstractNumId w:val="25"/>
-  </w:num>
-  <w:num w:numId="7">
-    <w:abstractNumId w:val="9"/>
-  </w:num>
-  <w:num w:numId="8">
-    <w:abstractNumId w:val="5"/>
-  </w:num>
-  <w:num w:numId="9">
-    <w:abstractNumId w:val="24"/>
-  </w:num>
-  <w:num w:numId="10">
-    <w:abstractNumId w:val="6"/>
-  </w:num>
-  <w:num w:numId="11">
-    <w:abstractNumId w:val="16"/>
-  </w:num>
-  <w:num w:numId="12">
     <w:abstractNumId w:val="4"/>
-  </w:num>
-  <w:num w:numId="13">
-    <w:abstractNumId w:val="23"/>
-  </w:num>
-  <w:num w:numId="14">
-    <w:abstractNumId w:val="38"/>
-  </w:num>
-  <w:num w:numId="15">
-    <w:abstractNumId w:val="27"/>
     <w:lvlOverride w:ilvl="0">
       <w:startOverride w:val="1"/>
     </w:lvlOverride>
-    <w:lvlOverride w:ilvl="1">
-      <w:startOverride w:val="1"/>
-    </w:lvlOverride>
-    <w:lvlOverride w:ilvl="2">
-      <w:startOverride w:val="1"/>
-    </w:lvlOverride>
-    <w:lvlOverride w:ilvl="3">
-      <w:startOverride w:val="1"/>
-    </w:lvlOverride>
-    <w:lvlOverride w:ilvl="4">
-      <w:startOverride w:val="1"/>
-    </w:lvlOverride>
-    <w:lvlOverride w:ilvl="5">
-      <w:startOverride w:val="1"/>
-    </w:lvlOverride>
-    <w:lvlOverride w:ilvl="6">
-      <w:startOverride w:val="1"/>
-    </w:lvlOverride>
-    <w:lvlOverride w:ilvl="7">
-      <w:startOverride w:val="1"/>
-    </w:lvlOverride>
-    <w:lvlOverride w:ilvl="8">
-      <w:startOverride w:val="1"/>
-    </w:lvlOverride>
+    <w:lvlOverride w:ilvl="1"/>
+    <w:lvlOverride w:ilvl="2"/>
+    <w:lvlOverride w:ilvl="3"/>
+    <w:lvlOverride w:ilvl="4"/>
+    <w:lvlOverride w:ilvl="5"/>
+    <w:lvlOverride w:ilvl="6"/>
+    <w:lvlOverride w:ilvl="7"/>
+    <w:lvlOverride w:ilvl="8"/>
   </w:num>
-  <w:num w:numId="16">
-    <w:abstractNumId w:val="30"/>
-  </w:num>
-  <w:num w:numId="17">
-    <w:abstractNumId w:val="43"/>
-  </w:num>
-  <w:num w:numId="18">
-    <w:abstractNumId w:val="15"/>
-  </w:num>
-  <w:num w:numId="19">
-    <w:abstractNumId w:val="26"/>
-  </w:num>
-  <w:num w:numId="20">
-    <w:abstractNumId w:val="27"/>
-  </w:num>
-  <w:num w:numId="21">
-    <w:abstractNumId w:val="40"/>
-  </w:num>
-  <w:num w:numId="22">
-    <w:abstractNumId w:val="2"/>
-  </w:num>
-  <w:num w:numId="23">
-    <w:abstractNumId w:val="7"/>
-  </w:num>
-  <w:num w:numId="24">
-    <w:abstractNumId w:val="39"/>
-  </w:num>
-  <w:num w:numId="25">
-    <w:abstractNumId w:val="41"/>
-  </w:num>
-  <w:num w:numId="26">
-    <w:abstractNumId w:val="44"/>
-  </w:num>
-  <w:num w:numId="27">
-    <w:abstractNumId w:val="8"/>
-    <w:lvlOverride w:ilvl="0">
-      <w:startOverride w:val="8"/>
-    </w:lvlOverride>
-    <w:lvlOverride w:ilvl="1">
-      <w:startOverride w:val="1"/>
-    </w:lvlOverride>
-    <w:lvlOverride w:ilvl="2">
-      <w:startOverride w:val="1"/>
-    </w:lvlOverride>
-    <w:lvlOverride w:ilvl="3">
-      <w:startOverride w:val="1"/>
-    </w:lvlOverride>
-    <w:lvlOverride w:ilvl="4">
-      <w:startOverride w:val="1"/>
-    </w:lvlOverride>
-    <w:lvlOverride w:ilvl="5">
-      <w:startOverride w:val="1"/>
-    </w:lvlOverride>
-    <w:lvlOverride w:ilvl="6">
-      <w:startOverride w:val="1"/>
-    </w:lvlOverride>
-    <w:lvlOverride w:ilvl="7">
-      <w:startOverride w:val="1"/>
-    </w:lvlOverride>
-    <w:lvlOverride w:ilvl="8">
-      <w:startOverride w:val="1"/>
-    </w:lvlOverride>
-  </w:num>
-  <w:num w:numId="28">
-    <w:abstractNumId w:val="19"/>
-  </w:num>
-  <w:num w:numId="29">
-    <w:abstractNumId w:val="37"/>
-  </w:num>
-  <w:num w:numId="30">
-    <w:abstractNumId w:val="13"/>
-  </w:num>
-  <w:num w:numId="31">
-    <w:abstractNumId w:val="12"/>
-  </w:num>
-  <w:num w:numId="32">
-    <w:abstractNumId w:val="17"/>
-  </w:num>
-  <w:num w:numId="33">
-    <w:abstractNumId w:val="36"/>
-  </w:num>
-  <w:num w:numId="34">
-    <w:abstractNumId w:val="33"/>
-  </w:num>
-  <w:num w:numId="35">
-    <w:abstractNumId w:val="20"/>
-  </w:num>
-  <w:num w:numId="36">
-    <w:abstractNumId w:val="42"/>
-  </w:num>
-  <w:num w:numId="37">
-    <w:abstractNumId w:val="32"/>
-  </w:num>
-  <w:num w:numId="38">
+  <w:num w:numId="5">
     <w:abstractNumId w:val="1"/>
   </w:num>
-  <w:num w:numId="39">
-    <w:abstractNumId w:val="36"/>
-    <w:lvlOverride w:ilvl="0"/>
-    <w:lvlOverride w:ilvl="1">
-      <w:startOverride w:val="1"/>
-    </w:lvlOverride>
-    <w:lvlOverride w:ilvl="2">
-      <w:startOverride w:val="1"/>
-    </w:lvlOverride>
-    <w:lvlOverride w:ilvl="3">
-      <w:startOverride w:val="1"/>
-    </w:lvlOverride>
-    <w:lvlOverride w:ilvl="4">
-      <w:startOverride w:val="1"/>
-    </w:lvlOverride>
-    <w:lvlOverride w:ilvl="5">
-      <w:startOverride w:val="1"/>
-    </w:lvlOverride>
-    <w:lvlOverride w:ilvl="6">
-      <w:startOverride w:val="1"/>
-    </w:lvlOverride>
-    <w:lvlOverride w:ilvl="7">
-      <w:startOverride w:val="1"/>
-    </w:lvlOverride>
-    <w:lvlOverride w:ilvl="8">
-      <w:startOverride w:val="1"/>
-    </w:lvlOverride>
+  <w:num w:numId="6">
+    <w:abstractNumId w:val="5"/>
   </w:num>
-  <w:num w:numId="40">
-    <w:abstractNumId w:val="21"/>
-  </w:num>
-  <w:num w:numId="41">
-    <w:abstractNumId w:val="3"/>
-  </w:num>
-  <w:num w:numId="42">
-    <w:abstractNumId w:val="31"/>
-  </w:num>
-  <w:num w:numId="43">
-    <w:abstractNumId w:val="11"/>
-  </w:num>
-  <w:num w:numId="44">
-    <w:abstractNumId w:val="18"/>
-  </w:num>
-  <w:num w:numId="45">
-    <w:abstractNumId w:val="29"/>
-  </w:num>
-  <w:num w:numId="46">
-    <w:abstractNumId w:val="14"/>
-  </w:num>
-  <w:num w:numId="47">
-    <w:abstractNumId w:val="34"/>
-    <w:lvlOverride w:ilvl="0">
-      <w:lvl w:ilvl="0">
-        <w:numFmt w:val="bullet"/>
-        <w:lvlText w:val=""/>
-        <w:lvlJc w:val="left"/>
-        <w:pPr>
-          <w:tabs>
-            <w:tab w:val="num" w:pos="720"/>
-          </w:tabs>
-          <w:ind w:left="720" w:hanging="360"/>
-        </w:pPr>
-        <w:rPr>
-          <w:rFonts w:ascii="Wingdings" w:hAnsi="Wingdings" w:hint="default"/>
-          <w:sz w:val="20"/>
-        </w:rPr>
-      </w:lvl>
-    </w:lvlOverride>
-  </w:num>
-  <w:num w:numId="48">
-    <w:abstractNumId w:val="28"/>
-  </w:num>
-  <w:num w:numId="49">
-    <w:abstractNumId w:val="0"/>
-  </w:num>
-  <w:num w:numId="50">
-    <w:abstractNumId w:val="0"/>
-    <w:lvlOverride w:ilvl="0"/>
-    <w:lvlOverride w:ilvl="1">
-      <w:startOverride w:val="1"/>
-    </w:lvlOverride>
-    <w:lvlOverride w:ilvl="2">
-      <w:startOverride w:val="1"/>
-    </w:lvlOverride>
-    <w:lvlOverride w:ilvl="3">
-      <w:startOverride w:val="1"/>
-    </w:lvlOverride>
-    <w:lvlOverride w:ilvl="4">
-      <w:startOverride w:val="1"/>
-    </w:lvlOverride>
-    <w:lvlOverride w:ilvl="5">
-      <w:startOverride w:val="1"/>
-    </w:lvlOverride>
-    <w:lvlOverride w:ilvl="6">
-      <w:startOverride w:val="1"/>
-    </w:lvlOverride>
-    <w:lvlOverride w:ilvl="7">
-      <w:startOverride w:val="1"/>
-    </w:lvlOverride>
-    <w:lvlOverride w:ilvl="8">
-      <w:startOverride w:val="1"/>
-    </w:lvlOverride>
-  </w:num>
+  <w:numIdMacAtCleanup w:val="4"/>
 </w:numbering>
 </file>
 

--- a/templates/iso14001_stage1.docx
+++ b/templates/iso14001_stage1.docx
@@ -350,6 +350,7 @@
           <w:szCs w:val="22"/>
         </w:rPr>
       </w:pPr>
+      <w:proofErr w:type="gramStart"/>
       <w:r>
         <w:rPr>
           <w:rFonts w:ascii="Arial" w:hAnsi="Arial" w:cs="Arial"/>
@@ -370,6 +371,7 @@
         <w:t>organizationName</w:t>
       </w:r>
       <w:proofErr w:type="spellEnd"/>
+      <w:proofErr w:type="gramEnd"/>
       <w:r>
         <w:rPr>
           <w:rFonts w:ascii="Arial" w:hAnsi="Arial" w:cs="Arial"/>
@@ -390,6 +392,7 @@
           <w:shd w:val="clear" w:color="auto" w:fill="FFFFFF"/>
         </w:rPr>
       </w:pPr>
+      <w:proofErr w:type="gramStart"/>
       <w:r>
         <w:rPr>
           <w:rFonts w:ascii="Arial" w:hAnsi="Arial" w:cs="Arial"/>
@@ -397,7 +400,17 @@
           <w:color w:val="000000"/>
           <w:shd w:val="clear" w:color="auto" w:fill="FFFFFF"/>
         </w:rPr>
-        <w:t>{{ address }}</w:t>
+        <w:t>{{ address</w:t>
+      </w:r>
+      <w:proofErr w:type="gramEnd"/>
+      <w:r>
+        <w:rPr>
+          <w:rFonts w:ascii="Arial" w:hAnsi="Arial" w:cs="Arial"/>
+          <w:b/>
+          <w:color w:val="000000"/>
+          <w:shd w:val="clear" w:color="auto" w:fill="FFFFFF"/>
+        </w:rPr>
+        <w:t xml:space="preserve"> }}</w:t>
       </w:r>
     </w:p>
     <w:p>
@@ -531,6 +544,7 @@
                 <w:rFonts w:ascii="Arial" w:hAnsi="Arial" w:cs="Arial"/>
               </w:rPr>
             </w:pPr>
+            <w:proofErr w:type="gramStart"/>
             <w:r>
               <w:rPr>
                 <w:rFonts w:ascii="Arial" w:hAnsi="Arial" w:cs="Arial"/>
@@ -545,6 +559,7 @@
               <w:t>organizationName</w:t>
             </w:r>
             <w:proofErr w:type="spellEnd"/>
+            <w:proofErr w:type="gramEnd"/>
             <w:r>
               <w:rPr>
                 <w:rFonts w:ascii="Arial" w:hAnsi="Arial" w:cs="Arial"/>
@@ -588,11 +603,19 @@
                 <w:rFonts w:ascii="Arial" w:hAnsi="Arial" w:cs="Arial"/>
               </w:rPr>
             </w:pPr>
-            <w:r>
-              <w:rPr>
-                <w:rFonts w:ascii="Arial" w:hAnsi="Arial" w:cs="Arial"/>
-              </w:rPr>
-              <w:t>{{ address }}</w:t>
+            <w:proofErr w:type="gramStart"/>
+            <w:r>
+              <w:rPr>
+                <w:rFonts w:ascii="Arial" w:hAnsi="Arial" w:cs="Arial"/>
+              </w:rPr>
+              <w:t>{{ address</w:t>
+            </w:r>
+            <w:proofErr w:type="gramEnd"/>
+            <w:r>
+              <w:rPr>
+                <w:rFonts w:ascii="Arial" w:hAnsi="Arial" w:cs="Arial"/>
+              </w:rPr>
+              <w:t xml:space="preserve"> }}</w:t>
             </w:r>
           </w:p>
         </w:tc>
@@ -631,6 +654,7 @@
                 <w:rFonts w:ascii="Arial" w:hAnsi="Arial" w:cs="Arial"/>
               </w:rPr>
             </w:pPr>
+            <w:proofErr w:type="gramStart"/>
             <w:r>
               <w:rPr>
                 <w:rFonts w:ascii="Arial" w:hAnsi="Arial" w:cs="Arial"/>
@@ -645,6 +669,7 @@
               <w:t>siteAddress</w:t>
             </w:r>
             <w:proofErr w:type="spellEnd"/>
+            <w:proofErr w:type="gramEnd"/>
             <w:r>
               <w:rPr>
                 <w:rFonts w:ascii="Arial" w:hAnsi="Arial" w:cs="Arial"/>
@@ -688,6 +713,7 @@
                 <w:rFonts w:ascii="Arial" w:hAnsi="Arial" w:cs="Arial"/>
               </w:rPr>
             </w:pPr>
+            <w:proofErr w:type="gramStart"/>
             <w:r>
               <w:rPr>
                 <w:rFonts w:ascii="Arial" w:hAnsi="Arial" w:cs="Arial"/>
@@ -702,6 +728,7 @@
               <w:t>emailId</w:t>
             </w:r>
             <w:proofErr w:type="spellEnd"/>
+            <w:proofErr w:type="gramEnd"/>
             <w:r>
               <w:rPr>
                 <w:rFonts w:ascii="Arial" w:hAnsi="Arial" w:cs="Arial"/>
@@ -745,6 +772,7 @@
                 <w:rFonts w:ascii="Arial" w:hAnsi="Arial" w:cs="Arial"/>
               </w:rPr>
             </w:pPr>
+            <w:proofErr w:type="gramStart"/>
             <w:r>
               <w:rPr>
                 <w:rFonts w:ascii="Arial" w:hAnsi="Arial" w:cs="Arial"/>
@@ -759,6 +787,7 @@
               <w:t>contactPerson</w:t>
             </w:r>
             <w:proofErr w:type="spellEnd"/>
+            <w:proofErr w:type="gramEnd"/>
             <w:r>
               <w:rPr>
                 <w:rFonts w:ascii="Arial" w:hAnsi="Arial" w:cs="Arial"/>
@@ -802,6 +831,7 @@
                 <w:rFonts w:ascii="Arial" w:hAnsi="Arial" w:cs="Arial"/>
               </w:rPr>
             </w:pPr>
+            <w:proofErr w:type="gramStart"/>
             <w:r>
               <w:rPr>
                 <w:rFonts w:ascii="Arial" w:hAnsi="Arial" w:cs="Arial"/>
@@ -816,6 +846,7 @@
               <w:t>telephoneFax</w:t>
             </w:r>
             <w:proofErr w:type="spellEnd"/>
+            <w:proofErr w:type="gramEnd"/>
             <w:r>
               <w:rPr>
                 <w:rFonts w:ascii="Arial" w:hAnsi="Arial" w:cs="Arial"/>
@@ -866,13 +897,23 @@
                 <w:szCs w:val="22"/>
               </w:rPr>
             </w:pPr>
-            <w:r>
-              <w:rPr>
-                <w:rFonts w:ascii="Arial" w:hAnsi="Arial" w:cs="Arial"/>
-                <w:sz w:val="22"/>
-                <w:szCs w:val="22"/>
-              </w:rPr>
-              <w:t>{{ scope }}</w:t>
+            <w:proofErr w:type="gramStart"/>
+            <w:r>
+              <w:rPr>
+                <w:rFonts w:ascii="Arial" w:hAnsi="Arial" w:cs="Arial"/>
+                <w:sz w:val="22"/>
+                <w:szCs w:val="22"/>
+              </w:rPr>
+              <w:t>{{ scope</w:t>
+            </w:r>
+            <w:proofErr w:type="gramEnd"/>
+            <w:r>
+              <w:rPr>
+                <w:rFonts w:ascii="Arial" w:hAnsi="Arial" w:cs="Arial"/>
+                <w:sz w:val="22"/>
+                <w:szCs w:val="22"/>
+              </w:rPr>
+              <w:t xml:space="preserve"> }}</w:t>
             </w:r>
           </w:p>
         </w:tc>
@@ -979,6 +1020,7 @@
                 <w:rFonts w:ascii="Arial" w:hAnsi="Arial" w:cs="Arial"/>
               </w:rPr>
             </w:pPr>
+            <w:proofErr w:type="gramStart"/>
             <w:r>
               <w:rPr>
                 <w:rFonts w:ascii="Arial" w:hAnsi="Arial" w:cs="Arial"/>
@@ -993,6 +1035,7 @@
               <w:t>iafCode</w:t>
             </w:r>
             <w:proofErr w:type="spellEnd"/>
+            <w:proofErr w:type="gramEnd"/>
             <w:r>
               <w:rPr>
                 <w:rFonts w:ascii="Arial" w:hAnsi="Arial" w:cs="Arial"/>
@@ -1040,6 +1083,7 @@
                 <w:rFonts w:ascii="Arial" w:hAnsi="Arial" w:cs="Arial"/>
               </w:rPr>
             </w:pPr>
+            <w:proofErr w:type="gramStart"/>
             <w:r>
               <w:rPr>
                 <w:rFonts w:ascii="Arial" w:hAnsi="Arial" w:cs="Arial"/>
@@ -1054,6 +1098,7 @@
               <w:t>numberOfEmployees</w:t>
             </w:r>
             <w:proofErr w:type="spellEnd"/>
+            <w:proofErr w:type="gramEnd"/>
             <w:r>
               <w:rPr>
                 <w:rFonts w:ascii="Arial" w:hAnsi="Arial" w:cs="Arial"/>
@@ -1103,6 +1148,7 @@
                 <w:rFonts w:ascii="Arial" w:hAnsi="Arial" w:cs="Arial"/>
               </w:rPr>
             </w:pPr>
+            <w:proofErr w:type="gramStart"/>
             <w:r>
               <w:rPr>
                 <w:rFonts w:ascii="Arial" w:hAnsi="Arial" w:cs="Arial"/>
@@ -1117,6 +1163,7 @@
               <w:t>auditTeam</w:t>
             </w:r>
             <w:proofErr w:type="spellEnd"/>
+            <w:proofErr w:type="gramEnd"/>
             <w:r>
               <w:rPr>
                 <w:rFonts w:ascii="Arial" w:hAnsi="Arial" w:cs="Arial"/>
@@ -1178,14 +1225,29 @@
               <w:rPr>
                 <w:rFonts w:ascii="Arial" w:hAnsi="Arial" w:cs="Arial"/>
               </w:rPr>
-              <w:t xml:space="preserve">(s):  </w:t>
+              <w:t>(s)</w:t>
+            </w:r>
+            <w:proofErr w:type="gramStart"/>
+            <w:r>
+              <w:rPr>
+                <w:rFonts w:ascii="Arial" w:hAnsi="Arial" w:cs="Arial"/>
+              </w:rPr>
+              <w:t xml:space="preserve">:  </w:t>
             </w:r>
             <w:r>
               <w:rPr>
                 <w:rFonts w:ascii="Calibri" w:hAnsi="Calibri"/>
                 <w:szCs w:val="22"/>
               </w:rPr>
-              <w:t>{{</w:t>
+              <w:t>{</w:t>
+            </w:r>
+            <w:proofErr w:type="gramEnd"/>
+            <w:r>
+              <w:rPr>
+                <w:rFonts w:ascii="Calibri" w:hAnsi="Calibri"/>
+                <w:szCs w:val="22"/>
+              </w:rPr>
+              <w:t>{</w:t>
             </w:r>
             <w:proofErr w:type="spellStart"/>
             <w:r>
@@ -1502,457 +1564,6 @@
     </w:tbl>
     <w:p>
       <w:pPr>
-        <w:jc w:val="center"/>
-        <w:rPr>
-          <w:rFonts w:ascii="Arial" w:hAnsi="Arial" w:cs="Arial"/>
-          <w:b/>
-        </w:rPr>
-      </w:pPr>
-    </w:p>
-    <w:p>
-      <w:pPr>
-        <w:jc w:val="center"/>
-        <w:rPr>
-          <w:rFonts w:ascii="Arial" w:hAnsi="Arial" w:cs="Arial"/>
-          <w:b/>
-        </w:rPr>
-      </w:pPr>
-    </w:p>
-    <w:tbl>
-      <w:tblPr>
-        <w:tblW w:w="0" w:type="auto"/>
-        <w:tblBorders>
-          <w:top w:val="single" w:sz="4" w:space="0" w:color="000000"/>
-          <w:left w:val="single" w:sz="4" w:space="0" w:color="000000"/>
-          <w:bottom w:val="single" w:sz="4" w:space="0" w:color="000000"/>
-          <w:right w:val="single" w:sz="4" w:space="0" w:color="000000"/>
-          <w:insideH w:val="single" w:sz="4" w:space="0" w:color="000000"/>
-          <w:insideV w:val="single" w:sz="4" w:space="0" w:color="000000"/>
-        </w:tblBorders>
-        <w:tblLook w:val="04A0" w:firstRow="1" w:lastRow="0" w:firstColumn="1" w:lastColumn="0" w:noHBand="0" w:noVBand="1"/>
-      </w:tblPr>
-      <w:tblGrid>
-        <w:gridCol w:w="683"/>
-        <w:gridCol w:w="10198"/>
-      </w:tblGrid>
-      <w:tr>
-        <w:tc>
-          <w:tcPr>
-            <w:tcW w:w="10881" w:type="dxa"/>
-            <w:gridSpan w:val="2"/>
-          </w:tcPr>
-          <w:p>
-            <w:pPr>
-              <w:tabs>
-                <w:tab w:val="center" w:pos="4320"/>
-                <w:tab w:val="right" w:pos="8640"/>
-              </w:tabs>
-              <w:jc w:val="center"/>
-              <w:rPr>
-                <w:rFonts w:ascii="Arial" w:hAnsi="Arial" w:cs="Arial"/>
-                <w:b/>
-              </w:rPr>
-            </w:pPr>
-            <w:r>
-              <w:rPr>
-                <w:rFonts w:ascii="Arial" w:hAnsi="Arial" w:cs="Arial"/>
-                <w:b/>
-              </w:rPr>
-              <w:t>Observations</w:t>
-            </w:r>
-          </w:p>
-        </w:tc>
-      </w:tr>
-      <w:tr>
-        <w:tc>
-          <w:tcPr>
-            <w:tcW w:w="683" w:type="dxa"/>
-          </w:tcPr>
-          <w:p>
-            <w:pPr>
-              <w:tabs>
-                <w:tab w:val="center" w:pos="4320"/>
-                <w:tab w:val="right" w:pos="8640"/>
-              </w:tabs>
-              <w:rPr>
-                <w:rFonts w:ascii="Arial" w:hAnsi="Arial" w:cs="Arial"/>
-              </w:rPr>
-            </w:pPr>
-          </w:p>
-        </w:tc>
-        <w:tc>
-          <w:tcPr>
-            <w:tcW w:w="10198" w:type="dxa"/>
-          </w:tcPr>
-          <w:p>
-            <w:pPr>
-              <w:tabs>
-                <w:tab w:val="center" w:pos="4320"/>
-                <w:tab w:val="right" w:pos="8640"/>
-              </w:tabs>
-              <w:rPr>
-                <w:rFonts w:ascii="Arial" w:hAnsi="Arial" w:cs="Arial"/>
-                <w:sz w:val="20"/>
-                <w:szCs w:val="20"/>
-              </w:rPr>
-            </w:pPr>
-          </w:p>
-        </w:tc>
-      </w:tr>
-      <w:tr>
-        <w:tc>
-          <w:tcPr>
-            <w:tcW w:w="683" w:type="dxa"/>
-          </w:tcPr>
-          <w:p>
-            <w:pPr>
-              <w:tabs>
-                <w:tab w:val="center" w:pos="4320"/>
-                <w:tab w:val="right" w:pos="8640"/>
-              </w:tabs>
-              <w:rPr>
-                <w:rFonts w:ascii="Arial" w:hAnsi="Arial" w:cs="Arial"/>
-              </w:rPr>
-            </w:pPr>
-          </w:p>
-        </w:tc>
-        <w:tc>
-          <w:tcPr>
-            <w:tcW w:w="10198" w:type="dxa"/>
-          </w:tcPr>
-          <w:p>
-            <w:pPr>
-              <w:pStyle w:val="BodyText2"/>
-              <w:keepLines/>
-              <w:numPr>
-                <w:ilvl w:val="12"/>
-                <w:numId w:val="0"/>
-              </w:numPr>
-              <w:tabs>
-                <w:tab w:val="left" w:pos="720"/>
-                <w:tab w:val="left" w:pos="1701"/>
-                <w:tab w:val="left" w:pos="2552"/>
-                <w:tab w:val="center" w:pos="4320"/>
-                <w:tab w:val="right" w:pos="8640"/>
-              </w:tabs>
-              <w:spacing w:after="0" w:line="276" w:lineRule="auto"/>
-              <w:jc w:val="both"/>
-              <w:rPr>
-                <w:rFonts w:ascii="Arial" w:hAnsi="Arial" w:cs="Arial"/>
-                <w:sz w:val="20"/>
-                <w:szCs w:val="20"/>
-              </w:rPr>
-            </w:pPr>
-          </w:p>
-        </w:tc>
-      </w:tr>
-      <w:tr>
-        <w:tc>
-          <w:tcPr>
-            <w:tcW w:w="683" w:type="dxa"/>
-          </w:tcPr>
-          <w:p>
-            <w:pPr>
-              <w:tabs>
-                <w:tab w:val="center" w:pos="4320"/>
-                <w:tab w:val="right" w:pos="8640"/>
-              </w:tabs>
-              <w:rPr>
-                <w:rFonts w:ascii="Arial" w:hAnsi="Arial" w:cs="Arial"/>
-              </w:rPr>
-            </w:pPr>
-          </w:p>
-        </w:tc>
-        <w:tc>
-          <w:tcPr>
-            <w:tcW w:w="10198" w:type="dxa"/>
-          </w:tcPr>
-          <w:p>
-            <w:pPr>
-              <w:pStyle w:val="BodyText2"/>
-              <w:keepLines/>
-              <w:numPr>
-                <w:ilvl w:val="12"/>
-                <w:numId w:val="0"/>
-              </w:numPr>
-              <w:tabs>
-                <w:tab w:val="left" w:pos="720"/>
-                <w:tab w:val="left" w:pos="1701"/>
-                <w:tab w:val="left" w:pos="2552"/>
-                <w:tab w:val="center" w:pos="4320"/>
-                <w:tab w:val="right" w:pos="8640"/>
-              </w:tabs>
-              <w:spacing w:after="0" w:line="276" w:lineRule="auto"/>
-              <w:jc w:val="both"/>
-              <w:rPr>
-                <w:rFonts w:ascii="Arial" w:hAnsi="Arial" w:cs="Arial"/>
-                <w:sz w:val="20"/>
-                <w:szCs w:val="20"/>
-              </w:rPr>
-            </w:pPr>
-          </w:p>
-        </w:tc>
-      </w:tr>
-      <w:tr>
-        <w:tc>
-          <w:tcPr>
-            <w:tcW w:w="683" w:type="dxa"/>
-          </w:tcPr>
-          <w:p>
-            <w:pPr>
-              <w:tabs>
-                <w:tab w:val="center" w:pos="4320"/>
-                <w:tab w:val="right" w:pos="8640"/>
-              </w:tabs>
-              <w:rPr>
-                <w:rFonts w:ascii="Arial" w:hAnsi="Arial" w:cs="Arial"/>
-              </w:rPr>
-            </w:pPr>
-          </w:p>
-        </w:tc>
-        <w:tc>
-          <w:tcPr>
-            <w:tcW w:w="10198" w:type="dxa"/>
-          </w:tcPr>
-          <w:p>
-            <w:pPr>
-              <w:tabs>
-                <w:tab w:val="center" w:pos="4320"/>
-                <w:tab w:val="right" w:pos="8640"/>
-              </w:tabs>
-              <w:spacing w:line="360" w:lineRule="auto"/>
-              <w:jc w:val="both"/>
-              <w:rPr>
-                <w:rFonts w:ascii="Arial" w:hAnsi="Arial" w:cs="Arial"/>
-                <w:sz w:val="20"/>
-                <w:szCs w:val="20"/>
-              </w:rPr>
-            </w:pPr>
-          </w:p>
-        </w:tc>
-      </w:tr>
-      <w:tr>
-        <w:tc>
-          <w:tcPr>
-            <w:tcW w:w="10881" w:type="dxa"/>
-            <w:gridSpan w:val="2"/>
-          </w:tcPr>
-          <w:p>
-            <w:pPr>
-              <w:widowControl w:val="0"/>
-              <w:autoSpaceDE w:val="0"/>
-              <w:autoSpaceDN w:val="0"/>
-              <w:adjustRightInd w:val="0"/>
-              <w:jc w:val="both"/>
-              <w:rPr>
-                <w:rFonts w:ascii="Arial" w:hAnsi="Arial" w:cs="Arial"/>
-                <w:b/>
-                <w:bCs/>
-                <w:spacing w:val="-1"/>
-                <w:sz w:val="32"/>
-                <w:szCs w:val="32"/>
-              </w:rPr>
-            </w:pPr>
-            <w:r>
-              <w:rPr>
-                <w:rFonts w:ascii="Arial" w:hAnsi="Arial" w:cs="Arial"/>
-                <w:b/>
-                <w:bCs/>
-                <w:spacing w:val="-1"/>
-                <w:sz w:val="32"/>
-                <w:szCs w:val="32"/>
-              </w:rPr>
-              <w:t>Non-Conformities</w:t>
-            </w:r>
-            <w:r>
-              <w:rPr>
-                <w:rFonts w:ascii="Arial" w:hAnsi="Arial" w:cs="Arial"/>
-                <w:b/>
-                <w:bCs/>
-                <w:spacing w:val="-1"/>
-                <w:sz w:val="32"/>
-                <w:szCs w:val="32"/>
-              </w:rPr>
-              <w:t xml:space="preserve"> Raised </w:t>
-            </w:r>
-          </w:p>
-          <w:p>
-            <w:pPr>
-              <w:widowControl w:val="0"/>
-              <w:autoSpaceDE w:val="0"/>
-              <w:autoSpaceDN w:val="0"/>
-              <w:adjustRightInd w:val="0"/>
-              <w:jc w:val="both"/>
-              <w:rPr>
-                <w:rFonts w:ascii="Arial" w:hAnsi="Arial" w:cs="Arial"/>
-                <w:b/>
-                <w:bCs/>
-                <w:spacing w:val="-1"/>
-                <w:sz w:val="32"/>
-                <w:szCs w:val="32"/>
-              </w:rPr>
-            </w:pPr>
-            <w:r>
-              <w:rPr>
-                <w:rFonts w:ascii="Arial" w:hAnsi="Arial" w:cs="Arial"/>
-                <w:b/>
-                <w:bCs/>
-                <w:spacing w:val="-1"/>
-              </w:rPr>
-              <w:t xml:space="preserve">__0__Minor___0____   Major </w:t>
-            </w:r>
-            <w:r>
-              <w:rPr>
-                <w:rFonts w:ascii="Arial" w:hAnsi="Arial" w:cs="Arial"/>
-                <w:b/>
-                <w:bCs/>
-                <w:spacing w:val="-1"/>
-              </w:rPr>
-              <w:t>Non-conformance</w:t>
-            </w:r>
-            <w:r>
-              <w:rPr>
-                <w:rFonts w:ascii="Arial" w:hAnsi="Arial" w:cs="Arial"/>
-                <w:b/>
-                <w:bCs/>
-                <w:spacing w:val="-1"/>
-              </w:rPr>
-              <w:t xml:space="preserve"> identified in the Stage 1 audit, details of </w:t>
-            </w:r>
-            <w:r>
-              <w:rPr>
-                <w:rFonts w:ascii="Arial" w:hAnsi="Arial" w:cs="Arial"/>
-                <w:b/>
-                <w:bCs/>
-                <w:spacing w:val="-1"/>
-              </w:rPr>
-              <w:t>Non-Conformance</w:t>
-            </w:r>
-            <w:r>
-              <w:rPr>
-                <w:rFonts w:ascii="Arial" w:hAnsi="Arial" w:cs="Arial"/>
-                <w:b/>
-                <w:bCs/>
-                <w:spacing w:val="-1"/>
-              </w:rPr>
-              <w:t xml:space="preserve"> in CAR Format (</w:t>
-            </w:r>
-            <w:r>
-              <w:rPr>
-                <w:rFonts w:ascii="Arial" w:hAnsi="Arial" w:cs="Arial"/>
-                <w:b/>
-                <w:bCs/>
-                <w:spacing w:val="-1"/>
-              </w:rPr>
-              <w:t>AGI</w:t>
-            </w:r>
-            <w:r>
-              <w:rPr>
-                <w:rFonts w:ascii="Arial" w:hAnsi="Arial" w:cs="Arial"/>
-                <w:b/>
-                <w:bCs/>
-                <w:spacing w:val="-1"/>
-              </w:rPr>
-              <w:t>-F-28</w:t>
-            </w:r>
-            <w:r>
-              <w:rPr>
-                <w:rFonts w:ascii="Arial" w:hAnsi="Arial" w:cs="Arial"/>
-                <w:b/>
-                <w:bCs/>
-                <w:spacing w:val="-1"/>
-              </w:rPr>
-              <w:t xml:space="preserve">) </w:t>
-            </w:r>
-            <w:r>
-              <w:rPr>
-                <w:rFonts w:ascii="Arial" w:hAnsi="Arial" w:cs="Arial"/>
-                <w:bCs/>
-                <w:i/>
-                <w:spacing w:val="-1"/>
-              </w:rPr>
-              <w:t xml:space="preserve">(Note: the detailed NC is to be submitted and accepted by the client on </w:t>
-            </w:r>
-            <w:r>
-              <w:rPr>
-                <w:rFonts w:ascii="Arial" w:hAnsi="Arial" w:cs="Arial"/>
-                <w:bCs/>
-                <w:i/>
-                <w:spacing w:val="-1"/>
-              </w:rPr>
-              <w:t>AGI</w:t>
-            </w:r>
-            <w:r>
-              <w:rPr>
-                <w:rFonts w:ascii="Arial" w:hAnsi="Arial" w:cs="Arial"/>
-                <w:bCs/>
-                <w:i/>
-                <w:spacing w:val="-1"/>
-              </w:rPr>
-              <w:t>-F-28)</w:t>
-            </w:r>
-          </w:p>
-          <w:p>
-            <w:pPr>
-              <w:jc w:val="both"/>
-              <w:rPr>
-                <w:rFonts w:ascii="Arial" w:hAnsi="Arial" w:cs="Arial"/>
-                <w:i/>
-                <w:iCs/>
-              </w:rPr>
-            </w:pPr>
-            <w:r>
-              <w:rPr>
-                <w:rFonts w:ascii="Arial" w:hAnsi="Arial" w:cs="Arial"/>
-                <w:i/>
-                <w:iCs/>
-              </w:rPr>
-              <w:t>Please respond by using your own corrective action form and include the root cause analysis with systemic corrective action. Failure to include root cause analysis with systemic corrective</w:t>
-            </w:r>
-            <w:r>
-              <w:rPr>
-                <w:rFonts w:ascii="Arial" w:hAnsi="Arial" w:cs="Arial"/>
-                <w:i/>
-                <w:iCs/>
-                <w:spacing w:val="-1"/>
-                <w:sz w:val="15"/>
-                <w:szCs w:val="15"/>
-              </w:rPr>
-              <w:t xml:space="preserve"> </w:t>
-            </w:r>
-            <w:r>
-              <w:rPr>
-                <w:rFonts w:ascii="Arial" w:hAnsi="Arial" w:cs="Arial"/>
-                <w:i/>
-                <w:iCs/>
-              </w:rPr>
-              <w:t>action will result in your responses being rejected by Lead Auditor</w:t>
-            </w:r>
-          </w:p>
-        </w:tc>
-      </w:tr>
-    </w:tbl>
-    <w:p>
-      <w:pPr>
-        <w:jc w:val="center"/>
-        <w:rPr>
-          <w:rFonts w:ascii="Arial" w:hAnsi="Arial" w:cs="Arial"/>
-          <w:b/>
-        </w:rPr>
-      </w:pPr>
-    </w:p>
-    <w:p>
-      <w:pPr>
-        <w:jc w:val="center"/>
-        <w:rPr>
-          <w:rFonts w:ascii="Arial" w:hAnsi="Arial" w:cs="Arial"/>
-          <w:b/>
-        </w:rPr>
-      </w:pPr>
-    </w:p>
-    <w:p>
-      <w:pPr>
-        <w:jc w:val="center"/>
         <w:rPr>
           <w:rFonts w:ascii="Arial" w:hAnsi="Arial" w:cs="Arial"/>
           <w:b/>
@@ -2082,7 +1693,6 @@
                 <w:sz w:val="22"/>
                 <w:szCs w:val="22"/>
               </w:rPr>
-              <w:lastRenderedPageBreak/>
               <w:t>Client Understanding of the requirements of ISO 14001:2015</w:t>
             </w:r>
           </w:p>
@@ -2106,7 +1716,25 @@
                 <w:bCs/>
                 <w:iCs/>
               </w:rPr>
-              <w:t>The company employees understands needs for the ISO 14001standard and how the standards adoption is important for their organization. Company leader demonstrate leadership and commitment with the respect to the environmental management system.</w:t>
+              <w:t xml:space="preserve">The company employees </w:t>
+            </w:r>
+            <w:proofErr w:type="gramStart"/>
+            <w:r>
+              <w:rPr>
+                <w:rFonts w:ascii="Arial" w:hAnsi="Arial" w:cs="Arial"/>
+                <w:bCs/>
+                <w:iCs/>
+              </w:rPr>
+              <w:t>understands</w:t>
+            </w:r>
+            <w:proofErr w:type="gramEnd"/>
+            <w:r>
+              <w:rPr>
+                <w:rFonts w:ascii="Arial" w:hAnsi="Arial" w:cs="Arial"/>
+                <w:bCs/>
+                <w:iCs/>
+              </w:rPr>
+              <w:t xml:space="preserve"> needs for the ISO 14001standard and how the standards adoption is important for their organization. Company leader demonstrate leadership and commitment with the respect to the environmental management system.</w:t>
             </w:r>
           </w:p>
         </w:tc>
@@ -2321,6 +1949,7 @@
                 <w:bCs/>
                 <w:iCs/>
               </w:rPr>
+              <w:lastRenderedPageBreak/>
               <w:t>Any change in employee detail?</w:t>
             </w:r>
           </w:p>
@@ -3269,7 +2898,6 @@
                 <w:b/>
                 <w:bCs/>
               </w:rPr>
-              <w:lastRenderedPageBreak/>
               <w:t xml:space="preserve">4.4 </w:t>
             </w:r>
             <w:r>
@@ -3960,6 +3588,7 @@
                 <w:b/>
                 <w:bCs/>
               </w:rPr>
+              <w:lastRenderedPageBreak/>
               <w:t xml:space="preserve">6.1.3 </w:t>
             </w:r>
             <w:r>
@@ -5035,7 +4664,6 @@
                 <w:b/>
                 <w:bCs/>
               </w:rPr>
-              <w:lastRenderedPageBreak/>
               <w:t>9.1 Monitoring, measurement, analysis and evaluation</w:t>
             </w:r>
           </w:p>
@@ -5684,6 +5312,7 @@
               <w:rPr>
                 <w:rFonts w:ascii="Arial" w:hAnsi="Arial" w:cs="Arial"/>
               </w:rPr>
+              <w:lastRenderedPageBreak/>
               <w:t>{{clause}}</w:t>
             </w:r>
           </w:p>
@@ -5800,6 +5429,50 @@
           <w:b/>
         </w:rPr>
       </w:pPr>
+    </w:p>
+    <w:p>
+      <w:pPr>
+        <w:jc w:val="center"/>
+        <w:rPr>
+          <w:rFonts w:ascii="Arial" w:hAnsi="Arial" w:cs="Arial"/>
+          <w:b/>
+          <w:color w:val="FF0000"/>
+          <w:sz w:val="22"/>
+          <w:szCs w:val="22"/>
+        </w:rPr>
+      </w:pPr>
+      <w:r>
+        <w:rPr>
+          <w:rFonts w:ascii="Arial" w:hAnsi="Arial" w:cs="Arial"/>
+          <w:b/>
+          <w:color w:val="FF0000"/>
+          <w:sz w:val="22"/>
+          <w:szCs w:val="22"/>
+        </w:rPr>
+        <w:t xml:space="preserve">Status of </w:t>
+      </w:r>
+      <w:proofErr w:type="gramStart"/>
+      <w:r>
+        <w:rPr>
+          <w:rFonts w:ascii="Arial" w:hAnsi="Arial" w:cs="Arial"/>
+          <w:b/>
+          <w:color w:val="FF0000"/>
+          <w:sz w:val="22"/>
+          <w:szCs w:val="22"/>
+        </w:rPr>
+        <w:t>Non Conformities</w:t>
+      </w:r>
+      <w:proofErr w:type="gramEnd"/>
+      <w:r>
+        <w:rPr>
+          <w:rFonts w:ascii="Arial" w:hAnsi="Arial" w:cs="Arial"/>
+          <w:b/>
+          <w:color w:val="FF0000"/>
+          <w:sz w:val="22"/>
+          <w:szCs w:val="22"/>
+        </w:rPr>
+        <w:t xml:space="preserve"> Raised:</w:t>
+      </w:r>
     </w:p>
     <w:tbl>
       <w:tblPr>
@@ -5829,31 +5502,17 @@
           <w:p>
             <w:pPr>
               <w:rPr>
-                <w:rFonts w:ascii="Arial" w:hAnsi="Arial" w:cs="Arial"/>
-                <w:b/>
-                <w:sz w:val="22"/>
-                <w:szCs w:val="22"/>
-              </w:rPr>
-            </w:pPr>
-            <w:r>
-              <w:rPr>
-                <w:rFonts w:ascii="Arial" w:hAnsi="Arial" w:cs="Arial"/>
-                <w:b/>
-                <w:sz w:val="22"/>
-                <w:szCs w:val="22"/>
-              </w:rPr>
-              <w:t>Minor NCs Raised:</w:t>
-            </w:r>
-          </w:p>
-          <w:p>
-            <w:pPr>
-              <w:rPr>
-                <w:rFonts w:ascii="Arial" w:hAnsi="Arial" w:cs="Arial"/>
-                <w:b/>
-                <w:sz w:val="22"/>
-                <w:szCs w:val="22"/>
-              </w:rPr>
-            </w:pPr>
+                <w:rFonts w:cs="Calibri"/>
+                <w:b/>
+              </w:rPr>
+            </w:pPr>
+            <w:r>
+              <w:rPr>
+                <w:rFonts w:cs="Calibri"/>
+                <w:b/>
+              </w:rPr>
+              <w:t>Minor NCs raised:</w:t>
+            </w:r>
           </w:p>
           <w:p>
             <w:pPr>
@@ -5868,6 +5527,122 @@
         </w:tc>
       </w:tr>
     </w:tbl>
+    <w:p>
+      <w:pPr>
+        <w:rPr>
+          <w:rFonts w:ascii="Arial" w:hAnsi="Arial" w:cs="Arial"/>
+          <w:b/>
+        </w:rPr>
+      </w:pPr>
+    </w:p>
+    <w:p>
+      <w:pPr>
+        <w:jc w:val="center"/>
+        <w:rPr>
+          <w:rFonts w:ascii="Arial" w:hAnsi="Arial" w:cs="Arial"/>
+          <w:b/>
+          <w:color w:val="FF0000"/>
+          <w:sz w:val="22"/>
+          <w:szCs w:val="22"/>
+        </w:rPr>
+      </w:pPr>
+      <w:r>
+        <w:rPr>
+          <w:rFonts w:ascii="Arial" w:hAnsi="Arial" w:cs="Arial"/>
+          <w:b/>
+          <w:color w:val="FF0000"/>
+          <w:sz w:val="22"/>
+          <w:szCs w:val="22"/>
+        </w:rPr>
+        <w:t>Observations</w:t>
+      </w:r>
+      <w:r>
+        <w:rPr>
+          <w:rFonts w:ascii="Arial" w:hAnsi="Arial" w:cs="Arial"/>
+          <w:b/>
+          <w:color w:val="FF0000"/>
+          <w:sz w:val="22"/>
+          <w:szCs w:val="22"/>
+        </w:rPr>
+        <w:t>:</w:t>
+      </w:r>
+    </w:p>
+    <w:tbl>
+      <w:tblPr>
+        <w:tblW w:w="0" w:type="auto"/>
+        <w:tblBorders>
+          <w:top w:val="single" w:sz="4" w:space="0" w:color="000000"/>
+          <w:left w:val="single" w:sz="4" w:space="0" w:color="000000"/>
+          <w:bottom w:val="single" w:sz="4" w:space="0" w:color="000000"/>
+          <w:right w:val="single" w:sz="4" w:space="0" w:color="000000"/>
+          <w:insideH w:val="single" w:sz="4" w:space="0" w:color="000000"/>
+          <w:insideV w:val="single" w:sz="4" w:space="0" w:color="000000"/>
+        </w:tblBorders>
+        <w:tblLook w:val="04A0" w:firstRow="1" w:lastRow="0" w:firstColumn="1" w:lastColumn="0" w:noHBand="0" w:noVBand="1"/>
+      </w:tblPr>
+      <w:tblGrid>
+        <w:gridCol w:w="11016"/>
+      </w:tblGrid>
+      <w:tr>
+        <w:tc>
+          <w:tcPr>
+            <w:tcW w:w="11016" w:type="dxa"/>
+            <w:shd w:val="clear" w:color="auto" w:fill="auto"/>
+          </w:tcPr>
+          <w:p>
+            <w:pPr>
+              <w:rPr>
+                <w:rFonts w:ascii="Calibri" w:hAnsi="Calibri" w:cs="Calibri"/>
+                <w:b/>
+              </w:rPr>
+            </w:pPr>
+            <w:r>
+              <w:rPr>
+                <w:rFonts w:ascii="Calibri" w:hAnsi="Calibri" w:cs="Calibri"/>
+                <w:b/>
+              </w:rPr>
+              <w:t>Observations</w:t>
+            </w:r>
+            <w:r>
+              <w:rPr>
+                <w:rFonts w:ascii="Calibri" w:hAnsi="Calibri" w:cs="Calibri"/>
+                <w:b/>
+              </w:rPr>
+              <w:t xml:space="preserve"> raised</w:t>
+            </w:r>
+            <w:r>
+              <w:rPr>
+                <w:rFonts w:ascii="Calibri" w:hAnsi="Calibri" w:cs="Calibri"/>
+                <w:b/>
+              </w:rPr>
+              <w:t>:</w:t>
+            </w:r>
+          </w:p>
+          <w:p>
+            <w:pPr>
+              <w:rPr>
+                <w:rFonts w:ascii="Arial" w:hAnsi="Arial" w:cs="Arial"/>
+                <w:b/>
+                <w:color w:val="FF0000"/>
+                <w:sz w:val="22"/>
+                <w:szCs w:val="22"/>
+              </w:rPr>
+            </w:pPr>
+          </w:p>
+        </w:tc>
+      </w:tr>
+    </w:tbl>
+    <w:p>
+      <w:pPr>
+        <w:rPr>
+          <w:rFonts w:ascii="Arial" w:hAnsi="Arial" w:cs="Arial"/>
+          <w:b/>
+          <w:color w:val="FF0000"/>
+          <w:sz w:val="22"/>
+          <w:szCs w:val="22"/>
+        </w:rPr>
+      </w:pPr>
+    </w:p>
     <w:p>
       <w:pPr>
         <w:rPr>
@@ -6429,7 +6204,16 @@
                 <w:sz w:val="22"/>
                 <w:szCs w:val="22"/>
               </w:rPr>
-              <w:t>Date:</w:t>
+              <w:t>Date</w:t>
+            </w:r>
+            <w:proofErr w:type="gramStart"/>
+            <w:r>
+              <w:rPr>
+                <w:rFonts w:ascii="Arial" w:hAnsi="Arial" w:cs="Arial"/>
+                <w:sz w:val="22"/>
+                <w:szCs w:val="22"/>
+              </w:rPr>
+              <w:t>:</w:t>
             </w:r>
             <w:r>
               <w:rPr>
@@ -6445,7 +6229,16 @@
                 <w:sz w:val="22"/>
                 <w:szCs w:val="22"/>
               </w:rPr>
-              <w:t>{{</w:t>
+              <w:t>{</w:t>
+            </w:r>
+            <w:proofErr w:type="gramEnd"/>
+            <w:r>
+              <w:rPr>
+                <w:rFonts w:ascii="Arial" w:hAnsi="Arial" w:cs="Arial"/>
+                <w:sz w:val="22"/>
+                <w:szCs w:val="22"/>
+              </w:rPr>
+              <w:t>{</w:t>
             </w:r>
             <w:proofErr w:type="spellStart"/>
             <w:r>
@@ -6863,7 +6656,6 @@
                 <w:sz w:val="22"/>
                 <w:szCs w:val="20"/>
               </w:rPr>
-              <w:lastRenderedPageBreak/>
               <w:t>DATE OF REVIEW</w:t>
             </w:r>
           </w:p>
@@ -6957,6 +6749,7 @@
         <w:t xml:space="preserve"> returned back to AGI in the event of </w:t>
       </w:r>
       <w:proofErr w:type="spellStart"/>
+      <w:proofErr w:type="gramStart"/>
       <w:r>
         <w:rPr>
           <w:i/>
@@ -6967,6 +6760,7 @@
         <w:t>expiry,suspension</w:t>
       </w:r>
       <w:proofErr w:type="spellEnd"/>
+      <w:proofErr w:type="gramEnd"/>
       <w:r>
         <w:rPr>
           <w:i/>
@@ -8227,7 +8021,7 @@
   <w:style w:type="paragraph" w:default="1" w:styleId="Normal">
     <w:name w:val="Normal"/>
     <w:qFormat/>
-    <w:rsid w:val="0005314B"/>
+    <w:rsid w:val="00956F44"/>
     <w:rPr>
       <w:sz w:val="24"/>
       <w:szCs w:val="24"/>
